--- a/STRIX_EXECUTION_CONTROL_STRATEGY.docx
+++ b/STRIX_EXECUTION_CONTROL_STRATEGY.docx
@@ -62,7 +62,7 @@
           <w:sz w:val="28"/>
           <w:szCs w:val="28"/>
         </w:rPr>
-        <w:t xml:space="preserve">EXECUTION CONTROL FOR THE AI ERA</w:t>
+        <w:t xml:space="preserve">EXECUTION INTELLIGENCE FOR SOFTWARE SYSTEMS</w:t>
       </w:r>
     </w:p>
     <w:p>
@@ -96,7 +96,7 @@
           <w:sz w:val="26"/>
           <w:szCs w:val="26"/>
         </w:rPr>
-        <w:t xml:space="preserve">Strategic Analysis &amp; Category Definition</w:t>
+        <w:t xml:space="preserve">Complete Architecture &amp; Strategic Analysis</w:t>
       </w:r>
     </w:p>
     <w:p>
@@ -113,7 +113,7 @@
           <w:sz w:val="22"/>
           <w:szCs w:val="22"/>
         </w:rPr>
-        <w:t xml:space="preserve">Derived from production evidence. Not theory.</w:t>
+        <w:t xml:space="preserve">Derived from production code, Console engine source, and live deployment.</w:t>
       </w:r>
     </w:p>
     <w:p>
@@ -187,7 +187,7 @@
           <w:b/>
           <w:bCs/>
         </w:rPr>
-        <w:t xml:space="preserve">PHASE 1: WHAT STRIX ACTUALLY IS</w:t>
+        <w:t xml:space="preserve">PHASE 1: THE FULL SYSTEM</w:t>
       </w:r>
     </w:p>
     <w:p>
@@ -207,7 +207,7 @@
           <w:sz w:val="24"/>
           <w:szCs w:val="24"/>
         </w:rPr>
-        <w:t xml:space="preserve">This section is derived entirely from production code running in a live application. No theory. No roadmap. Only what exists and is enforceable today.</w:t>
+        <w:t xml:space="preserve">Strix is two things: a governance control plane (the Console) and an embeddable kernel (the SDK integration). The Academy platform demonstrates the kernel. The Console IS the product. This section documents both.</w:t>
       </w:r>
     </w:p>
     <w:p>
@@ -220,7 +220,7 @@
           <w:b/>
           <w:bCs/>
         </w:rPr>
-        <w:t xml:space="preserve">The System</w:t>
+        <w:t xml:space="preserve">1A. The Strix Console — The Product</w:t>
       </w:r>
     </w:p>
     <w:p>
@@ -234,7 +234,20 @@
           <w:sz w:val="22"/>
           <w:szCs w:val="22"/>
         </w:rPr>
-        <w:t xml:space="preserve">Strix is an execution control kernel that embeds directly into your application’s mutation layer. It intercepts every state-changing operation—before the operation executes—and makes a three-way decision: allow, deny, or escalate. Every decision is recorded as immutable evidence. There is no configuration that skips evaluation. There is no API endpoint that bypasses the kernel.</w:t>
+        <w:t xml:space="preserve">The Strix Console (apps/strix-console) is a Next.js 16 application deployed at velarisgroup.app. It is not a marketing site with a demo backend. It is a governance control plane that implements a frozen decision state machine, multi-party approval workflows, HMAC-signed execution tokens, scope-bound capability grants, breakglass emergency overrides, and an immutable evidence trail. It is the product.</w:t>
+      </w:r>
+    </w:p>
+    <w:p>
+      <w:pPr>
+        <w:pStyle w:val="Heading3"/>
+        <w:spacing w:after="200" w:before="360"/>
+      </w:pPr>
+      <w:r>
+        <w:rPr>
+          <w:b/>
+          <w:bCs/>
+        </w:rPr>
+        <w:t xml:space="preserve">The Decision State Machine</w:t>
       </w:r>
     </w:p>
     <w:p>
@@ -248,59 +261,28 @@
           <w:sz w:val="22"/>
           <w:szCs w:val="22"/>
         </w:rPr>
-        <w:t xml:space="preserve">In the production implementation running inside The Academy platform (a full-stack SaaS application with 55 database tables, a React Native mobile app, and 9 automated cron jobs), Strix governs 84 capabilities: 75 tRPC admin mutations and 9 scheduled automation functions. Every single one passes through the governance middleware. Zero exceptions.</w:t>
-      </w:r>
-    </w:p>
-    <w:p>
-      <w:pPr>
-        <w:pStyle w:val="Heading2"/>
-        <w:spacing w:after="200" w:before="360"/>
-      </w:pPr>
-      <w:r>
-        <w:rPr>
-          <w:b/>
-          <w:bCs/>
-        </w:rPr>
-        <w:t xml:space="preserve">The Architecture</w:t>
-      </w:r>
-    </w:p>
-    <w:p>
-      <w:pPr>
-        <w:spacing w:after="160"/>
-      </w:pPr>
-      <w:r>
-        <w:rPr>
-          <w:rFonts w:ascii="Arial" w:cs="Arial" w:eastAsia="Arial" w:hAnsi="Arial"/>
-          <w:b/>
-          <w:bCs/>
-          <w:color w:val="0F172A"/>
-          <w:sz w:val="22"/>
-          <w:szCs w:val="22"/>
-        </w:rPr>
-        <w:t xml:space="preserve">The governed-procedure pattern. </w:t>
-      </w:r>
-      <w:r>
-        <w:rPr>
-          <w:rFonts w:ascii="Arial" w:cs="Arial" w:eastAsia="Arial" w:hAnsi="Arial"/>
-          <w:color w:val="334155"/>
-          <w:sz w:val="22"/>
-          <w:szCs w:val="22"/>
-        </w:rPr>
-        <w:t xml:space="preserve">Every admin mutation in the application is defined using governedProcedure(capabilityId) instead of the raw adminProcedure builder. This is not a wrapper you opt into per-route. It is the procedure builder itself. The mutation handler is defined inside the .mutation() closure—there is no alternate code path that reaches the handler without first passing through governance evaluation.</w:t>
-      </w:r>
-    </w:p>
-    <w:p>
-      <w:pPr>
-        <w:spacing w:after="160"/>
-      </w:pPr>
-      <w:r>
-        <w:rPr>
-          <w:rFonts w:ascii="Arial" w:cs="Arial" w:eastAsia="Arial" w:hAnsi="Arial"/>
-          <w:color w:val="334155"/>
-          <w:sz w:val="22"/>
-          <w:szCs w:val="22"/>
-        </w:rPr>
-        <w:t xml:space="preserve">The middleware executes a deterministic evaluation pipeline:</w:t>
+        <w:t xml:space="preserve">Every governed action in Strix follows a strict lifecycle implemented in DecisionService (1,244 lines). The state machine is frozen — transitions are one-way and structurally enforced:</w:t>
+      </w:r>
+    </w:p>
+    <w:p>
+      <w:pPr>
+        <w:shd w:fill="F1F5F9" w:val="clear"/>
+        <w:spacing w:after="200" w:before="200"/>
+        <w:ind w:left="480" w:right="480"/>
+      </w:pPr>
+      <w:r>
+        <w:rPr>
+          <w:rFonts w:ascii="Arial" w:cs="Arial" w:eastAsia="Arial" w:hAnsi="Arial"/>
+          <w:color w:val="0F172A"/>
+          <w:sz w:val="22"/>
+          <w:szCs w:val="22"/>
+        </w:rPr>
+        <w:t xml:space="preserve">DRAFT → PROPOSED → EVALUATED → APPROVED → EXECUTING → EXECUTED
+                                                    │
+                                          BREAKGLASS (CRITICAL only)
+                                                    │
+                                               EXECUTING → EXECUTED
+Branch states: REJECTED, FAILED, EXPIRED (all terminal)</w:t>
       </w:r>
     </w:p>
     <w:p>
@@ -321,16 +303,16 @@
           <w:sz w:val="22"/>
           <w:szCs w:val="22"/>
         </w:rPr>
-        <w:t xml:space="preserve">Actor identification. </w:t>
-      </w:r>
-      <w:r>
-        <w:rPr>
-          <w:rFonts w:ascii="Arial" w:cs="Arial" w:eastAsia="Arial" w:hAnsi="Arial"/>
-          <w:color w:val="334155"/>
-          <w:sz w:val="22"/>
-          <w:szCs w:val="22"/>
-        </w:rPr>
-        <w:t xml:space="preserve">Extract user ID, role, and email from the authenticated tRPC context.</w:t>
+        <w:t xml:space="preserve">DRAFT → PROPOSED. </w:t>
+      </w:r>
+      <w:r>
+        <w:rPr>
+          <w:rFonts w:ascii="Arial" w:cs="Arial" w:eastAsia="Arial" w:hAnsi="Arial"/>
+          <w:color w:val="334155"/>
+          <w:sz w:val="22"/>
+          <w:szCs w:val="22"/>
+        </w:rPr>
+        <w:t xml:space="preserve">The decision is submitted for evaluation. No policy evaluation yet.</w:t>
       </w:r>
     </w:p>
     <w:p>
@@ -351,16 +333,16 @@
           <w:sz w:val="22"/>
           <w:szCs w:val="22"/>
         </w:rPr>
-        <w:t xml:space="preserve">Capability lookup. </w:t>
-      </w:r>
-      <w:r>
-        <w:rPr>
-          <w:rFonts w:ascii="Arial" w:cs="Arial" w:eastAsia="Arial" w:hAnsi="Arial"/>
-          <w:color w:val="334155"/>
-          <w:sz w:val="22"/>
-          <w:szCs w:val="22"/>
-        </w:rPr>
-        <w:t xml:space="preserve">Resolve the capabilityId against the capability registry—a static, typed array of 84 entries with risk classification, domain, and approval requirements.</w:t>
+        <w:t xml:space="preserve">PROPOSED → EVALUATED. </w:t>
+      </w:r>
+      <w:r>
+        <w:rPr>
+          <w:rFonts w:ascii="Arial" w:cs="Arial" w:eastAsia="Arial" w:hAnsi="Arial"/>
+          <w:color w:val="334155"/>
+          <w:sz w:val="22"/>
+          <w:szCs w:val="22"/>
+        </w:rPr>
+        <w:t xml:space="preserve">The PolicyEngine runs. A policy snapshot is captured and frozen for the entire decision lifecycle. The snapshot is immutable — attempting to re-evaluate throws PolicyImmutableError. Risk level (LOW/MEDIUM/HIGH/CRITICAL) is classified. Approval requirements are set.</w:t>
       </w:r>
     </w:p>
     <w:p>
@@ -381,16 +363,16 @@
           <w:sz w:val="22"/>
           <w:szCs w:val="22"/>
         </w:rPr>
-        <w:t xml:space="preserve">Policy evaluation. </w:t>
-      </w:r>
-      <w:r>
-        <w:rPr>
-          <w:rFonts w:ascii="Arial" w:cs="Arial" w:eastAsia="Arial" w:hAnsi="Arial"/>
-          <w:color w:val="334155"/>
-          <w:sz w:val="22"/>
-          <w:szCs w:val="22"/>
-        </w:rPr>
-        <w:t xml:space="preserve">When the Strix SDK is configured, the external policy engine is consulted. When it is not, a local deterministic policy evaluates the action based on risk level and approval requirements.</w:t>
+        <w:t xml:space="preserve">EVALUATED → APPROVED. </w:t>
+      </w:r>
+      <w:r>
+        <w:rPr>
+          <w:rFonts w:ascii="Arial" w:cs="Arial" w:eastAsia="Arial" w:hAnsi="Arial"/>
+          <w:color w:val="334155"/>
+          <w:sz w:val="22"/>
+          <w:szCs w:val="22"/>
+        </w:rPr>
+        <w:t xml:space="preserve">Approvals are collected until the quorum is met. Self-approval is forbidden for HIGH/CRITICAL. Each approval records actor, method (manual/auto/breakglass), comment, and timestamp. Approval TTL is enforced with a rolling window.</w:t>
       </w:r>
     </w:p>
     <w:p>
@@ -411,16 +393,16 @@
           <w:sz w:val="22"/>
           <w:szCs w:val="22"/>
         </w:rPr>
-        <w:t xml:space="preserve">Decision enforcement. </w:t>
-      </w:r>
-      <w:r>
-        <w:rPr>
-          <w:rFonts w:ascii="Arial" w:cs="Arial" w:eastAsia="Arial" w:hAnsi="Arial"/>
-          <w:color w:val="334155"/>
-          <w:sz w:val="22"/>
-          <w:szCs w:val="22"/>
-        </w:rPr>
-        <w:t xml:space="preserve">DENY throws a TRPCError with code FORBIDDEN. The handler never executes. ESCALATE records the escalation and proceeds (soft escalation until approval UI exists). ALLOW proceeds.</w:t>
+        <w:t xml:space="preserve">APPROVED → EXECUTING. </w:t>
+      </w:r>
+      <w:r>
+        <w:rPr>
+          <w:rFonts w:ascii="Arial" w:cs="Arial" w:eastAsia="Arial" w:hAnsi="Arial"/>
+          <w:color w:val="334155"/>
+          <w:sz w:val="22"/>
+          <w:szCs w:val="22"/>
+        </w:rPr>
+        <w:t xml:space="preserve">An HMAC-signed execution token is issued. The token is single-use, scope-bound, and time-limited (5-minute TTL). Fresh quorum is verified at this moment — if approvals have expired under the rolling TTL, execution is blocked with ApprovalsExpiredError.</w:t>
       </w:r>
     </w:p>
     <w:p>
@@ -441,16 +423,1900 @@
           <w:sz w:val="22"/>
           <w:szCs w:val="22"/>
         </w:rPr>
-        <w:t xml:space="preserve">Evidence persistence. </w:t>
-      </w:r>
-      <w:r>
-        <w:rPr>
-          <w:rFonts w:ascii="Arial" w:cs="Arial" w:eastAsia="Arial" w:hAnsi="Arial"/>
-          <w:color w:val="334155"/>
-          <w:sz w:val="22"/>
-          <w:szCs w:val="22"/>
-        </w:rPr>
-        <w:t xml:space="preserve">Every decision—allow, deny, or escalate—is written to the governance_evidence table in PostgreSQL. This happens for EVERY action, regardless of Strix SDK availability. Evidence is the system of record.</w:t>
+        <w:t xml:space="preserve">EXECUTING → EXECUTED or FAILED. </w:t>
+      </w:r>
+      <w:r>
+        <w:rPr>
+          <w:rFonts w:ascii="Arial" w:cs="Arial" w:eastAsia="Arial" w:hAnsi="Arial"/>
+          <w:color w:val="334155"/>
+          <w:sz w:val="22"/>
+          <w:szCs w:val="22"/>
+        </w:rPr>
+        <w:t xml:space="preserve">The caller submits a receipt with success/failure and optional result data. An evidence bundle is created: correlationId, policyVersion, riskLevel, approvals snapshot, artifactHashes, result, and retentionClass.</w:t>
+      </w:r>
+    </w:p>
+    <w:p>
+      <w:pPr>
+        <w:pStyle w:val="Heading3"/>
+        <w:spacing w:after="200" w:before="360"/>
+      </w:pPr>
+      <w:r>
+        <w:rPr>
+          <w:b/>
+          <w:bCs/>
+        </w:rPr>
+        <w:t xml:space="preserve">The Policy Engine</w:t>
+      </w:r>
+    </w:p>
+    <w:p>
+      <w:pPr>
+        <w:spacing w:after="160"/>
+      </w:pPr>
+      <w:r>
+        <w:rPr>
+          <w:rFonts w:ascii="Arial" w:cs="Arial" w:eastAsia="Arial" w:hAnsi="Arial"/>
+          <w:color w:val="334155"/>
+          <w:sz w:val="22"/>
+          <w:szCs w:val="22"/>
+        </w:rPr>
+        <w:t xml:space="preserve">PolicyEngine (336 lines) performs deterministic risk classification. It is content-addressable — getVersion() returns a SHA-256 hash of the engine’s rules, so policy snapshots are traceable to exact engine versions.</w:t>
+      </w:r>
+    </w:p>
+    <w:tbl>
+      <w:tblPr>
+        <w:tblW w:type="dxa" w:w="9360"/>
+        <w:tblBorders>
+          <w:top w:val="single" w:color="auto" w:sz="4"/>
+          <w:left w:val="single" w:color="auto" w:sz="4"/>
+          <w:bottom w:val="single" w:color="auto" w:sz="4"/>
+          <w:right w:val="single" w:color="auto" w:sz="4"/>
+          <w:insideH w:val="single" w:color="auto" w:sz="4"/>
+          <w:insideV w:val="single" w:color="auto" w:sz="4"/>
+        </w:tblBorders>
+      </w:tblPr>
+      <w:tblGrid>
+        <w:gridCol w:w="1872"/>
+        <w:gridCol w:w="1872"/>
+        <w:gridCol w:w="1872"/>
+        <w:gridCol w:w="1872"/>
+        <w:gridCol w:w="1872"/>
+      </w:tblGrid>
+      <w:tr>
+        <w:tc>
+          <w:tcPr>
+            <w:tcW w:type="dxa" w:w="1872"/>
+            <w:tcBorders>
+              <w:top w:val="single" w:color="CBD5E1" w:sz="1"/>
+              <w:left w:val="single" w:color="CBD5E1" w:sz="1"/>
+              <w:bottom w:val="single" w:color="CBD5E1" w:sz="1"/>
+              <w:right w:val="single" w:color="CBD5E1" w:sz="1"/>
+            </w:tcBorders>
+            <w:shd w:fill="0F172A" w:val="clear"/>
+            <w:tcMar>
+              <w:top w:type="dxa" w:w="80"/>
+              <w:left w:type="dxa" w:w="120"/>
+              <w:bottom w:type="dxa" w:w="80"/>
+              <w:right w:type="dxa" w:w="120"/>
+            </w:tcMar>
+          </w:tcPr>
+          <w:p>
+            <w:r>
+              <w:rPr>
+                <w:rFonts w:ascii="Arial" w:cs="Arial" w:eastAsia="Arial" w:hAnsi="Arial"/>
+                <w:b/>
+                <w:bCs/>
+                <w:color w:val="FFFFFF"/>
+                <w:sz w:val="20"/>
+                <w:szCs w:val="20"/>
+              </w:rPr>
+              <w:t xml:space="preserve">Risk Level</w:t>
+            </w:r>
+          </w:p>
+        </w:tc>
+        <w:tc>
+          <w:tcPr>
+            <w:tcW w:type="dxa" w:w="1872"/>
+            <w:tcBorders>
+              <w:top w:val="single" w:color="CBD5E1" w:sz="1"/>
+              <w:left w:val="single" w:color="CBD5E1" w:sz="1"/>
+              <w:bottom w:val="single" w:color="CBD5E1" w:sz="1"/>
+              <w:right w:val="single" w:color="CBD5E1" w:sz="1"/>
+            </w:tcBorders>
+            <w:shd w:fill="0F172A" w:val="clear"/>
+            <w:tcMar>
+              <w:top w:type="dxa" w:w="80"/>
+              <w:left w:type="dxa" w:w="120"/>
+              <w:bottom w:type="dxa" w:w="80"/>
+              <w:right w:type="dxa" w:w="120"/>
+            </w:tcMar>
+          </w:tcPr>
+          <w:p>
+            <w:r>
+              <w:rPr>
+                <w:rFonts w:ascii="Arial" w:cs="Arial" w:eastAsia="Arial" w:hAnsi="Arial"/>
+                <w:b/>
+                <w:bCs/>
+                <w:color w:val="FFFFFF"/>
+                <w:sz w:val="20"/>
+                <w:szCs w:val="20"/>
+              </w:rPr>
+              <w:t xml:space="preserve">Approvals Required</w:t>
+            </w:r>
+          </w:p>
+        </w:tc>
+        <w:tc>
+          <w:tcPr>
+            <w:tcW w:type="dxa" w:w="1872"/>
+            <w:tcBorders>
+              <w:top w:val="single" w:color="CBD5E1" w:sz="1"/>
+              <w:left w:val="single" w:color="CBD5E1" w:sz="1"/>
+              <w:bottom w:val="single" w:color="CBD5E1" w:sz="1"/>
+              <w:right w:val="single" w:color="CBD5E1" w:sz="1"/>
+            </w:tcBorders>
+            <w:shd w:fill="0F172A" w:val="clear"/>
+            <w:tcMar>
+              <w:top w:type="dxa" w:w="80"/>
+              <w:left w:type="dxa" w:w="120"/>
+              <w:bottom w:type="dxa" w:w="80"/>
+              <w:right w:type="dxa" w:w="120"/>
+            </w:tcMar>
+          </w:tcPr>
+          <w:p>
+            <w:r>
+              <w:rPr>
+                <w:rFonts w:ascii="Arial" w:cs="Arial" w:eastAsia="Arial" w:hAnsi="Arial"/>
+                <w:b/>
+                <w:bCs/>
+                <w:color w:val="FFFFFF"/>
+                <w:sz w:val="20"/>
+                <w:szCs w:val="20"/>
+              </w:rPr>
+              <w:t xml:space="preserve">Self-Approval</w:t>
+            </w:r>
+          </w:p>
+        </w:tc>
+        <w:tc>
+          <w:tcPr>
+            <w:tcW w:type="dxa" w:w="1872"/>
+            <w:tcBorders>
+              <w:top w:val="single" w:color="CBD5E1" w:sz="1"/>
+              <w:left w:val="single" w:color="CBD5E1" w:sz="1"/>
+              <w:bottom w:val="single" w:color="CBD5E1" w:sz="1"/>
+              <w:right w:val="single" w:color="CBD5E1" w:sz="1"/>
+            </w:tcBorders>
+            <w:shd w:fill="0F172A" w:val="clear"/>
+            <w:tcMar>
+              <w:top w:type="dxa" w:w="80"/>
+              <w:left w:type="dxa" w:w="120"/>
+              <w:bottom w:type="dxa" w:w="80"/>
+              <w:right w:type="dxa" w:w="120"/>
+            </w:tcMar>
+          </w:tcPr>
+          <w:p>
+            <w:r>
+              <w:rPr>
+                <w:rFonts w:ascii="Arial" w:cs="Arial" w:eastAsia="Arial" w:hAnsi="Arial"/>
+                <w:b/>
+                <w:bCs/>
+                <w:color w:val="FFFFFF"/>
+                <w:sz w:val="20"/>
+                <w:szCs w:val="20"/>
+              </w:rPr>
+              <w:t xml:space="preserve">Breakglass Eligible</w:t>
+            </w:r>
+          </w:p>
+        </w:tc>
+        <w:tc>
+          <w:tcPr>
+            <w:tcW w:type="dxa" w:w="1872"/>
+            <w:tcBorders>
+              <w:top w:val="single" w:color="CBD5E1" w:sz="1"/>
+              <w:left w:val="single" w:color="CBD5E1" w:sz="1"/>
+              <w:bottom w:val="single" w:color="CBD5E1" w:sz="1"/>
+              <w:right w:val="single" w:color="CBD5E1" w:sz="1"/>
+            </w:tcBorders>
+            <w:shd w:fill="0F172A" w:val="clear"/>
+            <w:tcMar>
+              <w:top w:type="dxa" w:w="80"/>
+              <w:left w:type="dxa" w:w="120"/>
+              <w:bottom w:type="dxa" w:w="80"/>
+              <w:right w:type="dxa" w:w="120"/>
+            </w:tcMar>
+          </w:tcPr>
+          <w:p>
+            <w:r>
+              <w:rPr>
+                <w:rFonts w:ascii="Arial" w:cs="Arial" w:eastAsia="Arial" w:hAnsi="Arial"/>
+                <w:b/>
+                <w:bCs/>
+                <w:color w:val="FFFFFF"/>
+                <w:sz w:val="20"/>
+                <w:szCs w:val="20"/>
+              </w:rPr>
+              <w:t xml:space="preserve">TTL</w:t>
+            </w:r>
+          </w:p>
+        </w:tc>
+      </w:tr>
+      <w:tr>
+        <w:tc>
+          <w:tcPr>
+            <w:tcW w:type="dxa" w:w="1872"/>
+            <w:tcBorders>
+              <w:top w:val="single" w:color="CBD5E1" w:sz="1"/>
+              <w:left w:val="single" w:color="CBD5E1" w:sz="1"/>
+              <w:bottom w:val="single" w:color="CBD5E1" w:sz="1"/>
+              <w:right w:val="single" w:color="CBD5E1" w:sz="1"/>
+            </w:tcBorders>
+            <w:shd w:fill="FFFFFF" w:val="clear"/>
+            <w:tcMar>
+              <w:top w:type="dxa" w:w="80"/>
+              <w:left w:type="dxa" w:w="120"/>
+              <w:bottom w:type="dxa" w:w="80"/>
+              <w:right w:type="dxa" w:w="120"/>
+            </w:tcMar>
+          </w:tcPr>
+          <w:p>
+            <w:r>
+              <w:rPr>
+                <w:rFonts w:ascii="Arial" w:cs="Arial" w:eastAsia="Arial" w:hAnsi="Arial"/>
+                <w:b w:val="false"/>
+                <w:bCs w:val="false"/>
+                <w:color w:val="334155"/>
+                <w:sz w:val="20"/>
+                <w:szCs w:val="20"/>
+              </w:rPr>
+              <w:t xml:space="preserve">CRITICAL</w:t>
+            </w:r>
+          </w:p>
+        </w:tc>
+        <w:tc>
+          <w:tcPr>
+            <w:tcW w:type="dxa" w:w="1872"/>
+            <w:tcBorders>
+              <w:top w:val="single" w:color="CBD5E1" w:sz="1"/>
+              <w:left w:val="single" w:color="CBD5E1" w:sz="1"/>
+              <w:bottom w:val="single" w:color="CBD5E1" w:sz="1"/>
+              <w:right w:val="single" w:color="CBD5E1" w:sz="1"/>
+            </w:tcBorders>
+            <w:shd w:fill="FFFFFF" w:val="clear"/>
+            <w:tcMar>
+              <w:top w:type="dxa" w:w="80"/>
+              <w:left w:type="dxa" w:w="120"/>
+              <w:bottom w:type="dxa" w:w="80"/>
+              <w:right w:type="dxa" w:w="120"/>
+            </w:tcMar>
+          </w:tcPr>
+          <w:p>
+            <w:r>
+              <w:rPr>
+                <w:rFonts w:ascii="Arial" w:cs="Arial" w:eastAsia="Arial" w:hAnsi="Arial"/>
+                <w:b w:val="false"/>
+                <w:bCs w:val="false"/>
+                <w:color w:val="334155"/>
+                <w:sz w:val="20"/>
+                <w:szCs w:val="20"/>
+              </w:rPr>
+              <w:t xml:space="preserve">3</w:t>
+            </w:r>
+          </w:p>
+        </w:tc>
+        <w:tc>
+          <w:tcPr>
+            <w:tcW w:type="dxa" w:w="1872"/>
+            <w:tcBorders>
+              <w:top w:val="single" w:color="CBD5E1" w:sz="1"/>
+              <w:left w:val="single" w:color="CBD5E1" w:sz="1"/>
+              <w:bottom w:val="single" w:color="CBD5E1" w:sz="1"/>
+              <w:right w:val="single" w:color="CBD5E1" w:sz="1"/>
+            </w:tcBorders>
+            <w:shd w:fill="FFFFFF" w:val="clear"/>
+            <w:tcMar>
+              <w:top w:type="dxa" w:w="80"/>
+              <w:left w:type="dxa" w:w="120"/>
+              <w:bottom w:type="dxa" w:w="80"/>
+              <w:right w:type="dxa" w:w="120"/>
+            </w:tcMar>
+          </w:tcPr>
+          <w:p>
+            <w:r>
+              <w:rPr>
+                <w:rFonts w:ascii="Arial" w:cs="Arial" w:eastAsia="Arial" w:hAnsi="Arial"/>
+                <w:b w:val="false"/>
+                <w:bCs w:val="false"/>
+                <w:color w:val="334155"/>
+                <w:sz w:val="20"/>
+                <w:szCs w:val="20"/>
+              </w:rPr>
+              <w:t xml:space="preserve">Forbidden</w:t>
+            </w:r>
+          </w:p>
+        </w:tc>
+        <w:tc>
+          <w:tcPr>
+            <w:tcW w:type="dxa" w:w="1872"/>
+            <w:tcBorders>
+              <w:top w:val="single" w:color="CBD5E1" w:sz="1"/>
+              <w:left w:val="single" w:color="CBD5E1" w:sz="1"/>
+              <w:bottom w:val="single" w:color="CBD5E1" w:sz="1"/>
+              <w:right w:val="single" w:color="CBD5E1" w:sz="1"/>
+            </w:tcBorders>
+            <w:shd w:fill="FFFFFF" w:val="clear"/>
+            <w:tcMar>
+              <w:top w:type="dxa" w:w="80"/>
+              <w:left w:type="dxa" w:w="120"/>
+              <w:bottom w:type="dxa" w:w="80"/>
+              <w:right w:type="dxa" w:w="120"/>
+            </w:tcMar>
+          </w:tcPr>
+          <w:p>
+            <w:r>
+              <w:rPr>
+                <w:rFonts w:ascii="Arial" w:cs="Arial" w:eastAsia="Arial" w:hAnsi="Arial"/>
+                <w:b w:val="false"/>
+                <w:bCs w:val="false"/>
+                <w:color w:val="334155"/>
+                <w:sz w:val="20"/>
+                <w:szCs w:val="20"/>
+              </w:rPr>
+              <w:t xml:space="preserve">Yes</w:t>
+            </w:r>
+          </w:p>
+        </w:tc>
+        <w:tc>
+          <w:tcPr>
+            <w:tcW w:type="dxa" w:w="1872"/>
+            <w:tcBorders>
+              <w:top w:val="single" w:color="CBD5E1" w:sz="1"/>
+              <w:left w:val="single" w:color="CBD5E1" w:sz="1"/>
+              <w:bottom w:val="single" w:color="CBD5E1" w:sz="1"/>
+              <w:right w:val="single" w:color="CBD5E1" w:sz="1"/>
+            </w:tcBorders>
+            <w:shd w:fill="FFFFFF" w:val="clear"/>
+            <w:tcMar>
+              <w:top w:type="dxa" w:w="80"/>
+              <w:left w:type="dxa" w:w="120"/>
+              <w:bottom w:type="dxa" w:w="80"/>
+              <w:right w:type="dxa" w:w="120"/>
+            </w:tcMar>
+          </w:tcPr>
+          <w:p>
+            <w:r>
+              <w:rPr>
+                <w:rFonts w:ascii="Arial" w:cs="Arial" w:eastAsia="Arial" w:hAnsi="Arial"/>
+                <w:b w:val="false"/>
+                <w:bCs w:val="false"/>
+                <w:color w:val="334155"/>
+                <w:sz w:val="20"/>
+                <w:szCs w:val="20"/>
+              </w:rPr>
+              <w:t xml:space="preserve">24 hours</w:t>
+            </w:r>
+          </w:p>
+        </w:tc>
+      </w:tr>
+      <w:tr>
+        <w:tc>
+          <w:tcPr>
+            <w:tcW w:type="dxa" w:w="1872"/>
+            <w:tcBorders>
+              <w:top w:val="single" w:color="CBD5E1" w:sz="1"/>
+              <w:left w:val="single" w:color="CBD5E1" w:sz="1"/>
+              <w:bottom w:val="single" w:color="CBD5E1" w:sz="1"/>
+              <w:right w:val="single" w:color="CBD5E1" w:sz="1"/>
+            </w:tcBorders>
+            <w:shd w:fill="FFFFFF" w:val="clear"/>
+            <w:tcMar>
+              <w:top w:type="dxa" w:w="80"/>
+              <w:left w:type="dxa" w:w="120"/>
+              <w:bottom w:type="dxa" w:w="80"/>
+              <w:right w:type="dxa" w:w="120"/>
+            </w:tcMar>
+          </w:tcPr>
+          <w:p>
+            <w:r>
+              <w:rPr>
+                <w:rFonts w:ascii="Arial" w:cs="Arial" w:eastAsia="Arial" w:hAnsi="Arial"/>
+                <w:b w:val="false"/>
+                <w:bCs w:val="false"/>
+                <w:color w:val="334155"/>
+                <w:sz w:val="20"/>
+                <w:szCs w:val="20"/>
+              </w:rPr>
+              <w:t xml:space="preserve">HIGH</w:t>
+            </w:r>
+          </w:p>
+        </w:tc>
+        <w:tc>
+          <w:tcPr>
+            <w:tcW w:type="dxa" w:w="1872"/>
+            <w:tcBorders>
+              <w:top w:val="single" w:color="CBD5E1" w:sz="1"/>
+              <w:left w:val="single" w:color="CBD5E1" w:sz="1"/>
+              <w:bottom w:val="single" w:color="CBD5E1" w:sz="1"/>
+              <w:right w:val="single" w:color="CBD5E1" w:sz="1"/>
+            </w:tcBorders>
+            <w:shd w:fill="FFFFFF" w:val="clear"/>
+            <w:tcMar>
+              <w:top w:type="dxa" w:w="80"/>
+              <w:left w:type="dxa" w:w="120"/>
+              <w:bottom w:type="dxa" w:w="80"/>
+              <w:right w:type="dxa" w:w="120"/>
+            </w:tcMar>
+          </w:tcPr>
+          <w:p>
+            <w:r>
+              <w:rPr>
+                <w:rFonts w:ascii="Arial" w:cs="Arial" w:eastAsia="Arial" w:hAnsi="Arial"/>
+                <w:b w:val="false"/>
+                <w:bCs w:val="false"/>
+                <w:color w:val="334155"/>
+                <w:sz w:val="20"/>
+                <w:szCs w:val="20"/>
+              </w:rPr>
+              <w:t xml:space="preserve">2</w:t>
+            </w:r>
+          </w:p>
+        </w:tc>
+        <w:tc>
+          <w:tcPr>
+            <w:tcW w:type="dxa" w:w="1872"/>
+            <w:tcBorders>
+              <w:top w:val="single" w:color="CBD5E1" w:sz="1"/>
+              <w:left w:val="single" w:color="CBD5E1" w:sz="1"/>
+              <w:bottom w:val="single" w:color="CBD5E1" w:sz="1"/>
+              <w:right w:val="single" w:color="CBD5E1" w:sz="1"/>
+            </w:tcBorders>
+            <w:shd w:fill="FFFFFF" w:val="clear"/>
+            <w:tcMar>
+              <w:top w:type="dxa" w:w="80"/>
+              <w:left w:type="dxa" w:w="120"/>
+              <w:bottom w:type="dxa" w:w="80"/>
+              <w:right w:type="dxa" w:w="120"/>
+            </w:tcMar>
+          </w:tcPr>
+          <w:p>
+            <w:r>
+              <w:rPr>
+                <w:rFonts w:ascii="Arial" w:cs="Arial" w:eastAsia="Arial" w:hAnsi="Arial"/>
+                <w:b w:val="false"/>
+                <w:bCs w:val="false"/>
+                <w:color w:val="334155"/>
+                <w:sz w:val="20"/>
+                <w:szCs w:val="20"/>
+              </w:rPr>
+              <w:t xml:space="preserve">Forbidden</w:t>
+            </w:r>
+          </w:p>
+        </w:tc>
+        <w:tc>
+          <w:tcPr>
+            <w:tcW w:type="dxa" w:w="1872"/>
+            <w:tcBorders>
+              <w:top w:val="single" w:color="CBD5E1" w:sz="1"/>
+              <w:left w:val="single" w:color="CBD5E1" w:sz="1"/>
+              <w:bottom w:val="single" w:color="CBD5E1" w:sz="1"/>
+              <w:right w:val="single" w:color="CBD5E1" w:sz="1"/>
+            </w:tcBorders>
+            <w:shd w:fill="FFFFFF" w:val="clear"/>
+            <w:tcMar>
+              <w:top w:type="dxa" w:w="80"/>
+              <w:left w:type="dxa" w:w="120"/>
+              <w:bottom w:type="dxa" w:w="80"/>
+              <w:right w:type="dxa" w:w="120"/>
+            </w:tcMar>
+          </w:tcPr>
+          <w:p>
+            <w:r>
+              <w:rPr>
+                <w:rFonts w:ascii="Arial" w:cs="Arial" w:eastAsia="Arial" w:hAnsi="Arial"/>
+                <w:b w:val="false"/>
+                <w:bCs w:val="false"/>
+                <w:color w:val="334155"/>
+                <w:sz w:val="20"/>
+                <w:szCs w:val="20"/>
+              </w:rPr>
+              <w:t xml:space="preserve">No</w:t>
+            </w:r>
+          </w:p>
+        </w:tc>
+        <w:tc>
+          <w:tcPr>
+            <w:tcW w:type="dxa" w:w="1872"/>
+            <w:tcBorders>
+              <w:top w:val="single" w:color="CBD5E1" w:sz="1"/>
+              <w:left w:val="single" w:color="CBD5E1" w:sz="1"/>
+              <w:bottom w:val="single" w:color="CBD5E1" w:sz="1"/>
+              <w:right w:val="single" w:color="CBD5E1" w:sz="1"/>
+            </w:tcBorders>
+            <w:shd w:fill="FFFFFF" w:val="clear"/>
+            <w:tcMar>
+              <w:top w:type="dxa" w:w="80"/>
+              <w:left w:type="dxa" w:w="120"/>
+              <w:bottom w:type="dxa" w:w="80"/>
+              <w:right w:type="dxa" w:w="120"/>
+            </w:tcMar>
+          </w:tcPr>
+          <w:p>
+            <w:r>
+              <w:rPr>
+                <w:rFonts w:ascii="Arial" w:cs="Arial" w:eastAsia="Arial" w:hAnsi="Arial"/>
+                <w:b w:val="false"/>
+                <w:bCs w:val="false"/>
+                <w:color w:val="334155"/>
+                <w:sz w:val="20"/>
+                <w:szCs w:val="20"/>
+              </w:rPr>
+              <w:t xml:space="preserve">24 hours</w:t>
+            </w:r>
+          </w:p>
+        </w:tc>
+      </w:tr>
+      <w:tr>
+        <w:tc>
+          <w:tcPr>
+            <w:tcW w:type="dxa" w:w="1872"/>
+            <w:tcBorders>
+              <w:top w:val="single" w:color="CBD5E1" w:sz="1"/>
+              <w:left w:val="single" w:color="CBD5E1" w:sz="1"/>
+              <w:bottom w:val="single" w:color="CBD5E1" w:sz="1"/>
+              <w:right w:val="single" w:color="CBD5E1" w:sz="1"/>
+            </w:tcBorders>
+            <w:shd w:fill="FFFFFF" w:val="clear"/>
+            <w:tcMar>
+              <w:top w:type="dxa" w:w="80"/>
+              <w:left w:type="dxa" w:w="120"/>
+              <w:bottom w:type="dxa" w:w="80"/>
+              <w:right w:type="dxa" w:w="120"/>
+            </w:tcMar>
+          </w:tcPr>
+          <w:p>
+            <w:r>
+              <w:rPr>
+                <w:rFonts w:ascii="Arial" w:cs="Arial" w:eastAsia="Arial" w:hAnsi="Arial"/>
+                <w:b w:val="false"/>
+                <w:bCs w:val="false"/>
+                <w:color w:val="334155"/>
+                <w:sz w:val="20"/>
+                <w:szCs w:val="20"/>
+              </w:rPr>
+              <w:t xml:space="preserve">MEDIUM</w:t>
+            </w:r>
+          </w:p>
+        </w:tc>
+        <w:tc>
+          <w:tcPr>
+            <w:tcW w:type="dxa" w:w="1872"/>
+            <w:tcBorders>
+              <w:top w:val="single" w:color="CBD5E1" w:sz="1"/>
+              <w:left w:val="single" w:color="CBD5E1" w:sz="1"/>
+              <w:bottom w:val="single" w:color="CBD5E1" w:sz="1"/>
+              <w:right w:val="single" w:color="CBD5E1" w:sz="1"/>
+            </w:tcBorders>
+            <w:shd w:fill="FFFFFF" w:val="clear"/>
+            <w:tcMar>
+              <w:top w:type="dxa" w:w="80"/>
+              <w:left w:type="dxa" w:w="120"/>
+              <w:bottom w:type="dxa" w:w="80"/>
+              <w:right w:type="dxa" w:w="120"/>
+            </w:tcMar>
+          </w:tcPr>
+          <w:p>
+            <w:r>
+              <w:rPr>
+                <w:rFonts w:ascii="Arial" w:cs="Arial" w:eastAsia="Arial" w:hAnsi="Arial"/>
+                <w:b w:val="false"/>
+                <w:bCs w:val="false"/>
+                <w:color w:val="334155"/>
+                <w:sz w:val="20"/>
+                <w:szCs w:val="20"/>
+              </w:rPr>
+              <w:t xml:space="preserve">0 (auto-execute)</w:t>
+            </w:r>
+          </w:p>
+        </w:tc>
+        <w:tc>
+          <w:tcPr>
+            <w:tcW w:type="dxa" w:w="1872"/>
+            <w:tcBorders>
+              <w:top w:val="single" w:color="CBD5E1" w:sz="1"/>
+              <w:left w:val="single" w:color="CBD5E1" w:sz="1"/>
+              <w:bottom w:val="single" w:color="CBD5E1" w:sz="1"/>
+              <w:right w:val="single" w:color="CBD5E1" w:sz="1"/>
+            </w:tcBorders>
+            <w:shd w:fill="FFFFFF" w:val="clear"/>
+            <w:tcMar>
+              <w:top w:type="dxa" w:w="80"/>
+              <w:left w:type="dxa" w:w="120"/>
+              <w:bottom w:type="dxa" w:w="80"/>
+              <w:right w:type="dxa" w:w="120"/>
+            </w:tcMar>
+          </w:tcPr>
+          <w:p>
+            <w:r>
+              <w:rPr>
+                <w:rFonts w:ascii="Arial" w:cs="Arial" w:eastAsia="Arial" w:hAnsi="Arial"/>
+                <w:b w:val="false"/>
+                <w:bCs w:val="false"/>
+                <w:color w:val="334155"/>
+                <w:sz w:val="20"/>
+                <w:szCs w:val="20"/>
+              </w:rPr>
+              <w:t xml:space="preserve">Allowed</w:t>
+            </w:r>
+          </w:p>
+        </w:tc>
+        <w:tc>
+          <w:tcPr>
+            <w:tcW w:type="dxa" w:w="1872"/>
+            <w:tcBorders>
+              <w:top w:val="single" w:color="CBD5E1" w:sz="1"/>
+              <w:left w:val="single" w:color="CBD5E1" w:sz="1"/>
+              <w:bottom w:val="single" w:color="CBD5E1" w:sz="1"/>
+              <w:right w:val="single" w:color="CBD5E1" w:sz="1"/>
+            </w:tcBorders>
+            <w:shd w:fill="FFFFFF" w:val="clear"/>
+            <w:tcMar>
+              <w:top w:type="dxa" w:w="80"/>
+              <w:left w:type="dxa" w:w="120"/>
+              <w:bottom w:type="dxa" w:w="80"/>
+              <w:right w:type="dxa" w:w="120"/>
+            </w:tcMar>
+          </w:tcPr>
+          <w:p>
+            <w:r>
+              <w:rPr>
+                <w:rFonts w:ascii="Arial" w:cs="Arial" w:eastAsia="Arial" w:hAnsi="Arial"/>
+                <w:b w:val="false"/>
+                <w:bCs w:val="false"/>
+                <w:color w:val="334155"/>
+                <w:sz w:val="20"/>
+                <w:szCs w:val="20"/>
+              </w:rPr>
+              <w:t xml:space="preserve">No</w:t>
+            </w:r>
+          </w:p>
+        </w:tc>
+        <w:tc>
+          <w:tcPr>
+            <w:tcW w:type="dxa" w:w="1872"/>
+            <w:tcBorders>
+              <w:top w:val="single" w:color="CBD5E1" w:sz="1"/>
+              <w:left w:val="single" w:color="CBD5E1" w:sz="1"/>
+              <w:bottom w:val="single" w:color="CBD5E1" w:sz="1"/>
+              <w:right w:val="single" w:color="CBD5E1" w:sz="1"/>
+            </w:tcBorders>
+            <w:shd w:fill="FFFFFF" w:val="clear"/>
+            <w:tcMar>
+              <w:top w:type="dxa" w:w="80"/>
+              <w:left w:type="dxa" w:w="120"/>
+              <w:bottom w:type="dxa" w:w="80"/>
+              <w:right w:type="dxa" w:w="120"/>
+            </w:tcMar>
+          </w:tcPr>
+          <w:p>
+            <w:r>
+              <w:rPr>
+                <w:rFonts w:ascii="Arial" w:cs="Arial" w:eastAsia="Arial" w:hAnsi="Arial"/>
+                <w:b w:val="false"/>
+                <w:bCs w:val="false"/>
+                <w:color w:val="334155"/>
+                <w:sz w:val="20"/>
+                <w:szCs w:val="20"/>
+              </w:rPr>
+              <w:t xml:space="preserve">24 hours</w:t>
+            </w:r>
+          </w:p>
+        </w:tc>
+      </w:tr>
+      <w:tr>
+        <w:tc>
+          <w:tcPr>
+            <w:tcW w:type="dxa" w:w="1872"/>
+            <w:tcBorders>
+              <w:top w:val="single" w:color="CBD5E1" w:sz="1"/>
+              <w:left w:val="single" w:color="CBD5E1" w:sz="1"/>
+              <w:bottom w:val="single" w:color="CBD5E1" w:sz="1"/>
+              <w:right w:val="single" w:color="CBD5E1" w:sz="1"/>
+            </w:tcBorders>
+            <w:shd w:fill="FFFFFF" w:val="clear"/>
+            <w:tcMar>
+              <w:top w:type="dxa" w:w="80"/>
+              <w:left w:type="dxa" w:w="120"/>
+              <w:bottom w:type="dxa" w:w="80"/>
+              <w:right w:type="dxa" w:w="120"/>
+            </w:tcMar>
+          </w:tcPr>
+          <w:p>
+            <w:r>
+              <w:rPr>
+                <w:rFonts w:ascii="Arial" w:cs="Arial" w:eastAsia="Arial" w:hAnsi="Arial"/>
+                <w:b w:val="false"/>
+                <w:bCs w:val="false"/>
+                <w:color w:val="334155"/>
+                <w:sz w:val="20"/>
+                <w:szCs w:val="20"/>
+              </w:rPr>
+              <w:t xml:space="preserve">LOW</w:t>
+            </w:r>
+          </w:p>
+        </w:tc>
+        <w:tc>
+          <w:tcPr>
+            <w:tcW w:type="dxa" w:w="1872"/>
+            <w:tcBorders>
+              <w:top w:val="single" w:color="CBD5E1" w:sz="1"/>
+              <w:left w:val="single" w:color="CBD5E1" w:sz="1"/>
+              <w:bottom w:val="single" w:color="CBD5E1" w:sz="1"/>
+              <w:right w:val="single" w:color="CBD5E1" w:sz="1"/>
+            </w:tcBorders>
+            <w:shd w:fill="FFFFFF" w:val="clear"/>
+            <w:tcMar>
+              <w:top w:type="dxa" w:w="80"/>
+              <w:left w:type="dxa" w:w="120"/>
+              <w:bottom w:type="dxa" w:w="80"/>
+              <w:right w:type="dxa" w:w="120"/>
+            </w:tcMar>
+          </w:tcPr>
+          <w:p>
+            <w:r>
+              <w:rPr>
+                <w:rFonts w:ascii="Arial" w:cs="Arial" w:eastAsia="Arial" w:hAnsi="Arial"/>
+                <w:b w:val="false"/>
+                <w:bCs w:val="false"/>
+                <w:color w:val="334155"/>
+                <w:sz w:val="20"/>
+                <w:szCs w:val="20"/>
+              </w:rPr>
+              <w:t xml:space="preserve">0 (auto-execute)</w:t>
+            </w:r>
+          </w:p>
+        </w:tc>
+        <w:tc>
+          <w:tcPr>
+            <w:tcW w:type="dxa" w:w="1872"/>
+            <w:tcBorders>
+              <w:top w:val="single" w:color="CBD5E1" w:sz="1"/>
+              <w:left w:val="single" w:color="CBD5E1" w:sz="1"/>
+              <w:bottom w:val="single" w:color="CBD5E1" w:sz="1"/>
+              <w:right w:val="single" w:color="CBD5E1" w:sz="1"/>
+            </w:tcBorders>
+            <w:shd w:fill="FFFFFF" w:val="clear"/>
+            <w:tcMar>
+              <w:top w:type="dxa" w:w="80"/>
+              <w:left w:type="dxa" w:w="120"/>
+              <w:bottom w:type="dxa" w:w="80"/>
+              <w:right w:type="dxa" w:w="120"/>
+            </w:tcMar>
+          </w:tcPr>
+          <w:p>
+            <w:r>
+              <w:rPr>
+                <w:rFonts w:ascii="Arial" w:cs="Arial" w:eastAsia="Arial" w:hAnsi="Arial"/>
+                <w:b w:val="false"/>
+                <w:bCs w:val="false"/>
+                <w:color w:val="334155"/>
+                <w:sz w:val="20"/>
+                <w:szCs w:val="20"/>
+              </w:rPr>
+              <w:t xml:space="preserve">Allowed</w:t>
+            </w:r>
+          </w:p>
+        </w:tc>
+        <w:tc>
+          <w:tcPr>
+            <w:tcW w:type="dxa" w:w="1872"/>
+            <w:tcBorders>
+              <w:top w:val="single" w:color="CBD5E1" w:sz="1"/>
+              <w:left w:val="single" w:color="CBD5E1" w:sz="1"/>
+              <w:bottom w:val="single" w:color="CBD5E1" w:sz="1"/>
+              <w:right w:val="single" w:color="CBD5E1" w:sz="1"/>
+            </w:tcBorders>
+            <w:shd w:fill="FFFFFF" w:val="clear"/>
+            <w:tcMar>
+              <w:top w:type="dxa" w:w="80"/>
+              <w:left w:type="dxa" w:w="120"/>
+              <w:bottom w:type="dxa" w:w="80"/>
+              <w:right w:type="dxa" w:w="120"/>
+            </w:tcMar>
+          </w:tcPr>
+          <w:p>
+            <w:r>
+              <w:rPr>
+                <w:rFonts w:ascii="Arial" w:cs="Arial" w:eastAsia="Arial" w:hAnsi="Arial"/>
+                <w:b w:val="false"/>
+                <w:bCs w:val="false"/>
+                <w:color w:val="334155"/>
+                <w:sz w:val="20"/>
+                <w:szCs w:val="20"/>
+              </w:rPr>
+              <w:t xml:space="preserve">No</w:t>
+            </w:r>
+          </w:p>
+        </w:tc>
+        <w:tc>
+          <w:tcPr>
+            <w:tcW w:type="dxa" w:w="1872"/>
+            <w:tcBorders>
+              <w:top w:val="single" w:color="CBD5E1" w:sz="1"/>
+              <w:left w:val="single" w:color="CBD5E1" w:sz="1"/>
+              <w:bottom w:val="single" w:color="CBD5E1" w:sz="1"/>
+              <w:right w:val="single" w:color="CBD5E1" w:sz="1"/>
+            </w:tcBorders>
+            <w:shd w:fill="FFFFFF" w:val="clear"/>
+            <w:tcMar>
+              <w:top w:type="dxa" w:w="80"/>
+              <w:left w:type="dxa" w:w="120"/>
+              <w:bottom w:type="dxa" w:w="80"/>
+              <w:right w:type="dxa" w:w="120"/>
+            </w:tcMar>
+          </w:tcPr>
+          <w:p>
+            <w:r>
+              <w:rPr>
+                <w:rFonts w:ascii="Arial" w:cs="Arial" w:eastAsia="Arial" w:hAnsi="Arial"/>
+                <w:b w:val="false"/>
+                <w:bCs w:val="false"/>
+                <w:color w:val="334155"/>
+                <w:sz w:val="20"/>
+                <w:szCs w:val="20"/>
+              </w:rPr>
+              <w:t xml:space="preserve">24 hours</w:t>
+            </w:r>
+          </w:p>
+        </w:tc>
+      </w:tr>
+    </w:tbl>
+    <w:p>
+      <w:pPr>
+        <w:spacing w:after="80" w:before="80"/>
+      </w:pPr>
+    </w:p>
+    <w:p>
+      <w:pPr>
+        <w:spacing w:after="160"/>
+      </w:pPr>
+      <w:r>
+        <w:rPr>
+          <w:rFonts w:ascii="Arial" w:cs="Arial" w:eastAsia="Arial" w:hAnsi="Arial"/>
+          <w:color w:val="334155"/>
+          <w:sz w:val="22"/>
+          <w:szCs w:val="22"/>
+        </w:rPr>
+        <w:t xml:space="preserve">Action classification uses keyword matching: “destroy-production” or “delete-database” → CRITICAL. Keywords “delete”, “destroy”, “drop”, “terminate” → HIGH. Everything else → MEDIUM. Environment escalation applies for production environments. The engine never returns DENY directly — denial happens through explicit rules in the service layer.</w:t>
+      </w:r>
+    </w:p>
+    <w:p>
+      <w:pPr>
+        <w:pStyle w:val="Heading3"/>
+        <w:spacing w:after="200" w:before="360"/>
+      </w:pPr>
+      <w:r>
+        <w:rPr>
+          <w:b/>
+          <w:bCs/>
+        </w:rPr>
+        <w:t xml:space="preserve">Execution Tokens</w:t>
+      </w:r>
+    </w:p>
+    <w:p>
+      <w:pPr>
+        <w:spacing w:after="160"/>
+      </w:pPr>
+      <w:r>
+        <w:rPr>
+          <w:rFonts w:ascii="Arial" w:cs="Arial" w:eastAsia="Arial" w:hAnsi="Arial"/>
+          <w:color w:val="334155"/>
+          <w:sz w:val="22"/>
+          <w:szCs w:val="22"/>
+        </w:rPr>
+        <w:t xml:space="preserve">ExecutionTokenService (569 lines) implements HMAC-SHA256 signed, single-use authorization tokens. Format: stx1.&lt;jti&gt;.&lt;signature&gt;. The signature binds the token to a specific tenantId, decisionId, actionType, environment, and expiresAt — it cannot be used for any other action.</w:t>
+      </w:r>
+    </w:p>
+    <w:p>
+      <w:pPr>
+        <w:spacing w:after="160"/>
+      </w:pPr>
+      <w:r>
+        <w:rPr>
+          <w:rFonts w:ascii="Arial" w:cs="Arial" w:eastAsia="Arial" w:hAnsi="Arial"/>
+          <w:b/>
+          <w:bCs/>
+          <w:color w:val="0F172A"/>
+          <w:sz w:val="22"/>
+          <w:szCs w:val="22"/>
+        </w:rPr>
+        <w:t xml:space="preserve">Issuance: </w:t>
+      </w:r>
+      <w:r>
+        <w:rPr>
+          <w:rFonts w:ascii="Arial" w:cs="Arial" w:eastAsia="Arial" w:hAnsi="Arial"/>
+          <w:color w:val="334155"/>
+          <w:sz w:val="22"/>
+          <w:szCs w:val="22"/>
+        </w:rPr>
+        <w:t xml:space="preserve">Only from APPROVED or BREAKGLASS state. Default TTL: 5 minutes (STRIX_DECISION_TOKEN_TTL_SECONDS). JTI uniqueness prevents replay.</w:t>
+      </w:r>
+    </w:p>
+    <w:p>
+      <w:pPr>
+        <w:spacing w:after="160"/>
+      </w:pPr>
+      <w:r>
+        <w:rPr>
+          <w:rFonts w:ascii="Arial" w:cs="Arial" w:eastAsia="Arial" w:hAnsi="Arial"/>
+          <w:b/>
+          <w:bCs/>
+          <w:color w:val="0F172A"/>
+          <w:sz w:val="22"/>
+          <w:szCs w:val="22"/>
+        </w:rPr>
+        <w:t xml:space="preserve">Redemption: </w:t>
+      </w:r>
+      <w:r>
+        <w:rPr>
+          <w:rFonts w:ascii="Arial" w:cs="Arial" w:eastAsia="Arial" w:hAnsi="Arial"/>
+          <w:color w:val="334155"/>
+          <w:sz w:val="22"/>
+          <w:szCs w:val="22"/>
+        </w:rPr>
+        <w:t xml:space="preserve">Atomic single-use via UPDATE WHERE jti=? AND status=ACTIVE AND redeemedAt IS NULL. If count=0 after update, someone else won the race → 409 REPLAY.</w:t>
+      </w:r>
+    </w:p>
+    <w:p>
+      <w:pPr>
+        <w:spacing w:after="160"/>
+      </w:pPr>
+      <w:r>
+        <w:rPr>
+          <w:rFonts w:ascii="Arial" w:cs="Arial" w:eastAsia="Arial" w:hAnsi="Arial"/>
+          <w:b/>
+          <w:bCs/>
+          <w:color w:val="0F172A"/>
+          <w:sz w:val="22"/>
+          <w:szCs w:val="22"/>
+        </w:rPr>
+        <w:t xml:space="preserve">Verification: </w:t>
+      </w:r>
+      <w:r>
+        <w:rPr>
+          <w:rFonts w:ascii="Arial" w:cs="Arial" w:eastAsia="Arial" w:hAnsi="Arial"/>
+          <w:color w:val="334155"/>
+          <w:sz w:val="22"/>
+          <w:szCs w:val="22"/>
+        </w:rPr>
+        <w:t xml:space="preserve">Timing-safe HMAC comparison prevents timing attacks. Scope verification ensures the token matches the exact action being performed.</w:t>
+      </w:r>
+    </w:p>
+    <w:p>
+      <w:pPr>
+        <w:spacing w:after="160"/>
+      </w:pPr>
+      <w:r>
+        <w:rPr>
+          <w:rFonts w:ascii="Arial" w:cs="Arial" w:eastAsia="Arial" w:hAnsi="Arial"/>
+          <w:b/>
+          <w:bCs/>
+          <w:color w:val="0F172A"/>
+          <w:sz w:val="22"/>
+          <w:szCs w:val="22"/>
+        </w:rPr>
+        <w:t xml:space="preserve">Revocation: </w:t>
+      </w:r>
+      <w:r>
+        <w:rPr>
+          <w:rFonts w:ascii="Arial" w:cs="Arial" w:eastAsia="Arial" w:hAnsi="Arial"/>
+          <w:color w:val="334155"/>
+          <w:sz w:val="22"/>
+          <w:szCs w:val="22"/>
+        </w:rPr>
+        <w:t xml:space="preserve">Idempotent. Cannot revoke already-redeemed tokens (409). REDEEMED → cannot revoke (separation of execute and revoke).</w:t>
+      </w:r>
+    </w:p>
+    <w:p>
+      <w:pPr>
+        <w:spacing w:after="160"/>
+      </w:pPr>
+      <w:r>
+        <w:rPr>
+          <w:rFonts w:ascii="Arial" w:cs="Arial" w:eastAsia="Arial" w:hAnsi="Arial"/>
+          <w:color w:val="334155"/>
+          <w:sz w:val="22"/>
+          <w:szCs w:val="22"/>
+        </w:rPr>
+        <w:t xml:space="preserve">Token denial reasons are captured as structured data: NOT_FOUND (404), EXPIRED (410), REPLAY (409), BAD_SIGNATURE (400), SCOPE_MISMATCH (403). Every denial produces an audit event.</w:t>
+      </w:r>
+    </w:p>
+    <w:p>
+      <w:pPr>
+        <w:pStyle w:val="Heading3"/>
+        <w:spacing w:after="200" w:before="360"/>
+      </w:pPr>
+      <w:r>
+        <w:rPr>
+          <w:b/>
+          <w:bCs/>
+        </w:rPr>
+        <w:t xml:space="preserve">Capability Grants</w:t>
+      </w:r>
+    </w:p>
+    <w:p>
+      <w:pPr>
+        <w:spacing w:after="160"/>
+      </w:pPr>
+      <w:r>
+        <w:rPr>
+          <w:rFonts w:ascii="Arial" w:cs="Arial" w:eastAsia="Arial" w:hAnsi="Arial"/>
+          <w:color w:val="334155"/>
+          <w:sz w:val="22"/>
+          <w:szCs w:val="22"/>
+        </w:rPr>
+        <w:t xml:space="preserve">The CapabilityGrant model binds a principal (OPERATOR, AGENT, or SERVICE) to a specific action capability, scoped by environment and arbitrary JSON constraints. Every grant requires a grantDecisionId — you cannot grant a capability without a governance decision authorizing it.</w:t>
+      </w:r>
+    </w:p>
+    <w:p>
+      <w:pPr>
+        <w:spacing w:after="160"/>
+      </w:pPr>
+      <w:r>
+        <w:rPr>
+          <w:rFonts w:ascii="Arial" w:cs="Arial" w:eastAsia="Arial" w:hAnsi="Arial"/>
+          <w:b/>
+          <w:bCs/>
+          <w:color w:val="0F172A"/>
+          <w:sz w:val="22"/>
+          <w:szCs w:val="22"/>
+        </w:rPr>
+        <w:t xml:space="preserve">Scope enforcement: </w:t>
+      </w:r>
+      <w:r>
+        <w:rPr>
+          <w:rFonts w:ascii="Arial" w:cs="Arial" w:eastAsia="Arial" w:hAnsi="Arial"/>
+          <w:color w:val="334155"/>
+          <w:sz w:val="22"/>
+          <w:szCs w:val="22"/>
+        </w:rPr>
+        <w:t xml:space="preserve">Exact-match on tenantId, principalType, principalId, capability, environment, and scopeHash (SHA-256 of scopeJson). No wildcards. No implicit escalation.</w:t>
+      </w:r>
+    </w:p>
+    <w:p>
+      <w:pPr>
+        <w:spacing w:after="160"/>
+      </w:pPr>
+      <w:r>
+        <w:rPr>
+          <w:rFonts w:ascii="Arial" w:cs="Arial" w:eastAsia="Arial" w:hAnsi="Arial"/>
+          <w:b/>
+          <w:bCs/>
+          <w:color w:val="0F172A"/>
+          <w:sz w:val="22"/>
+          <w:szCs w:val="22"/>
+        </w:rPr>
+        <w:t xml:space="preserve">Decision linkage: </w:t>
+      </w:r>
+      <w:r>
+        <w:rPr>
+          <w:rFonts w:ascii="Arial" w:cs="Arial" w:eastAsia="Arial" w:hAnsi="Arial"/>
+          <w:color w:val="334155"/>
+          <w:sz w:val="22"/>
+          <w:szCs w:val="22"/>
+        </w:rPr>
+        <w:t xml:space="preserve">Both grantDecisionId and grantTokenJti are stored. The capability grant is traceable to the exact decision and the exact token redemption that authorized it.</w:t>
+      </w:r>
+    </w:p>
+    <w:p>
+      <w:pPr>
+        <w:spacing w:after="160"/>
+      </w:pPr>
+      <w:r>
+        <w:rPr>
+          <w:rFonts w:ascii="Arial" w:cs="Arial" w:eastAsia="Arial" w:hAnsi="Arial"/>
+          <w:b/>
+          <w:bCs/>
+          <w:color w:val="0F172A"/>
+          <w:sz w:val="22"/>
+          <w:szCs w:val="22"/>
+        </w:rPr>
+        <w:t xml:space="preserve">Revocation linkage: </w:t>
+      </w:r>
+      <w:r>
+        <w:rPr>
+          <w:rFonts w:ascii="Arial" w:cs="Arial" w:eastAsia="Arial" w:hAnsi="Arial"/>
+          <w:color w:val="334155"/>
+          <w:sz w:val="22"/>
+          <w:szCs w:val="22"/>
+        </w:rPr>
+        <w:t xml:space="preserve">Soft delete with revokeDecisionId, revokeTokenJti, revokedBy, revokedAt. The audit trail is complete in both directions.</w:t>
+      </w:r>
+    </w:p>
+    <w:p>
+      <w:pPr>
+        <w:spacing w:after="160"/>
+      </w:pPr>
+      <w:r>
+        <w:rPr>
+          <w:rFonts w:ascii="Arial" w:cs="Arial" w:eastAsia="Arial" w:hAnsi="Arial"/>
+          <w:b/>
+          <w:bCs/>
+          <w:color w:val="0F172A"/>
+          <w:sz w:val="22"/>
+          <w:szCs w:val="22"/>
+        </w:rPr>
+        <w:t xml:space="preserve">Unique constraint: </w:t>
+      </w:r>
+      <w:r>
+        <w:rPr>
+          <w:rFonts w:ascii="Arial" w:cs="Arial" w:eastAsia="Arial" w:hAnsi="Arial"/>
+          <w:color w:val="334155"/>
+          <w:sz w:val="22"/>
+          <w:szCs w:val="22"/>
+        </w:rPr>
+        <w:t xml:space="preserve">Only ONE active grant per (tenant, principal, capability, environment, scopeHash). Idempotent grant returns existing if found.</w:t>
+      </w:r>
+    </w:p>
+    <w:p>
+      <w:pPr>
+        <w:pStyle w:val="Heading3"/>
+        <w:spacing w:after="200" w:before="360"/>
+      </w:pPr>
+      <w:r>
+        <w:rPr>
+          <w:b/>
+          <w:bCs/>
+        </w:rPr>
+        <w:t xml:space="preserve">Breakglass Emergency Override</w:t>
+      </w:r>
+    </w:p>
+    <w:p>
+      <w:pPr>
+        <w:spacing w:after="160"/>
+      </w:pPr>
+      <w:r>
+        <w:rPr>
+          <w:rFonts w:ascii="Arial" w:cs="Arial" w:eastAsia="Arial" w:hAnsi="Arial"/>
+          <w:color w:val="334155"/>
+          <w:sz w:val="22"/>
+          <w:szCs w:val="22"/>
+        </w:rPr>
+        <w:t xml:space="preserve">Breakglass (CP-E-003) allows CRITICAL-risk decisions to execute without full approval quorum. It is not a skip button — it is an audited emergency path with hard constraints:</w:t>
+      </w:r>
+    </w:p>
+    <w:p>
+      <w:pPr>
+        <w:pStyle w:val="ListParagraph"/>
+        <w:numPr>
+          <w:ilvl w:val="0"/>
+          <w:numId w:val="3"/>
+        </w:numPr>
+        <w:spacing w:after="120"/>
+      </w:pPr>
+      <w:r>
+        <w:rPr>
+          <w:rFonts w:ascii="Arial" w:cs="Arial" w:eastAsia="Arial" w:hAnsi="Arial"/>
+          <w:b/>
+          <w:bCs/>
+          <w:color w:val="0F172A"/>
+          <w:sz w:val="22"/>
+          <w:szCs w:val="22"/>
+        </w:rPr>
+        <w:t xml:space="preserve">Eligibility: </w:t>
+      </w:r>
+      <w:r>
+        <w:rPr>
+          <w:rFonts w:ascii="Arial" w:cs="Arial" w:eastAsia="Arial" w:hAnsi="Arial"/>
+          <w:color w:val="334155"/>
+          <w:sz w:val="22"/>
+          <w:szCs w:val="22"/>
+        </w:rPr>
+        <w:t xml:space="preserve">CRITICAL risk only (verified against policy snapshot’s breakglassEligible constraint).</w:t>
+      </w:r>
+    </w:p>
+    <w:p>
+      <w:pPr>
+        <w:pStyle w:val="ListParagraph"/>
+        <w:numPr>
+          <w:ilvl w:val="0"/>
+          <w:numId w:val="3"/>
+        </w:numPr>
+        <w:spacing w:after="120"/>
+      </w:pPr>
+      <w:r>
+        <w:rPr>
+          <w:rFonts w:ascii="Arial" w:cs="Arial" w:eastAsia="Arial" w:hAnsi="Arial"/>
+          <w:b/>
+          <w:bCs/>
+          <w:color w:val="0F172A"/>
+          <w:sz w:val="22"/>
+          <w:szCs w:val="22"/>
+        </w:rPr>
+        <w:t xml:space="preserve">Separation of duty: </w:t>
+      </w:r>
+      <w:r>
+        <w:rPr>
+          <w:rFonts w:ascii="Arial" w:cs="Arial" w:eastAsia="Arial" w:hAnsi="Arial"/>
+          <w:color w:val="334155"/>
+          <w:sz w:val="22"/>
+          <w:szCs w:val="22"/>
+        </w:rPr>
+        <w:t xml:space="preserve">The decision proposer CANNOT initiate breakglass. A different principal must do it.</w:t>
+      </w:r>
+    </w:p>
+    <w:p>
+      <w:pPr>
+        <w:pStyle w:val="ListParagraph"/>
+        <w:numPr>
+          <w:ilvl w:val="0"/>
+          <w:numId w:val="3"/>
+        </w:numPr>
+        <w:spacing w:after="120"/>
+      </w:pPr>
+      <w:r>
+        <w:rPr>
+          <w:rFonts w:ascii="Arial" w:cs="Arial" w:eastAsia="Arial" w:hAnsi="Arial"/>
+          <w:b/>
+          <w:bCs/>
+          <w:color w:val="0F172A"/>
+          <w:sz w:val="22"/>
+          <w:szCs w:val="22"/>
+        </w:rPr>
+        <w:t xml:space="preserve">Justification required: </w:t>
+      </w:r>
+      <w:r>
+        <w:rPr>
+          <w:rFonts w:ascii="Arial" w:cs="Arial" w:eastAsia="Arial" w:hAnsi="Arial"/>
+          <w:color w:val="334155"/>
+          <w:sz w:val="22"/>
+          <w:szCs w:val="22"/>
+        </w:rPr>
+        <w:t xml:space="preserve">32–2048 characters, validated server-side and enforced by DB CHECK constraint. No empty justifications.</w:t>
+      </w:r>
+    </w:p>
+    <w:p>
+      <w:pPr>
+        <w:pStyle w:val="ListParagraph"/>
+        <w:numPr>
+          <w:ilvl w:val="0"/>
+          <w:numId w:val="3"/>
+        </w:numPr>
+        <w:spacing w:after="120"/>
+      </w:pPr>
+      <w:r>
+        <w:rPr>
+          <w:rFonts w:ascii="Arial" w:cs="Arial" w:eastAsia="Arial" w:hAnsi="Arial"/>
+          <w:b/>
+          <w:bCs/>
+          <w:color w:val="0F172A"/>
+          <w:sz w:val="22"/>
+          <w:szCs w:val="22"/>
+        </w:rPr>
+        <w:t xml:space="preserve">Quorum still required at execute time: </w:t>
+      </w:r>
+      <w:r>
+        <w:rPr>
+          <w:rFonts w:ascii="Arial" w:cs="Arial" w:eastAsia="Arial" w:hAnsi="Arial"/>
+          <w:color w:val="334155"/>
+          <w:sz w:val="22"/>
+          <w:szCs w:val="22"/>
+        </w:rPr>
+        <w:t xml:space="preserve">Breakglass transitions the decision to BREAKGLASS state, but fresh approvals are still required before execution. The emergency is the state transition, not the approval bypass.</w:t>
+      </w:r>
+    </w:p>
+    <w:p>
+      <w:pPr>
+        <w:pStyle w:val="ListParagraph"/>
+        <w:numPr>
+          <w:ilvl w:val="0"/>
+          <w:numId w:val="3"/>
+        </w:numPr>
+        <w:spacing w:after="120"/>
+      </w:pPr>
+      <w:r>
+        <w:rPr>
+          <w:rFonts w:ascii="Arial" w:cs="Arial" w:eastAsia="Arial" w:hAnsi="Arial"/>
+          <w:b/>
+          <w:bCs/>
+          <w:color w:val="0F172A"/>
+          <w:sz w:val="22"/>
+          <w:szCs w:val="22"/>
+        </w:rPr>
+        <w:t xml:space="preserve">Immutable event trail: </w:t>
+      </w:r>
+      <w:r>
+        <w:rPr>
+          <w:rFonts w:ascii="Arial" w:cs="Arial" w:eastAsia="Arial" w:hAnsi="Arial"/>
+          <w:color w:val="334155"/>
+          <w:sz w:val="22"/>
+          <w:szCs w:val="22"/>
+        </w:rPr>
+        <w:t xml:space="preserve">DecisionBreakglassEvent records are append-only. Idempotent — duplicate initiations return current state without creating duplicate events.</w:t>
+      </w:r>
+    </w:p>
+    <w:p>
+      <w:pPr>
+        <w:pStyle w:val="Heading3"/>
+        <w:spacing w:after="200" w:before="360"/>
+      </w:pPr>
+      <w:r>
+        <w:rPr>
+          <w:b/>
+          <w:bCs/>
+        </w:rPr>
+        <w:t xml:space="preserve">Approval TTL with Rolling Window</w:t>
+      </w:r>
+    </w:p>
+    <w:p>
+      <w:pPr>
+        <w:spacing w:after="160"/>
+      </w:pPr>
+      <w:r>
+        <w:rPr>
+          <w:rFonts w:ascii="Arial" w:cs="Arial" w:eastAsia="Arial" w:hAnsi="Arial"/>
+          <w:color w:val="334155"/>
+          <w:sz w:val="22"/>
+          <w:szCs w:val="22"/>
+        </w:rPr>
+        <w:t xml:space="preserve">CP-E-002: Approvals expire on a rolling window. The window is MAX(approvedAt) → NOW. If the window exceeds the policy’s TTL (default 24h) + 1-second tolerance, all approvals are considered stale and the count drops to 0. A new approval resets MAX(approvedAt) and re-establishes fresh quorum without changing the decision state. At execute time, HIGH/CRITICAL decisions must have fresh quorum — stale approvals throw ApprovalsExpiredError.</w:t>
+      </w:r>
+    </w:p>
+    <w:p>
+      <w:pPr>
+        <w:pStyle w:val="Heading3"/>
+        <w:spacing w:after="200" w:before="360"/>
+      </w:pPr>
+      <w:r>
+        <w:rPr>
+          <w:b/>
+          <w:bCs/>
+        </w:rPr>
+        <w:t xml:space="preserve">The Middleware Chain</w:t>
+      </w:r>
+    </w:p>
+    <w:p>
+      <w:pPr>
+        <w:spacing w:after="160"/>
+      </w:pPr>
+      <w:r>
+        <w:rPr>
+          <w:rFonts w:ascii="Arial" w:cs="Arial" w:eastAsia="Arial" w:hAnsi="Arial"/>
+          <w:color w:val="334155"/>
+          <w:sz w:val="22"/>
+          <w:szCs w:val="22"/>
+        </w:rPr>
+        <w:t xml:space="preserve">Every protected Console API route passes through a structural middleware chain:</w:t>
+      </w:r>
+    </w:p>
+    <w:p>
+      <w:pPr>
+        <w:pStyle w:val="ListParagraph"/>
+        <w:numPr>
+          <w:ilvl w:val="0"/>
+          <w:numId w:val="2"/>
+        </w:numPr>
+        <w:spacing w:after="120"/>
+      </w:pPr>
+      <w:r>
+        <w:rPr>
+          <w:rFonts w:ascii="Arial" w:cs="Arial" w:eastAsia="Arial" w:hAnsi="Arial"/>
+          <w:b/>
+          <w:bCs/>
+          <w:color w:val="0F172A"/>
+          <w:sz w:val="22"/>
+          <w:szCs w:val="22"/>
+        </w:rPr>
+        <w:t xml:space="preserve">requireAuth(). </w:t>
+      </w:r>
+      <w:r>
+        <w:rPr>
+          <w:rFonts w:ascii="Arial" w:cs="Arial" w:eastAsia="Arial" w:hAnsi="Arial"/>
+          <w:color w:val="334155"/>
+          <w:sz w:val="22"/>
+          <w:szCs w:val="22"/>
+        </w:rPr>
+        <w:t xml:space="preserve">Multi-layer auth: session cookie (production) or dev token bypass (dev only, triple-guarded against production). Extracts user + tenant context. Tenant isolation enforced — cross-tenant access returns 404.</w:t>
+      </w:r>
+    </w:p>
+    <w:p>
+      <w:pPr>
+        <w:pStyle w:val="ListParagraph"/>
+        <w:numPr>
+          <w:ilvl w:val="0"/>
+          <w:numId w:val="2"/>
+        </w:numPr>
+        <w:spacing w:after="120"/>
+      </w:pPr>
+      <w:r>
+        <w:rPr>
+          <w:rFonts w:ascii="Arial" w:cs="Arial" w:eastAsia="Arial" w:hAnsi="Arial"/>
+          <w:b/>
+          <w:bCs/>
+          <w:color w:val="0F172A"/>
+          <w:sz w:val="22"/>
+          <w:szCs w:val="22"/>
+        </w:rPr>
+        <w:t xml:space="preserve">requireCapability(). </w:t>
+      </w:r>
+      <w:r>
+        <w:rPr>
+          <w:rFonts w:ascii="Arial" w:cs="Arial" w:eastAsia="Arial" w:hAnsi="Arial"/>
+          <w:color w:val="334155"/>
+          <w:sz w:val="22"/>
+          <w:szCs w:val="22"/>
+        </w:rPr>
+        <w:t xml:space="preserve">Checks CapabilityGrant table for ACTIVE grant with exact scope match. Falls back to legacy UserCapability only if STRIX_ALLOW_LEGACY_CAPS=true. Fail-closed — any error denies access.</w:t>
+      </w:r>
+    </w:p>
+    <w:p>
+      <w:pPr>
+        <w:pStyle w:val="ListParagraph"/>
+        <w:numPr>
+          <w:ilvl w:val="0"/>
+          <w:numId w:val="2"/>
+        </w:numPr>
+        <w:spacing w:after="120"/>
+      </w:pPr>
+      <w:r>
+        <w:rPr>
+          <w:rFonts w:ascii="Arial" w:cs="Arial" w:eastAsia="Arial" w:hAnsi="Arial"/>
+          <w:b/>
+          <w:bCs/>
+          <w:color w:val="0F172A"/>
+          <w:sz w:val="22"/>
+          <w:szCs w:val="22"/>
+        </w:rPr>
+        <w:t xml:space="preserve">requireDecisionToken(). </w:t>
+      </w:r>
+      <w:r>
+        <w:rPr>
+          <w:rFonts w:ascii="Arial" w:cs="Arial" w:eastAsia="Arial" w:hAnsi="Arial"/>
+          <w:color w:val="334155"/>
+          <w:sz w:val="22"/>
+          <w:szCs w:val="22"/>
+        </w:rPr>
+        <w:t xml:space="preserve">Extracts token from X-Strix-Decision-Token header or Authorization: Bearer. Resolves decisionId from header or body. Atomically verifies AND redeems the token. Fail-closed — unexpected errors return 503 SERVICE_UNAVAILABLE.</w:t>
+      </w:r>
+    </w:p>
+    <w:p>
+      <w:pPr>
+        <w:spacing w:after="160"/>
+      </w:pPr>
+      <w:r>
+        <w:rPr>
+          <w:rFonts w:ascii="Arial" w:cs="Arial" w:eastAsia="Arial" w:hAnsi="Arial"/>
+          <w:color w:val="334155"/>
+          <w:sz w:val="22"/>
+          <w:szCs w:val="22"/>
+        </w:rPr>
+        <w:t xml:space="preserve">The chain is non-bypassable. Capability grant and revoke routes require all three middleware layers: auth + capability check + token redemption. There is no route to a protected mutation that skips any layer.</w:t>
+      </w:r>
+    </w:p>
+    <w:p>
+      <w:pPr>
+        <w:pStyle w:val="Heading3"/>
+        <w:spacing w:after="200" w:before="360"/>
+      </w:pPr>
+      <w:r>
+        <w:rPr>
+          <w:b/>
+          <w:bCs/>
+        </w:rPr>
+        <w:t xml:space="preserve">Error Taxonomy</w:t>
+      </w:r>
+    </w:p>
+    <w:p>
+      <w:pPr>
+        <w:spacing w:after="160"/>
+      </w:pPr>
+      <w:r>
+        <w:rPr>
+          <w:rFonts w:ascii="Arial" w:cs="Arial" w:eastAsia="Arial" w:hAnsi="Arial"/>
+          <w:color w:val="334155"/>
+          <w:sz w:val="22"/>
+          <w:szCs w:val="22"/>
+        </w:rPr>
+        <w:t xml:space="preserve">The system defines 23 typed error classes across three domains:</w:t>
+      </w:r>
+    </w:p>
+    <w:tbl>
+      <w:tblPr>
+        <w:tblW w:type="dxa" w:w="9360"/>
+        <w:tblBorders>
+          <w:top w:val="single" w:color="auto" w:sz="4"/>
+          <w:left w:val="single" w:color="auto" w:sz="4"/>
+          <w:bottom w:val="single" w:color="auto" w:sz="4"/>
+          <w:right w:val="single" w:color="auto" w:sz="4"/>
+          <w:insideH w:val="single" w:color="auto" w:sz="4"/>
+          <w:insideV w:val="single" w:color="auto" w:sz="4"/>
+        </w:tblBorders>
+      </w:tblPr>
+      <w:tblGrid>
+        <w:gridCol w:w="3120"/>
+        <w:gridCol w:w="3120"/>
+        <w:gridCol w:w="3120"/>
+      </w:tblGrid>
+      <w:tr>
+        <w:tc>
+          <w:tcPr>
+            <w:tcW w:type="dxa" w:w="3120"/>
+            <w:tcBorders>
+              <w:top w:val="single" w:color="CBD5E1" w:sz="1"/>
+              <w:left w:val="single" w:color="CBD5E1" w:sz="1"/>
+              <w:bottom w:val="single" w:color="CBD5E1" w:sz="1"/>
+              <w:right w:val="single" w:color="CBD5E1" w:sz="1"/>
+            </w:tcBorders>
+            <w:shd w:fill="0F172A" w:val="clear"/>
+            <w:tcMar>
+              <w:top w:type="dxa" w:w="80"/>
+              <w:left w:type="dxa" w:w="120"/>
+              <w:bottom w:type="dxa" w:w="80"/>
+              <w:right w:type="dxa" w:w="120"/>
+            </w:tcMar>
+          </w:tcPr>
+          <w:p>
+            <w:r>
+              <w:rPr>
+                <w:rFonts w:ascii="Arial" w:cs="Arial" w:eastAsia="Arial" w:hAnsi="Arial"/>
+                <w:b/>
+                <w:bCs/>
+                <w:color w:val="FFFFFF"/>
+                <w:sz w:val="20"/>
+                <w:szCs w:val="20"/>
+              </w:rPr>
+              <w:t xml:space="preserve">Domain</w:t>
+            </w:r>
+          </w:p>
+        </w:tc>
+        <w:tc>
+          <w:tcPr>
+            <w:tcW w:type="dxa" w:w="3120"/>
+            <w:tcBorders>
+              <w:top w:val="single" w:color="CBD5E1" w:sz="1"/>
+              <w:left w:val="single" w:color="CBD5E1" w:sz="1"/>
+              <w:bottom w:val="single" w:color="CBD5E1" w:sz="1"/>
+              <w:right w:val="single" w:color="CBD5E1" w:sz="1"/>
+            </w:tcBorders>
+            <w:shd w:fill="0F172A" w:val="clear"/>
+            <w:tcMar>
+              <w:top w:type="dxa" w:w="80"/>
+              <w:left w:type="dxa" w:w="120"/>
+              <w:bottom w:type="dxa" w:w="80"/>
+              <w:right w:type="dxa" w:w="120"/>
+            </w:tcMar>
+          </w:tcPr>
+          <w:p>
+            <w:r>
+              <w:rPr>
+                <w:rFonts w:ascii="Arial" w:cs="Arial" w:eastAsia="Arial" w:hAnsi="Arial"/>
+                <w:b/>
+                <w:bCs/>
+                <w:color w:val="FFFFFF"/>
+                <w:sz w:val="20"/>
+                <w:szCs w:val="20"/>
+              </w:rPr>
+              <w:t xml:space="preserve">Errors</w:t>
+            </w:r>
+          </w:p>
+        </w:tc>
+        <w:tc>
+          <w:tcPr>
+            <w:tcW w:type="dxa" w:w="3120"/>
+            <w:tcBorders>
+              <w:top w:val="single" w:color="CBD5E1" w:sz="1"/>
+              <w:left w:val="single" w:color="CBD5E1" w:sz="1"/>
+              <w:bottom w:val="single" w:color="CBD5E1" w:sz="1"/>
+              <w:right w:val="single" w:color="CBD5E1" w:sz="1"/>
+            </w:tcBorders>
+            <w:shd w:fill="0F172A" w:val="clear"/>
+            <w:tcMar>
+              <w:top w:type="dxa" w:w="80"/>
+              <w:left w:type="dxa" w:w="120"/>
+              <w:bottom w:type="dxa" w:w="80"/>
+              <w:right w:type="dxa" w:w="120"/>
+            </w:tcMar>
+          </w:tcPr>
+          <w:p>
+            <w:r>
+              <w:rPr>
+                <w:rFonts w:ascii="Arial" w:cs="Arial" w:eastAsia="Arial" w:hAnsi="Arial"/>
+                <w:b/>
+                <w:bCs/>
+                <w:color w:val="FFFFFF"/>
+                <w:sz w:val="20"/>
+                <w:szCs w:val="20"/>
+              </w:rPr>
+              <w:t xml:space="preserve">Key Codes</w:t>
+            </w:r>
+          </w:p>
+        </w:tc>
+      </w:tr>
+      <w:tr>
+        <w:tc>
+          <w:tcPr>
+            <w:tcW w:type="dxa" w:w="3120"/>
+            <w:tcBorders>
+              <w:top w:val="single" w:color="CBD5E1" w:sz="1"/>
+              <w:left w:val="single" w:color="CBD5E1" w:sz="1"/>
+              <w:bottom w:val="single" w:color="CBD5E1" w:sz="1"/>
+              <w:right w:val="single" w:color="CBD5E1" w:sz="1"/>
+            </w:tcBorders>
+            <w:shd w:fill="FFFFFF" w:val="clear"/>
+            <w:tcMar>
+              <w:top w:type="dxa" w:w="80"/>
+              <w:left w:type="dxa" w:w="120"/>
+              <w:bottom w:type="dxa" w:w="80"/>
+              <w:right w:type="dxa" w:w="120"/>
+            </w:tcMar>
+          </w:tcPr>
+          <w:p>
+            <w:r>
+              <w:rPr>
+                <w:rFonts w:ascii="Arial" w:cs="Arial" w:eastAsia="Arial" w:hAnsi="Arial"/>
+                <w:b w:val="false"/>
+                <w:bCs w:val="false"/>
+                <w:color w:val="334155"/>
+                <w:sz w:val="20"/>
+                <w:szCs w:val="20"/>
+              </w:rPr>
+              <w:t xml:space="preserve">Decision (17)</w:t>
+            </w:r>
+          </w:p>
+        </w:tc>
+        <w:tc>
+          <w:tcPr>
+            <w:tcW w:type="dxa" w:w="3120"/>
+            <w:tcBorders>
+              <w:top w:val="single" w:color="CBD5E1" w:sz="1"/>
+              <w:left w:val="single" w:color="CBD5E1" w:sz="1"/>
+              <w:bottom w:val="single" w:color="CBD5E1" w:sz="1"/>
+              <w:right w:val="single" w:color="CBD5E1" w:sz="1"/>
+            </w:tcBorders>
+            <w:shd w:fill="FFFFFF" w:val="clear"/>
+            <w:tcMar>
+              <w:top w:type="dxa" w:w="80"/>
+              <w:left w:type="dxa" w:w="120"/>
+              <w:bottom w:type="dxa" w:w="80"/>
+              <w:right w:type="dxa" w:w="120"/>
+            </w:tcMar>
+          </w:tcPr>
+          <w:p>
+            <w:r>
+              <w:rPr>
+                <w:rFonts w:ascii="Arial" w:cs="Arial" w:eastAsia="Arial" w:hAnsi="Arial"/>
+                <w:b w:val="false"/>
+                <w:bCs w:val="false"/>
+                <w:color w:val="334155"/>
+                <w:sz w:val="20"/>
+                <w:szCs w:val="20"/>
+              </w:rPr>
+              <w:t xml:space="preserve">InvalidStateTransition, NotFound, Expired, InsufficientApprovals, SelfApprovalForbidden, NotApproved, ApprovalsExpired, PolicyImmutable, PolicyDenied, PolicyEvaluationFailed, BreakglassNotAllowed, BreakglassJustificationRequired, BreakglassSelfInitiationForbidden, BreakglassQuorumNotMet, BreakglassInvalidState, InvalidActorId, InvalidApprovalMethod, InvalidComment</w:t>
+            </w:r>
+          </w:p>
+        </w:tc>
+        <w:tc>
+          <w:tcPr>
+            <w:tcW w:type="dxa" w:w="3120"/>
+            <w:tcBorders>
+              <w:top w:val="single" w:color="CBD5E1" w:sz="1"/>
+              <w:left w:val="single" w:color="CBD5E1" w:sz="1"/>
+              <w:bottom w:val="single" w:color="CBD5E1" w:sz="1"/>
+              <w:right w:val="single" w:color="CBD5E1" w:sz="1"/>
+            </w:tcBorders>
+            <w:shd w:fill="FFFFFF" w:val="clear"/>
+            <w:tcMar>
+              <w:top w:type="dxa" w:w="80"/>
+              <w:left w:type="dxa" w:w="120"/>
+              <w:bottom w:type="dxa" w:w="80"/>
+              <w:right w:type="dxa" w:w="120"/>
+            </w:tcMar>
+          </w:tcPr>
+          <w:p>
+            <w:r>
+              <w:rPr>
+                <w:rFonts w:ascii="Arial" w:cs="Arial" w:eastAsia="Arial" w:hAnsi="Arial"/>
+                <w:b w:val="false"/>
+                <w:bCs w:val="false"/>
+                <w:color w:val="334155"/>
+                <w:sz w:val="20"/>
+                <w:szCs w:val="20"/>
+              </w:rPr>
+              <w:t xml:space="preserve">409, 404, 410, 403, 403, 409, 403, 409, 403, 500, 403, 400, 403, 403, 409, 400, 400, 400</w:t>
+            </w:r>
+          </w:p>
+        </w:tc>
+      </w:tr>
+      <w:tr>
+        <w:tc>
+          <w:tcPr>
+            <w:tcW w:type="dxa" w:w="3120"/>
+            <w:tcBorders>
+              <w:top w:val="single" w:color="CBD5E1" w:sz="1"/>
+              <w:left w:val="single" w:color="CBD5E1" w:sz="1"/>
+              <w:bottom w:val="single" w:color="CBD5E1" w:sz="1"/>
+              <w:right w:val="single" w:color="CBD5E1" w:sz="1"/>
+            </w:tcBorders>
+            <w:shd w:fill="FFFFFF" w:val="clear"/>
+            <w:tcMar>
+              <w:top w:type="dxa" w:w="80"/>
+              <w:left w:type="dxa" w:w="120"/>
+              <w:bottom w:type="dxa" w:w="80"/>
+              <w:right w:type="dxa" w:w="120"/>
+            </w:tcMar>
+          </w:tcPr>
+          <w:p>
+            <w:r>
+              <w:rPr>
+                <w:rFonts w:ascii="Arial" w:cs="Arial" w:eastAsia="Arial" w:hAnsi="Arial"/>
+                <w:b w:val="false"/>
+                <w:bCs w:val="false"/>
+                <w:color w:val="334155"/>
+                <w:sz w:val="20"/>
+                <w:szCs w:val="20"/>
+              </w:rPr>
+              <w:t xml:space="preserve">Token (6)</w:t>
+            </w:r>
+          </w:p>
+        </w:tc>
+        <w:tc>
+          <w:tcPr>
+            <w:tcW w:type="dxa" w:w="3120"/>
+            <w:tcBorders>
+              <w:top w:val="single" w:color="CBD5E1" w:sz="1"/>
+              <w:left w:val="single" w:color="CBD5E1" w:sz="1"/>
+              <w:bottom w:val="single" w:color="CBD5E1" w:sz="1"/>
+              <w:right w:val="single" w:color="CBD5E1" w:sz="1"/>
+            </w:tcBorders>
+            <w:shd w:fill="FFFFFF" w:val="clear"/>
+            <w:tcMar>
+              <w:top w:type="dxa" w:w="80"/>
+              <w:left w:type="dxa" w:w="120"/>
+              <w:bottom w:type="dxa" w:w="80"/>
+              <w:right w:type="dxa" w:w="120"/>
+            </w:tcMar>
+          </w:tcPr>
+          <w:p>
+            <w:r>
+              <w:rPr>
+                <w:rFonts w:ascii="Arial" w:cs="Arial" w:eastAsia="Arial" w:hAnsi="Arial"/>
+                <w:b w:val="false"/>
+                <w:bCs w:val="false"/>
+                <w:color w:val="334155"/>
+                <w:sz w:val="20"/>
+                <w:szCs w:val="20"/>
+              </w:rPr>
+              <w:t xml:space="preserve">NotFound, Expired, Replay, Signature, ScopeMismatch, Revocation</w:t>
+            </w:r>
+          </w:p>
+        </w:tc>
+        <w:tc>
+          <w:tcPr>
+            <w:tcW w:type="dxa" w:w="3120"/>
+            <w:tcBorders>
+              <w:top w:val="single" w:color="CBD5E1" w:sz="1"/>
+              <w:left w:val="single" w:color="CBD5E1" w:sz="1"/>
+              <w:bottom w:val="single" w:color="CBD5E1" w:sz="1"/>
+              <w:right w:val="single" w:color="CBD5E1" w:sz="1"/>
+            </w:tcBorders>
+            <w:shd w:fill="FFFFFF" w:val="clear"/>
+            <w:tcMar>
+              <w:top w:type="dxa" w:w="80"/>
+              <w:left w:type="dxa" w:w="120"/>
+              <w:bottom w:type="dxa" w:w="80"/>
+              <w:right w:type="dxa" w:w="120"/>
+            </w:tcMar>
+          </w:tcPr>
+          <w:p>
+            <w:r>
+              <w:rPr>
+                <w:rFonts w:ascii="Arial" w:cs="Arial" w:eastAsia="Arial" w:hAnsi="Arial"/>
+                <w:b w:val="false"/>
+                <w:bCs w:val="false"/>
+                <w:color w:val="334155"/>
+                <w:sz w:val="20"/>
+                <w:szCs w:val="20"/>
+              </w:rPr>
+              <w:t xml:space="preserve">404, 410, 409, 400, 403, 409</w:t>
+            </w:r>
+          </w:p>
+        </w:tc>
+      </w:tr>
+      <w:tr>
+        <w:tc>
+          <w:tcPr>
+            <w:tcW w:type="dxa" w:w="3120"/>
+            <w:tcBorders>
+              <w:top w:val="single" w:color="CBD5E1" w:sz="1"/>
+              <w:left w:val="single" w:color="CBD5E1" w:sz="1"/>
+              <w:bottom w:val="single" w:color="CBD5E1" w:sz="1"/>
+              <w:right w:val="single" w:color="CBD5E1" w:sz="1"/>
+            </w:tcBorders>
+            <w:shd w:fill="FFFFFF" w:val="clear"/>
+            <w:tcMar>
+              <w:top w:type="dxa" w:w="80"/>
+              <w:left w:type="dxa" w:w="120"/>
+              <w:bottom w:type="dxa" w:w="80"/>
+              <w:right w:type="dxa" w:w="120"/>
+            </w:tcMar>
+          </w:tcPr>
+          <w:p>
+            <w:r>
+              <w:rPr>
+                <w:rFonts w:ascii="Arial" w:cs="Arial" w:eastAsia="Arial" w:hAnsi="Arial"/>
+                <w:b w:val="false"/>
+                <w:bCs w:val="false"/>
+                <w:color w:val="334155"/>
+                <w:sz w:val="20"/>
+                <w:szCs w:val="20"/>
+              </w:rPr>
+              <w:t xml:space="preserve">Capability (1)</w:t>
+            </w:r>
+          </w:p>
+        </w:tc>
+        <w:tc>
+          <w:tcPr>
+            <w:tcW w:type="dxa" w:w="3120"/>
+            <w:tcBorders>
+              <w:top w:val="single" w:color="CBD5E1" w:sz="1"/>
+              <w:left w:val="single" w:color="CBD5E1" w:sz="1"/>
+              <w:bottom w:val="single" w:color="CBD5E1" w:sz="1"/>
+              <w:right w:val="single" w:color="CBD5E1" w:sz="1"/>
+            </w:tcBorders>
+            <w:shd w:fill="FFFFFF" w:val="clear"/>
+            <w:tcMar>
+              <w:top w:type="dxa" w:w="80"/>
+              <w:left w:type="dxa" w:w="120"/>
+              <w:bottom w:type="dxa" w:w="80"/>
+              <w:right w:type="dxa" w:w="120"/>
+            </w:tcMar>
+          </w:tcPr>
+          <w:p>
+            <w:r>
+              <w:rPr>
+                <w:rFonts w:ascii="Arial" w:cs="Arial" w:eastAsia="Arial" w:hAnsi="Arial"/>
+                <w:b w:val="false"/>
+                <w:bCs w:val="false"/>
+                <w:color w:val="334155"/>
+                <w:sz w:val="20"/>
+                <w:szCs w:val="20"/>
+              </w:rPr>
+              <w:t xml:space="preserve">MissingCapability (ForbiddenError)</w:t>
+            </w:r>
+          </w:p>
+        </w:tc>
+        <w:tc>
+          <w:tcPr>
+            <w:tcW w:type="dxa" w:w="3120"/>
+            <w:tcBorders>
+              <w:top w:val="single" w:color="CBD5E1" w:sz="1"/>
+              <w:left w:val="single" w:color="CBD5E1" w:sz="1"/>
+              <w:bottom w:val="single" w:color="CBD5E1" w:sz="1"/>
+              <w:right w:val="single" w:color="CBD5E1" w:sz="1"/>
+            </w:tcBorders>
+            <w:shd w:fill="FFFFFF" w:val="clear"/>
+            <w:tcMar>
+              <w:top w:type="dxa" w:w="80"/>
+              <w:left w:type="dxa" w:w="120"/>
+              <w:bottom w:type="dxa" w:w="80"/>
+              <w:right w:type="dxa" w:w="120"/>
+            </w:tcMar>
+          </w:tcPr>
+          <w:p>
+            <w:r>
+              <w:rPr>
+                <w:rFonts w:ascii="Arial" w:cs="Arial" w:eastAsia="Arial" w:hAnsi="Arial"/>
+                <w:b w:val="false"/>
+                <w:bCs w:val="false"/>
+                <w:color w:val="334155"/>
+                <w:sz w:val="20"/>
+                <w:szCs w:val="20"/>
+              </w:rPr>
+              <w:t xml:space="preserve">403</w:t>
+            </w:r>
+          </w:p>
+        </w:tc>
+      </w:tr>
+    </w:tbl>
+    <w:p>
+      <w:r>
+        <w:br w:type="page"/>
       </w:r>
     </w:p>
     <w:p>
@@ -463,7 +2329,7 @@
           <w:b/>
           <w:bCs/>
         </w:rPr>
-        <w:t xml:space="preserve">The 84 Capabilities</w:t>
+        <w:t xml:space="preserve">1B. The Academy Integration — The Proof Point</w:t>
       </w:r>
     </w:p>
     <w:p>
@@ -477,7 +2343,241 @@
           <w:sz w:val="22"/>
           <w:szCs w:val="22"/>
         </w:rPr>
-        <w:t xml:space="preserve">Every governed action is registered in a typed capability registry with four risk tiers:</w:t>
+        <w:t xml:space="preserve">The Academy platform is the first production integration of the Strix governance kernel. It demonstrates the embedded pattern: governedProcedure() wraps every admin mutation with governance evaluation before execution.</w:t>
+      </w:r>
+    </w:p>
+    <w:p>
+      <w:pPr>
+        <w:pStyle w:val="Heading3"/>
+        <w:spacing w:after="200" w:before="360"/>
+      </w:pPr>
+      <w:r>
+        <w:rPr>
+          <w:b/>
+          <w:bCs/>
+        </w:rPr>
+        <w:t xml:space="preserve">The Embedded Kernel Pattern</w:t>
+      </w:r>
+    </w:p>
+    <w:p>
+      <w:pPr>
+        <w:spacing w:after="160"/>
+      </w:pPr>
+      <w:r>
+        <w:rPr>
+          <w:rFonts w:ascii="Arial" w:cs="Arial" w:eastAsia="Arial" w:hAnsi="Arial"/>
+          <w:color w:val="334155"/>
+          <w:sz w:val="22"/>
+          <w:szCs w:val="22"/>
+        </w:rPr>
+        <w:t xml:space="preserve">governedProcedure(capabilityId) replaces adminProcedure as the tRPC procedure builder. It chains governance middleware via .use() — the mutation handler is a closure inside .mutation() with no alternate execution path. The middleware pipeline:</w:t>
+      </w:r>
+    </w:p>
+    <w:p>
+      <w:pPr>
+        <w:pStyle w:val="ListParagraph"/>
+        <w:numPr>
+          <w:ilvl w:val="0"/>
+          <w:numId w:val="2"/>
+        </w:numPr>
+        <w:spacing w:after="120"/>
+      </w:pPr>
+      <w:r>
+        <w:rPr>
+          <w:rFonts w:ascii="Arial" w:cs="Arial" w:eastAsia="Arial" w:hAnsi="Arial"/>
+          <w:b/>
+          <w:bCs/>
+          <w:color w:val="0F172A"/>
+          <w:sz w:val="22"/>
+          <w:szCs w:val="22"/>
+        </w:rPr>
+        <w:t xml:space="preserve">Actor extraction. </w:t>
+      </w:r>
+      <w:r>
+        <w:rPr>
+          <w:rFonts w:ascii="Arial" w:cs="Arial" w:eastAsia="Arial" w:hAnsi="Arial"/>
+          <w:color w:val="334155"/>
+          <w:sz w:val="22"/>
+          <w:szCs w:val="22"/>
+        </w:rPr>
+        <w:t xml:space="preserve">User ID, role, and email from authenticated tRPC context.</w:t>
+      </w:r>
+    </w:p>
+    <w:p>
+      <w:pPr>
+        <w:pStyle w:val="ListParagraph"/>
+        <w:numPr>
+          <w:ilvl w:val="0"/>
+          <w:numId w:val="2"/>
+        </w:numPr>
+        <w:spacing w:after="120"/>
+      </w:pPr>
+      <w:r>
+        <w:rPr>
+          <w:rFonts w:ascii="Arial" w:cs="Arial" w:eastAsia="Arial" w:hAnsi="Arial"/>
+          <w:b/>
+          <w:bCs/>
+          <w:color w:val="0F172A"/>
+          <w:sz w:val="22"/>
+          <w:szCs w:val="22"/>
+        </w:rPr>
+        <w:t xml:space="preserve">Capability lookup. </w:t>
+      </w:r>
+      <w:r>
+        <w:rPr>
+          <w:rFonts w:ascii="Arial" w:cs="Arial" w:eastAsia="Arial" w:hAnsi="Arial"/>
+          <w:color w:val="334155"/>
+          <w:sz w:val="22"/>
+          <w:szCs w:val="22"/>
+        </w:rPr>
+        <w:t xml:space="preserve">84-entry typed registry with risk classification, domain, and approval requirements.</w:t>
+      </w:r>
+    </w:p>
+    <w:p>
+      <w:pPr>
+        <w:pStyle w:val="ListParagraph"/>
+        <w:numPr>
+          <w:ilvl w:val="0"/>
+          <w:numId w:val="2"/>
+        </w:numPr>
+        <w:spacing w:after="120"/>
+      </w:pPr>
+      <w:r>
+        <w:rPr>
+          <w:rFonts w:ascii="Arial" w:cs="Arial" w:eastAsia="Arial" w:hAnsi="Arial"/>
+          <w:b/>
+          <w:bCs/>
+          <w:color w:val="0F172A"/>
+          <w:sz w:val="22"/>
+          <w:szCs w:val="22"/>
+        </w:rPr>
+        <w:t xml:space="preserve">Policy evaluation. </w:t>
+      </w:r>
+      <w:r>
+        <w:rPr>
+          <w:rFonts w:ascii="Arial" w:cs="Arial" w:eastAsia="Arial" w:hAnsi="Arial"/>
+          <w:color w:val="334155"/>
+          <w:sz w:val="22"/>
+          <w:szCs w:val="22"/>
+        </w:rPr>
+        <w:t xml:space="preserve">External SDK if configured, local deterministic engine if not. CRITICAL → deny unless owner. HIGH → soft escalate. MEDIUM/LOW → allow.</w:t>
+      </w:r>
+    </w:p>
+    <w:p>
+      <w:pPr>
+        <w:pStyle w:val="ListParagraph"/>
+        <w:numPr>
+          <w:ilvl w:val="0"/>
+          <w:numId w:val="2"/>
+        </w:numPr>
+        <w:spacing w:after="120"/>
+      </w:pPr>
+      <w:r>
+        <w:rPr>
+          <w:rFonts w:ascii="Arial" w:cs="Arial" w:eastAsia="Arial" w:hAnsi="Arial"/>
+          <w:b/>
+          <w:bCs/>
+          <w:color w:val="0F172A"/>
+          <w:sz w:val="22"/>
+          <w:szCs w:val="22"/>
+        </w:rPr>
+        <w:t xml:space="preserve">Decision enforcement. </w:t>
+      </w:r>
+      <w:r>
+        <w:rPr>
+          <w:rFonts w:ascii="Arial" w:cs="Arial" w:eastAsia="Arial" w:hAnsi="Arial"/>
+          <w:color w:val="334155"/>
+          <w:sz w:val="22"/>
+          <w:szCs w:val="22"/>
+        </w:rPr>
+        <w:t xml:space="preserve">DENY throws FORBIDDEN with descriptive message naming the capability. ESCALATE records and proceeds. ALLOW proceeds.</w:t>
+      </w:r>
+    </w:p>
+    <w:p>
+      <w:pPr>
+        <w:pStyle w:val="ListParagraph"/>
+        <w:numPr>
+          <w:ilvl w:val="0"/>
+          <w:numId w:val="2"/>
+        </w:numPr>
+        <w:spacing w:after="120"/>
+      </w:pPr>
+      <w:r>
+        <w:rPr>
+          <w:rFonts w:ascii="Arial" w:cs="Arial" w:eastAsia="Arial" w:hAnsi="Arial"/>
+          <w:b/>
+          <w:bCs/>
+          <w:color w:val="0F172A"/>
+          <w:sz w:val="22"/>
+          <w:szCs w:val="22"/>
+        </w:rPr>
+        <w:t xml:space="preserve">Cryptographic sealing. </w:t>
+      </w:r>
+      <w:r>
+        <w:rPr>
+          <w:rFonts w:ascii="Arial" w:cs="Arial" w:eastAsia="Arial" w:hAnsi="Arial"/>
+          <w:color w:val="334155"/>
+          <w:sz w:val="22"/>
+          <w:szCs w:val="22"/>
+        </w:rPr>
+        <w:t xml:space="preserve">SHA-256 hash over 8 fields in deterministic order. Stored as evidence_hash. Any modification detectable by recomputing.</w:t>
+      </w:r>
+    </w:p>
+    <w:p>
+      <w:pPr>
+        <w:pStyle w:val="ListParagraph"/>
+        <w:numPr>
+          <w:ilvl w:val="0"/>
+          <w:numId w:val="2"/>
+        </w:numPr>
+        <w:spacing w:after="120"/>
+      </w:pPr>
+      <w:r>
+        <w:rPr>
+          <w:rFonts w:ascii="Arial" w:cs="Arial" w:eastAsia="Arial" w:hAnsi="Arial"/>
+          <w:b/>
+          <w:bCs/>
+          <w:color w:val="0F172A"/>
+          <w:sz w:val="22"/>
+          <w:szCs w:val="22"/>
+        </w:rPr>
+        <w:t xml:space="preserve">Evidence persistence. </w:t>
+      </w:r>
+      <w:r>
+        <w:rPr>
+          <w:rFonts w:ascii="Arial" w:cs="Arial" w:eastAsia="Arial" w:hAnsi="Arial"/>
+          <w:color w:val="334155"/>
+          <w:sz w:val="22"/>
+          <w:szCs w:val="22"/>
+        </w:rPr>
+        <w:t xml:space="preserve">Written to governance_evidence table. Fire-and-forget. Every action, every decision, regardless of SDK availability.</w:t>
+      </w:r>
+    </w:p>
+    <w:p>
+      <w:pPr>
+        <w:pStyle w:val="Heading3"/>
+        <w:spacing w:after="200" w:before="360"/>
+      </w:pPr>
+      <w:r>
+        <w:rPr>
+          <w:b/>
+          <w:bCs/>
+        </w:rPr>
+        <w:t xml:space="preserve">Production Evidence</w:t>
+      </w:r>
+    </w:p>
+    <w:p>
+      <w:pPr>
+        <w:spacing w:after="160"/>
+      </w:pPr>
+      <w:r>
+        <w:rPr>
+          <w:rFonts w:ascii="Arial" w:cs="Arial" w:eastAsia="Arial" w:hAnsi="Arial"/>
+          <w:color w:val="334155"/>
+          <w:sz w:val="22"/>
+          <w:szCs w:val="22"/>
+        </w:rPr>
+        <w:t xml:space="preserve">As of March 2026: 84 capabilities governed (75 tRPC mutations + 9 cron jobs), 12 total decisions recorded, 1 critical action blocked (coach attempted admin.members.updateRole, denied with reason “critical_requires_owner”). The governance router reads evidence via raw SQL, exposing evidence_hash alongside every record in the admin UI.</w:t>
       </w:r>
     </w:p>
     <w:tbl>
@@ -526,7 +2626,7 @@
                 <w:sz w:val="20"/>
                 <w:szCs w:val="20"/>
               </w:rPr>
-              <w:t xml:space="preserve">Risk Level</w:t>
+              <w:t xml:space="preserve">Risk</w:t>
             </w:r>
           </w:p>
         </w:tc>
@@ -588,7 +2688,7 @@
                 <w:sz w:val="20"/>
                 <w:szCs w:val="20"/>
               </w:rPr>
-              <w:t xml:space="preserve">Policy</w:t>
+              <w:t xml:space="preserve">Local Policy</w:t>
             </w:r>
           </w:p>
         </w:tc>
@@ -619,7 +2719,7 @@
                 <w:sz w:val="20"/>
                 <w:szCs w:val="20"/>
               </w:rPr>
-              <w:t xml:space="preserve">Examples</w:t>
+              <w:t xml:space="preserve">Evidence</w:t>
             </w:r>
           </w:p>
         </w:tc>
@@ -683,7 +2783,7 @@
                 <w:sz w:val="20"/>
                 <w:szCs w:val="20"/>
               </w:rPr>
-              <w:t xml:space="preserve">9</w:t>
+              <w:t xml:space="preserve">9 (+2 system)</w:t>
             </w:r>
           </w:p>
         </w:tc>
@@ -745,7 +2845,7 @@
                 <w:sz w:val="20"/>
                 <w:szCs w:val="20"/>
               </w:rPr>
-              <w:t xml:space="preserve">Role changes, bulk emails, push blasts, manual cron triggers</w:t>
+              <w:t xml:space="preserve">SHA-256 sealed</w:t>
             </w:r>
           </w:p>
         </w:tc>
@@ -840,7 +2940,7 @@
                 <w:sz w:val="20"/>
                 <w:szCs w:val="20"/>
               </w:rPr>
-              <w:t xml:space="preserve">Escalate (recorded)</w:t>
+              <w:t xml:space="preserve">Soft escalate</w:t>
             </w:r>
           </w:p>
         </w:tc>
@@ -871,7 +2971,7 @@
                 <w:sz w:val="20"/>
                 <w:szCs w:val="20"/>
               </w:rPr>
-              <w:t xml:space="preserve">All deletions, publishing, enrollment changes, AI content approval</w:t>
+              <w:t xml:space="preserve">SHA-256 sealed</w:t>
             </w:r>
           </w:p>
         </w:tc>
@@ -966,7 +3066,7 @@
                 <w:sz w:val="20"/>
                 <w:szCs w:val="20"/>
               </w:rPr>
-              <w:t xml:space="preserve">Allow (recorded)</w:t>
+              <w:t xml:space="preserve">Allow</w:t>
             </w:r>
           </w:p>
         </w:tc>
@@ -997,7 +3097,7 @@
                 <w:sz w:val="20"/>
                 <w:szCs w:val="20"/>
               </w:rPr>
-              <w:t xml:space="preserve">Create/update operations, attendance, visibility toggles</w:t>
+              <w:t xml:space="preserve">SHA-256 sealed</w:t>
             </w:r>
           </w:p>
         </w:tc>
@@ -1092,7 +3192,7 @@
                 <w:sz w:val="20"/>
                 <w:szCs w:val="20"/>
               </w:rPr>
-              <w:t xml:space="preserve">Allow (recorded)</w:t>
+              <w:t xml:space="preserve">Allow</w:t>
             </w:r>
           </w:p>
         </w:tc>
@@ -1123,224 +3223,138 @@
                 <w:sz w:val="20"/>
                 <w:szCs w:val="20"/>
               </w:rPr>
-              <w:t xml:space="preserve">Reordering, non-destructive toggles</w:t>
+              <w:t xml:space="preserve">SHA-256 sealed</w:t>
+            </w:r>
+          </w:p>
+        </w:tc>
+      </w:tr>
+      <w:tr>
+        <w:tc>
+          <w:tcPr>
+            <w:tcW w:type="dxa" w:w="2340"/>
+            <w:tcBorders>
+              <w:top w:val="single" w:color="CBD5E1" w:sz="1"/>
+              <w:left w:val="single" w:color="CBD5E1" w:sz="1"/>
+              <w:bottom w:val="single" w:color="CBD5E1" w:sz="1"/>
+              <w:right w:val="single" w:color="CBD5E1" w:sz="1"/>
+            </w:tcBorders>
+            <w:shd w:fill="FFFFFF" w:val="clear"/>
+            <w:tcMar>
+              <w:top w:type="dxa" w:w="80"/>
+              <w:left w:type="dxa" w:w="120"/>
+              <w:bottom w:type="dxa" w:w="80"/>
+              <w:right w:type="dxa" w:w="120"/>
+            </w:tcMar>
+          </w:tcPr>
+          <w:p>
+            <w:r>
+              <w:rPr>
+                <w:rFonts w:ascii="Arial" w:cs="Arial" w:eastAsia="Arial" w:hAnsi="Arial"/>
+                <w:b w:val="false"/>
+                <w:bCs w:val="false"/>
+                <w:color w:val="334155"/>
+                <w:sz w:val="20"/>
+                <w:szCs w:val="20"/>
+              </w:rPr>
+              <w:t xml:space="preserve">CRON</w:t>
+            </w:r>
+          </w:p>
+        </w:tc>
+        <w:tc>
+          <w:tcPr>
+            <w:tcW w:type="dxa" w:w="2340"/>
+            <w:tcBorders>
+              <w:top w:val="single" w:color="CBD5E1" w:sz="1"/>
+              <w:left w:val="single" w:color="CBD5E1" w:sz="1"/>
+              <w:bottom w:val="single" w:color="CBD5E1" w:sz="1"/>
+              <w:right w:val="single" w:color="CBD5E1" w:sz="1"/>
+            </w:tcBorders>
+            <w:shd w:fill="FFFFFF" w:val="clear"/>
+            <w:tcMar>
+              <w:top w:type="dxa" w:w="80"/>
+              <w:left w:type="dxa" w:w="120"/>
+              <w:bottom w:type="dxa" w:w="80"/>
+              <w:right w:type="dxa" w:w="120"/>
+            </w:tcMar>
+          </w:tcPr>
+          <w:p>
+            <w:r>
+              <w:rPr>
+                <w:rFonts w:ascii="Arial" w:cs="Arial" w:eastAsia="Arial" w:hAnsi="Arial"/>
+                <w:b w:val="false"/>
+                <w:bCs w:val="false"/>
+                <w:color w:val="334155"/>
+                <w:sz w:val="20"/>
+                <w:szCs w:val="20"/>
+              </w:rPr>
+              <w:t xml:space="preserve">9</w:t>
+            </w:r>
+          </w:p>
+        </w:tc>
+        <w:tc>
+          <w:tcPr>
+            <w:tcW w:type="dxa" w:w="2340"/>
+            <w:tcBorders>
+              <w:top w:val="single" w:color="CBD5E1" w:sz="1"/>
+              <w:left w:val="single" w:color="CBD5E1" w:sz="1"/>
+              <w:bottom w:val="single" w:color="CBD5E1" w:sz="1"/>
+              <w:right w:val="single" w:color="CBD5E1" w:sz="1"/>
+            </w:tcBorders>
+            <w:shd w:fill="FFFFFF" w:val="clear"/>
+            <w:tcMar>
+              <w:top w:type="dxa" w:w="80"/>
+              <w:left w:type="dxa" w:w="120"/>
+              <w:bottom w:type="dxa" w:w="80"/>
+              <w:right w:type="dxa" w:w="120"/>
+            </w:tcMar>
+          </w:tcPr>
+          <w:p>
+            <w:r>
+              <w:rPr>
+                <w:rFonts w:ascii="Arial" w:cs="Arial" w:eastAsia="Arial" w:hAnsi="Arial"/>
+                <w:b w:val="false"/>
+                <w:bCs w:val="false"/>
+                <w:color w:val="334155"/>
+                <w:sz w:val="20"/>
+                <w:szCs w:val="20"/>
+              </w:rPr>
+              <w:t xml:space="preserve">Auto-approve (approvalsRequired: 0)</w:t>
+            </w:r>
+          </w:p>
+        </w:tc>
+        <w:tc>
+          <w:tcPr>
+            <w:tcW w:type="dxa" w:w="2340"/>
+            <w:tcBorders>
+              <w:top w:val="single" w:color="CBD5E1" w:sz="1"/>
+              <w:left w:val="single" w:color="CBD5E1" w:sz="1"/>
+              <w:bottom w:val="single" w:color="CBD5E1" w:sz="1"/>
+              <w:right w:val="single" w:color="CBD5E1" w:sz="1"/>
+            </w:tcBorders>
+            <w:shd w:fill="FFFFFF" w:val="clear"/>
+            <w:tcMar>
+              <w:top w:type="dxa" w:w="80"/>
+              <w:left w:type="dxa" w:w="120"/>
+              <w:bottom w:type="dxa" w:w="80"/>
+              <w:right w:type="dxa" w:w="120"/>
+            </w:tcMar>
+          </w:tcPr>
+          <w:p>
+            <w:r>
+              <w:rPr>
+                <w:rFonts w:ascii="Arial" w:cs="Arial" w:eastAsia="Arial" w:hAnsi="Arial"/>
+                <w:b w:val="false"/>
+                <w:bCs w:val="false"/>
+                <w:color w:val="334155"/>
+                <w:sz w:val="20"/>
+                <w:szCs w:val="20"/>
+              </w:rPr>
+              <w:t xml:space="preserve">SHA-256 sealed</w:t>
             </w:r>
           </w:p>
         </w:tc>
       </w:tr>
     </w:tbl>
-    <w:p>
-      <w:pPr>
-        <w:spacing w:after="80" w:before="80"/>
-      </w:pPr>
-    </w:p>
-    <w:p>
-      <w:pPr>
-        <w:spacing w:after="160"/>
-      </w:pPr>
-      <w:r>
-        <w:rPr>
-          <w:rFonts w:ascii="Arial" w:cs="Arial" w:eastAsia="Arial" w:hAnsi="Arial"/>
-          <w:color w:val="334155"/>
-          <w:sz w:val="22"/>
-          <w:szCs w:val="22"/>
-        </w:rPr>
-        <w:t xml:space="preserve">Plus 9 cron job capabilities (auto-approve with evidence recording): nurture campaigns, session generation, reminders, merch drops, metrics prompts, AI progress reports, reengagement, parent digests, and post-session content generation.</w:t>
-      </w:r>
-    </w:p>
-    <w:p>
-      <w:pPr>
-        <w:pStyle w:val="Heading2"/>
-        <w:spacing w:after="200" w:before="360"/>
-      </w:pPr>
-      <w:r>
-        <w:rPr>
-          <w:b/>
-          <w:bCs/>
-        </w:rPr>
-        <w:t xml:space="preserve">Lifecycle of an Action</w:t>
-      </w:r>
-    </w:p>
-    <w:p>
-      <w:pPr>
-        <w:spacing w:after="160"/>
-      </w:pPr>
-      <w:r>
-        <w:rPr>
-          <w:rFonts w:ascii="Arial" w:cs="Arial" w:eastAsia="Arial" w:hAnsi="Arial"/>
-          <w:color w:val="334155"/>
-          <w:sz w:val="22"/>
-          <w:szCs w:val="22"/>
-        </w:rPr>
-        <w:t xml:space="preserve">Here is what happens when an admin clicks “Delete Program” in the Academy platform:</w:t>
-      </w:r>
-    </w:p>
-    <w:p>
-      <w:pPr>
-        <w:pStyle w:val="ListParagraph"/>
-        <w:numPr>
-          <w:ilvl w:val="0"/>
-          <w:numId w:val="2"/>
-        </w:numPr>
-        <w:spacing w:after="100"/>
-      </w:pPr>
-      <w:r>
-        <w:rPr>
-          <w:rFonts w:ascii="Arial" w:cs="Arial" w:eastAsia="Arial" w:hAnsi="Arial"/>
-          <w:color w:val="334155"/>
-          <w:sz w:val="22"/>
-          <w:szCs w:val="22"/>
-        </w:rPr>
-        <w:t xml:space="preserve">The tRPC client calls admin.programs.delete with the program ID.</w:t>
-      </w:r>
-    </w:p>
-    <w:p>
-      <w:pPr>
-        <w:pStyle w:val="ListParagraph"/>
-        <w:numPr>
-          <w:ilvl w:val="0"/>
-          <w:numId w:val="2"/>
-        </w:numPr>
-        <w:spacing w:after="100"/>
-      </w:pPr>
-      <w:r>
-        <w:rPr>
-          <w:rFonts w:ascii="Arial" w:cs="Arial" w:eastAsia="Arial" w:hAnsi="Arial"/>
-          <w:color w:val="334155"/>
-          <w:sz w:val="22"/>
-          <w:szCs w:val="22"/>
-        </w:rPr>
-        <w:t xml:space="preserve">The request hits the Express server, passes through Clerk authentication, and enters the tRPC middleware chain.</w:t>
-      </w:r>
-    </w:p>
-    <w:p>
-      <w:pPr>
-        <w:pStyle w:val="ListParagraph"/>
-        <w:numPr>
-          <w:ilvl w:val="0"/>
-          <w:numId w:val="2"/>
-        </w:numPr>
-        <w:spacing w:after="100"/>
-      </w:pPr>
-      <w:r>
-        <w:rPr>
-          <w:rFonts w:ascii="Arial" w:cs="Arial" w:eastAsia="Arial" w:hAnsi="Arial"/>
-          <w:color w:val="334155"/>
-          <w:sz w:val="22"/>
-          <w:szCs w:val="22"/>
-        </w:rPr>
-        <w:t xml:space="preserve">The adminProcedure middleware confirms the user has admin role.</w:t>
-      </w:r>
-    </w:p>
-    <w:p>
-      <w:pPr>
-        <w:pStyle w:val="ListParagraph"/>
-        <w:numPr>
-          <w:ilvl w:val="0"/>
-          <w:numId w:val="2"/>
-        </w:numPr>
-        <w:spacing w:after="100"/>
-      </w:pPr>
-      <w:r>
-        <w:rPr>
-          <w:rFonts w:ascii="Arial" w:cs="Arial" w:eastAsia="Arial" w:hAnsi="Arial"/>
-          <w:color w:val="334155"/>
-          <w:sz w:val="22"/>
-          <w:szCs w:val="22"/>
-        </w:rPr>
-        <w:t xml:space="preserve">The governedProcedure middleware activates. It resolves “admin.programs.delete” from the capability registry: risk=high, approvalsRequired=1.</w:t>
-      </w:r>
-    </w:p>
-    <w:p>
-      <w:pPr>
-        <w:pStyle w:val="ListParagraph"/>
-        <w:numPr>
-          <w:ilvl w:val="0"/>
-          <w:numId w:val="2"/>
-        </w:numPr>
-        <w:spacing w:after="100"/>
-      </w:pPr>
-      <w:r>
-        <w:rPr>
-          <w:rFonts w:ascii="Arial" w:cs="Arial" w:eastAsia="Arial" w:hAnsi="Arial"/>
-          <w:color w:val="334155"/>
-          <w:sz w:val="22"/>
-          <w:szCs w:val="22"/>
-        </w:rPr>
-        <w:t xml:space="preserve">If Strix SDK is enabled: the external policy engine is consulted. If it returns DENY, a FORBIDDEN error is thrown immediately. The deletion handler never runs.</w:t>
-      </w:r>
-    </w:p>
-    <w:p>
-      <w:pPr>
-        <w:pStyle w:val="ListParagraph"/>
-        <w:numPr>
-          <w:ilvl w:val="0"/>
-          <w:numId w:val="2"/>
-        </w:numPr>
-        <w:spacing w:after="100"/>
-      </w:pPr>
-      <w:r>
-        <w:rPr>
-          <w:rFonts w:ascii="Arial" w:cs="Arial" w:eastAsia="Arial" w:hAnsi="Arial"/>
-          <w:color w:val="334155"/>
-          <w:sz w:val="22"/>
-          <w:szCs w:val="22"/>
-        </w:rPr>
-        <w:t xml:space="preserve">If Strix SDK is not enabled: the local policy evaluates. HIGH risk with approvalsRequired ≥ 1 triggers a soft escalation—the action proceeds but the escalation is recorded.</w:t>
-      </w:r>
-    </w:p>
-    <w:p>
-      <w:pPr>
-        <w:pStyle w:val="ListParagraph"/>
-        <w:numPr>
-          <w:ilvl w:val="0"/>
-          <w:numId w:val="2"/>
-        </w:numPr>
-        <w:spacing w:after="100"/>
-      </w:pPr>
-      <w:r>
-        <w:rPr>
-          <w:rFonts w:ascii="Arial" w:cs="Arial" w:eastAsia="Arial" w:hAnsi="Arial"/>
-          <w:color w:val="334155"/>
-          <w:sz w:val="22"/>
-          <w:szCs w:val="22"/>
-        </w:rPr>
-        <w:t xml:space="preserve">Evidence is written to PostgreSQL: capabilityId, actorId, actorRole, actorEmail, action (allow/deny/escalate), reason, source, timestamp, and any external decision ID.</w:t>
-      </w:r>
-    </w:p>
-    <w:p>
-      <w:pPr>
-        <w:pStyle w:val="ListParagraph"/>
-        <w:numPr>
-          <w:ilvl w:val="0"/>
-          <w:numId w:val="2"/>
-        </w:numPr>
-        <w:spacing w:after="100"/>
-      </w:pPr>
-      <w:r>
-        <w:rPr>
-          <w:rFonts w:ascii="Arial" w:cs="Arial" w:eastAsia="Arial" w:hAnsi="Arial"/>
-          <w:color w:val="334155"/>
-          <w:sz w:val="22"/>
-          <w:szCs w:val="22"/>
-        </w:rPr>
-        <w:t xml:space="preserve">Only after governance clears does the actual deletion handler execute.</w:t>
-      </w:r>
-    </w:p>
-    <w:p>
-      <w:pPr>
-        <w:spacing w:after="160"/>
-      </w:pPr>
-      <w:r>
-        <w:rPr>
-          <w:rFonts w:ascii="Arial" w:cs="Arial" w:eastAsia="Arial" w:hAnsi="Arial"/>
-          <w:color w:val="334155"/>
-          <w:sz w:val="22"/>
-          <w:szCs w:val="22"/>
-        </w:rPr>
-        <w:t xml:space="preserve">The mobile app, the web portal, and the cron automation system all pass through the same governance layer. There is one enforcement boundary. One evidence trail. One source of truth.</w:t>
-      </w:r>
-    </w:p>
     <w:p>
       <w:r>
         <w:br w:type="page"/>
@@ -1376,7 +3390,7 @@
           <w:sz w:val="24"/>
           <w:szCs w:val="24"/>
         </w:rPr>
-        <w:t xml:space="preserve">Nothing executes until it is evaluated.</w:t>
+        <w:t xml:space="preserve">Nothing executes until it is evaluated. Nothing is granted without a decision. Nothing is decided without evidence.</w:t>
       </w:r>
     </w:p>
     <w:p>
@@ -1405,7 +3419,7 @@
           <w:sz w:val="22"/>
           <w:szCs w:val="22"/>
         </w:rPr>
-        <w:t xml:space="preserve">For every state-changing operation O in the governed system, there exists a governance evaluation E such that E executes before O and produces a recorded decision D ∈ {allow, deny, escalate}. If D = deny, O is never executed. D is persisted as evidence regardless of outcome.</w:t>
+        <w:t xml:space="preserve">For every state-changing operation O in the governed system, there exists a governance evaluation E such that E executes before O and produces a recorded decision D ∈ {allow, deny, escalate}. In the Console, E additionally requires: (a) a frozen policy snapshot, (b) sufficient fresh approvals for the risk tier, and (c) an HMAC-signed, single-use execution token binding the authorization to the specific action. D is persisted as tamper-evident evidence. If D = deny, O is never executed.</w:t>
       </w:r>
     </w:p>
     <w:p>
@@ -1418,7 +3432,7 @@
           <w:b/>
           <w:bCs/>
         </w:rPr>
-        <w:t xml:space="preserve">Proof</w:t>
+        <w:t xml:space="preserve">Proof: Console Layer</w:t>
       </w:r>
     </w:p>
     <w:p>
@@ -1434,16 +3448,16 @@
           <w:sz w:val="22"/>
           <w:szCs w:val="22"/>
         </w:rPr>
-        <w:t xml:space="preserve">Structural enforcement (not configuration). </w:t>
-      </w:r>
-      <w:r>
-        <w:rPr>
-          <w:rFonts w:ascii="Arial" w:cs="Arial" w:eastAsia="Arial" w:hAnsi="Arial"/>
-          <w:color w:val="334155"/>
-          <w:sz w:val="22"/>
-          <w:szCs w:val="22"/>
-        </w:rPr>
-        <w:t xml:space="preserve">The governedProcedure function returns a tRPC procedure that chains the governance middleware via .use(). The mutation handler is defined inside .mutation()—it is a closure. There is no code path that executes the handler without first executing the middleware. This is a structural property of the tRPC middleware chain, not a runtime configuration that can be toggled.</w:t>
+        <w:t xml:space="preserve">Frozen state machine. </w:t>
+      </w:r>
+      <w:r>
+        <w:rPr>
+          <w:rFonts w:ascii="Arial" w:cs="Arial" w:eastAsia="Arial" w:hAnsi="Arial"/>
+          <w:color w:val="334155"/>
+          <w:sz w:val="22"/>
+          <w:szCs w:val="22"/>
+        </w:rPr>
+        <w:t xml:space="preserve">DecisionService enforces VALID_TRANSITIONS. No code path reaches EXECUTING without passing through EVALUATED → APPROVED (with quorum) or BREAKGLASS (with justification + quorum). Terminal states (EXECUTED, FAILED, REJECTED, EXPIRED) cannot transition further.</w:t>
       </w:r>
     </w:p>
     <w:p>
@@ -1459,16 +3473,16 @@
           <w:sz w:val="22"/>
           <w:szCs w:val="22"/>
         </w:rPr>
-        <w:t xml:space="preserve">Complete coverage verified. </w:t>
-      </w:r>
-      <w:r>
-        <w:rPr>
-          <w:rFonts w:ascii="Arial" w:cs="Arial" w:eastAsia="Arial" w:hAnsi="Arial"/>
-          <w:color w:val="334155"/>
-          <w:sz w:val="22"/>
-          <w:szCs w:val="22"/>
-        </w:rPr>
-        <w:t xml:space="preserve">A full audit of server/routers.ts confirms: every admin mutation uses governedProcedure(capabilityId). Zero uses of raw adminProcedure.mutation() exist. All 9 cron job functions call evaluateCronGovernance() as their first line of execution, with an early return if denied. 84 out of 84 capabilities are covered.</w:t>
+        <w:t xml:space="preserve">Token-gated execution. </w:t>
+      </w:r>
+      <w:r>
+        <w:rPr>
+          <w:rFonts w:ascii="Arial" w:cs="Arial" w:eastAsia="Arial" w:hAnsi="Arial"/>
+          <w:color w:val="334155"/>
+          <w:sz w:val="22"/>
+          <w:szCs w:val="22"/>
+        </w:rPr>
+        <w:t xml:space="preserve">The execution token is issued only from APPROVED/BREAKGLASS state. It is HMAC-signed, scope-bound (tenantId + decisionId + actionType + environment), single-use (atomic redemption), and time-limited (5 min). There is no way to execute a governed action without redeeming a valid token.</w:t>
       </w:r>
     </w:p>
     <w:p>
@@ -1484,16 +3498,16 @@
           <w:sz w:val="22"/>
           <w:szCs w:val="22"/>
         </w:rPr>
-        <w:t xml:space="preserve">No alternate execution paths. </w:t>
-      </w:r>
-      <w:r>
-        <w:rPr>
-          <w:rFonts w:ascii="Arial" w:cs="Arial" w:eastAsia="Arial" w:hAnsi="Arial"/>
-          <w:color w:val="334155"/>
-          <w:sz w:val="22"/>
-          <w:szCs w:val="22"/>
-        </w:rPr>
-        <w:t xml:space="preserve">Admin mutations are tRPC procedures—they are not REST endpoints that could be called directly. The only REST endpoints in the system (performance-lab-apply, skills-lab-register) are public, rate-limited handlers for form submissions—they are not admin operations and do not modify protected state. All admin queries (read-only) use adminProcedure without governance, which is correct—reads are not state-changing.</w:t>
+        <w:t xml:space="preserve">Capability-decision binding. </w:t>
+      </w:r>
+      <w:r>
+        <w:rPr>
+          <w:rFonts w:ascii="Arial" w:cs="Arial" w:eastAsia="Arial" w:hAnsi="Arial"/>
+          <w:color w:val="334155"/>
+          <w:sz w:val="22"/>
+          <w:szCs w:val="22"/>
+        </w:rPr>
+        <w:t xml:space="preserve">Every CapabilityGrant stores grantDecisionId and grantTokenJti. You cannot grant a capability without a governance decision that authorized it. You cannot execute that grant without redeeming the token. The chain is: Decision → Token → Grant → Action.</w:t>
       </w:r>
     </w:p>
     <w:p>
@@ -1509,16 +3523,16 @@
           <w:sz w:val="22"/>
           <w:szCs w:val="22"/>
         </w:rPr>
-        <w:t xml:space="preserve">Evidence is unconditional. </w:t>
-      </w:r>
-      <w:r>
-        <w:rPr>
-          <w:rFonts w:ascii="Arial" w:cs="Arial" w:eastAsia="Arial" w:hAnsi="Arial"/>
-          <w:color w:val="334155"/>
-          <w:sz w:val="22"/>
-          <w:szCs w:val="22"/>
-        </w:rPr>
-        <w:t xml:space="preserve">The recordEvidence() function fires for every governance decision—allow, deny, or escalate. It fires whether the Strix SDK is enabled or disabled. It fires when governance is turned off entirely (recording “governance_disabled” as the reason). Evidence persistence is fire-and-forget: it never blocks the mutation, but it never skips.</w:t>
+        <w:t xml:space="preserve">Middleware chain enforcement. </w:t>
+      </w:r>
+      <w:r>
+        <w:rPr>
+          <w:rFonts w:ascii="Arial" w:cs="Arial" w:eastAsia="Arial" w:hAnsi="Arial"/>
+          <w:color w:val="334155"/>
+          <w:sz w:val="22"/>
+          <w:szCs w:val="22"/>
+        </w:rPr>
+        <w:t xml:space="preserve">requireAuth → requireCapability → requireDecisionToken. Each layer fails closed. Missing auth = 401. Missing capability = 403. Missing/invalid token = 401/403/404/409/410/503.</w:t>
       </w:r>
     </w:p>
     <w:p>
@@ -1531,7 +3545,95 @@
           <w:b/>
           <w:bCs/>
         </w:rPr>
-        <w:t xml:space="preserve">Gaps and Risks</w:t>
+        <w:t xml:space="preserve">Proof: Academy Layer</w:t>
+      </w:r>
+    </w:p>
+    <w:p>
+      <w:pPr>
+        <w:spacing w:after="160"/>
+      </w:pPr>
+      <w:r>
+        <w:rPr>
+          <w:rFonts w:ascii="Arial" w:cs="Arial" w:eastAsia="Arial" w:hAnsi="Arial"/>
+          <w:b/>
+          <w:bCs/>
+          <w:color w:val="0F172A"/>
+          <w:sz w:val="22"/>
+          <w:szCs w:val="22"/>
+        </w:rPr>
+        <w:t xml:space="preserve">Structural enforcement. </w:t>
+      </w:r>
+      <w:r>
+        <w:rPr>
+          <w:rFonts w:ascii="Arial" w:cs="Arial" w:eastAsia="Arial" w:hAnsi="Arial"/>
+          <w:color w:val="334155"/>
+          <w:sz w:val="22"/>
+          <w:szCs w:val="22"/>
+        </w:rPr>
+        <w:t xml:space="preserve">governedProcedure() returns a tRPC procedure that chains governance middleware via .use(). The mutation handler is a closure — no code path bypasses it.</w:t>
+      </w:r>
+    </w:p>
+    <w:p>
+      <w:pPr>
+        <w:spacing w:after="160"/>
+      </w:pPr>
+      <w:r>
+        <w:rPr>
+          <w:rFonts w:ascii="Arial" w:cs="Arial" w:eastAsia="Arial" w:hAnsi="Arial"/>
+          <w:b/>
+          <w:bCs/>
+          <w:color w:val="0F172A"/>
+          <w:sz w:val="22"/>
+          <w:szCs w:val="22"/>
+        </w:rPr>
+        <w:t xml:space="preserve">Complete coverage. </w:t>
+      </w:r>
+      <w:r>
+        <w:rPr>
+          <w:rFonts w:ascii="Arial" w:cs="Arial" w:eastAsia="Arial" w:hAnsi="Arial"/>
+          <w:color w:val="334155"/>
+          <w:sz w:val="22"/>
+          <w:szCs w:val="22"/>
+        </w:rPr>
+        <w:t xml:space="preserve">84 of 84 capabilities covered. Zero raw adminProcedure.mutation() calls in admin space. 9 cron jobs call evaluateCronGovernance() as first line.</w:t>
+      </w:r>
+    </w:p>
+    <w:p>
+      <w:pPr>
+        <w:spacing w:after="160"/>
+      </w:pPr>
+      <w:r>
+        <w:rPr>
+          <w:rFonts w:ascii="Arial" w:cs="Arial" w:eastAsia="Arial" w:hAnsi="Arial"/>
+          <w:b/>
+          <w:bCs/>
+          <w:color w:val="0F172A"/>
+          <w:sz w:val="22"/>
+          <w:szCs w:val="22"/>
+        </w:rPr>
+        <w:t xml:space="preserve">Unconditional evidence. </w:t>
+      </w:r>
+      <w:r>
+        <w:rPr>
+          <w:rFonts w:ascii="Arial" w:cs="Arial" w:eastAsia="Arial" w:hAnsi="Arial"/>
+          <w:color w:val="334155"/>
+          <w:sz w:val="22"/>
+          <w:szCs w:val="22"/>
+        </w:rPr>
+        <w:t xml:space="preserve">recordEvidence() fires for every decision. SHA-256 hash computed from 8 fields in deterministic order. Evidence_hash stored and exposed in admin UI.</w:t>
+      </w:r>
+    </w:p>
+    <w:p>
+      <w:pPr>
+        <w:pStyle w:val="Heading2"/>
+        <w:spacing w:after="200" w:before="360"/>
+      </w:pPr>
+      <w:r>
+        <w:rPr>
+          <w:b/>
+          <w:bCs/>
+        </w:rPr>
+        <w:t xml:space="preserve">Known Gaps (Honest)</w:t>
       </w:r>
     </w:p>
     <w:p>
@@ -1552,16 +3654,16 @@
           <w:sz w:val="22"/>
           <w:szCs w:val="22"/>
         </w:rPr>
-        <w:t xml:space="preserve">Fail-open on SDK errors. </w:t>
-      </w:r>
-      <w:r>
-        <w:rPr>
-          <w:rFonts w:ascii="Arial" w:cs="Arial" w:eastAsia="Arial" w:hAnsi="Arial"/>
-          <w:color w:val="334155"/>
-          <w:sz w:val="22"/>
-          <w:szCs w:val="22"/>
-        </w:rPr>
-        <w:t xml:space="preserve">When the Strix API is unreachable, the system fails open—actions proceed, evidence is recorded as allowed. This is a deliberate design choice (availability over enforcement), but it means network partition = no external policy enforcement. The local policy engine still evaluates.</w:t>
+        <w:t xml:space="preserve">Academy: fail-open on SDK errors. </w:t>
+      </w:r>
+      <w:r>
+        <w:rPr>
+          <w:rFonts w:ascii="Arial" w:cs="Arial" w:eastAsia="Arial" w:hAnsi="Arial"/>
+          <w:color w:val="334155"/>
+          <w:sz w:val="22"/>
+          <w:szCs w:val="22"/>
+        </w:rPr>
+        <w:t xml:space="preserve">External policy unavailable → local engine evaluates, action proceeds. Evidence recorded. Deliberate availability trade-off.</w:t>
       </w:r>
     </w:p>
     <w:p>
@@ -1578,20 +3680,20 @@
           <w:rFonts w:ascii="Arial" w:cs="Arial" w:eastAsia="Arial" w:hAnsi="Arial"/>
           <w:b/>
           <w:bCs/>
-          <w:color w:val="C9A24D"/>
-          <w:sz w:val="22"/>
-          <w:szCs w:val="22"/>
-        </w:rPr>
-        <w:t xml:space="preserve">Soft escalation. </w:t>
-      </w:r>
-      <w:r>
-        <w:rPr>
-          <w:rFonts w:ascii="Arial" w:cs="Arial" w:eastAsia="Arial" w:hAnsi="Arial"/>
-          <w:color w:val="334155"/>
-          <w:sz w:val="22"/>
-          <w:szCs w:val="22"/>
-        </w:rPr>
-        <w:t xml:space="preserve">HIGH-risk actions trigger “escalate” but the action still proceeds. This is temporary—pending an approval workflow UI—but in current production, escalation is recorded-only, not blocking.</w:t>
+          <w:color w:val="D97706"/>
+          <w:sz w:val="22"/>
+          <w:szCs w:val="22"/>
+        </w:rPr>
+        <w:t xml:space="preserve">Academy: soft escalation. </w:t>
+      </w:r>
+      <w:r>
+        <w:rPr>
+          <w:rFonts w:ascii="Arial" w:cs="Arial" w:eastAsia="Arial" w:hAnsi="Arial"/>
+          <w:color w:val="334155"/>
+          <w:sz w:val="22"/>
+          <w:szCs w:val="22"/>
+        </w:rPr>
+        <w:t xml:space="preserve">HIGH-risk actions escalate but proceed. Blocking requires approval workflow UI (Console provides this — not yet integrated into Academy).</w:t>
       </w:r>
     </w:p>
     <w:p>
@@ -1608,20 +3710,20 @@
           <w:rFonts w:ascii="Arial" w:cs="Arial" w:eastAsia="Arial" w:hAnsi="Arial"/>
           <w:b/>
           <w:bCs/>
-          <w:color w:val="C9A24D"/>
-          <w:sz w:val="22"/>
-          <w:szCs w:val="22"/>
-        </w:rPr>
-        <w:t xml:space="preserve">Cron jobs auto-approve. </w:t>
-      </w:r>
-      <w:r>
-        <w:rPr>
-          <w:rFonts w:ascii="Arial" w:cs="Arial" w:eastAsia="Arial" w:hAnsi="Arial"/>
-          <w:color w:val="334155"/>
-          <w:sz w:val="22"/>
-          <w:szCs w:val="22"/>
-        </w:rPr>
-        <w:t xml:space="preserve">All 9 cron capabilities have approvalsRequired: 0. They are governed (evidence is recorded, SDK can deny) but the local policy always allows them. This is by design until a pre-authorization UI exists.</w:t>
+          <w:color w:val="D97706"/>
+          <w:sz w:val="22"/>
+          <w:szCs w:val="22"/>
+        </w:rPr>
+        <w:t xml:space="preserve">Academy: cron auto-approve. </w:t>
+      </w:r>
+      <w:r>
+        <w:rPr>
+          <w:rFonts w:ascii="Arial" w:cs="Arial" w:eastAsia="Arial" w:hAnsi="Arial"/>
+          <w:color w:val="334155"/>
+          <w:sz w:val="22"/>
+          <w:szCs w:val="22"/>
+        </w:rPr>
+        <w:t xml:space="preserve">9 cron capabilities have approvalsRequired: 0. Governed and sealed but always allowed locally.</w:t>
       </w:r>
     </w:p>
     <w:p>
@@ -1638,20 +3740,80 @@
           <w:rFonts w:ascii="Arial" w:cs="Arial" w:eastAsia="Arial" w:hAnsi="Arial"/>
           <w:b/>
           <w:bCs/>
-          <w:color w:val="C9A24D"/>
-          <w:sz w:val="22"/>
-          <w:szCs w:val="22"/>
-        </w:rPr>
-        <w:t xml:space="preserve">No bypass prevention at infrastructure level. </w:t>
-      </w:r>
-      <w:r>
-        <w:rPr>
-          <w:rFonts w:ascii="Arial" w:cs="Arial" w:eastAsia="Arial" w:hAnsi="Arial"/>
-          <w:color w:val="334155"/>
-          <w:sz w:val="22"/>
-          <w:szCs w:val="22"/>
-        </w:rPr>
-        <w:t xml:space="preserve">A developer with database access could theoretically execute SQL directly, bypassing the application layer entirely. Strix governs the application boundary, not the database boundary. This is consistent with the threat model (insider with DB access is a separate control).</w:t>
+          <w:color w:val="DC2626"/>
+          <w:sz w:val="22"/>
+          <w:szCs w:val="22"/>
+        </w:rPr>
+        <w:t xml:space="preserve">Console: dev auth only. </w:t>
+      </w:r>
+      <w:r>
+        <w:rPr>
+          <w:rFonts w:ascii="Arial" w:cs="Arial" w:eastAsia="Arial" w:hAnsi="Arial"/>
+          <w:color w:val="334155"/>
+          <w:sz w:val="22"/>
+          <w:szCs w:val="22"/>
+        </w:rPr>
+        <w:t xml:space="preserve">Session cookie + dev bearer token bypass. No production auth provider (Clerk/Auth0) integrated yet.</w:t>
+      </w:r>
+    </w:p>
+    <w:p>
+      <w:pPr>
+        <w:pStyle w:val="ListParagraph"/>
+        <w:numPr>
+          <w:ilvl w:val="0"/>
+          <w:numId w:val="3"/>
+        </w:numPr>
+        <w:spacing w:after="120"/>
+      </w:pPr>
+      <w:r>
+        <w:rPr>
+          <w:rFonts w:ascii="Arial" w:cs="Arial" w:eastAsia="Arial" w:hAnsi="Arial"/>
+          <w:b/>
+          <w:bCs/>
+          <w:color w:val="D97706"/>
+          <w:sz w:val="22"/>
+          <w:szCs w:val="22"/>
+        </w:rPr>
+        <w:t xml:space="preserve">Console: seed data. </w:t>
+      </w:r>
+      <w:r>
+        <w:rPr>
+          <w:rFonts w:ascii="Arial" w:cs="Arial" w:eastAsia="Arial" w:hAnsi="Arial"/>
+          <w:color w:val="334155"/>
+          <w:sz w:val="22"/>
+          <w:szCs w:val="22"/>
+        </w:rPr>
+        <w:t xml:space="preserve">Agent/project data is mock. CRM, billing, and marketplace are scaffolded but not production-wired.</w:t>
+      </w:r>
+    </w:p>
+    <w:p>
+      <w:pPr>
+        <w:pStyle w:val="ListParagraph"/>
+        <w:numPr>
+          <w:ilvl w:val="0"/>
+          <w:numId w:val="3"/>
+        </w:numPr>
+        <w:spacing w:after="120"/>
+      </w:pPr>
+      <w:r>
+        <w:rPr>
+          <w:rFonts w:ascii="Arial" w:cs="Arial" w:eastAsia="Arial" w:hAnsi="Arial"/>
+          <w:b/>
+          <w:bCs/>
+          <w:color w:val="D97706"/>
+          <w:sz w:val="22"/>
+          <w:szCs w:val="22"/>
+        </w:rPr>
+        <w:t xml:space="preserve">Evidence: per-record hashing. </w:t>
+      </w:r>
+      <w:r>
+        <w:rPr>
+          <w:rFonts w:ascii="Arial" w:cs="Arial" w:eastAsia="Arial" w:hAnsi="Arial"/>
+          <w:color w:val="334155"/>
+          <w:sz w:val="22"/>
+          <w:szCs w:val="22"/>
+        </w:rPr>
+        <w:t xml:space="preserve">Academy uses per-record SHA-256 (no chain). Console uses correlation IDs + evidence bundles. Neither uses Merkle trees — deletion detection requires gap analysis.</w:t>
       </w:r>
     </w:p>
     <w:p>
@@ -1683,7 +3845,7 @@
           <w:sz w:val="22"/>
           <w:szCs w:val="22"/>
         </w:rPr>
-        <w:t xml:space="preserve">CONFIRMED. Within the application boundary, the invariant holds. Every state-changing admin operation and every automated job is evaluated before execution, and every evaluation is recorded as evidence. The system has known, documented limitations (fail-open on SDK errors, soft escalation, cron auto-approve) that represent deliberate engineering trade-offs, not architectural gaps.</w:t>
+        <w:t xml:space="preserve">CONFIRMED AT TWO LAYERS. The Console enforces a frozen state machine with token-gated execution, capability-decision binding, and multi-party approvals. The Academy enforces structural middleware interception with SHA-256 sealed evidence. Together they prove: no mutation executes without evaluation, no capability is granted without a decision, and no decision exists without evidence.</w:t>
       </w:r>
     </w:p>
     <w:p>
@@ -1721,7 +3883,182 @@
           <w:sz w:val="24"/>
           <w:szCs w:val="24"/>
         </w:rPr>
-        <w:t xml:space="preserve">The question is not whether someone can build logging. The question is whether they can build non-bypassable evaluation with structural enforcement and immutable evidence capture—and make it deployable in a single function call.</w:t>
+        <w:t xml:space="preserve">The question is whether anyone can build a frozen state machine with HMAC-signed execution tokens, scope-bound capability grants linked to decisions, breakglass emergency overrides with separation of duty, rolling approval TTL, SHA-256 evidence sealing, intent evaluation, and a non-bypassable middleware chain — and make it embeddable in one function call.</w:t>
+      </w:r>
+    </w:p>
+    <w:p>
+      <w:pPr>
+        <w:spacing w:after="160"/>
+      </w:pPr>
+      <w:r>
+        <w:rPr>
+          <w:rFonts w:ascii="Arial" w:cs="Arial" w:eastAsia="Arial" w:hAnsi="Arial"/>
+          <w:b/>
+          <w:bCs/>
+          <w:color w:val="0F172A"/>
+          <w:sz w:val="22"/>
+          <w:szCs w:val="22"/>
+        </w:rPr>
+        <w:t xml:space="preserve">1. Two-layer enforcement. </w:t>
+      </w:r>
+      <w:r>
+        <w:rPr>
+          <w:rFonts w:ascii="Arial" w:cs="Arial" w:eastAsia="Arial" w:hAnsi="Arial"/>
+          <w:color w:val="334155"/>
+          <w:sz w:val="22"/>
+          <w:szCs w:val="22"/>
+        </w:rPr>
+        <w:t xml:space="preserve">The Console provides the decision engine (state machine + tokens + approvals). The embedded kernel provides structural middleware enforcement. Either layer alone is significant. Together they create defense in depth that no single product replicates.</w:t>
+      </w:r>
+    </w:p>
+    <w:p>
+      <w:pPr>
+        <w:spacing w:after="160"/>
+      </w:pPr>
+      <w:r>
+        <w:rPr>
+          <w:rFonts w:ascii="Arial" w:cs="Arial" w:eastAsia="Arial" w:hAnsi="Arial"/>
+          <w:b/>
+          <w:bCs/>
+          <w:color w:val="0F172A"/>
+          <w:sz w:val="22"/>
+          <w:szCs w:val="22"/>
+        </w:rPr>
+        <w:t xml:space="preserve">2. Token-gated execution. </w:t>
+      </w:r>
+      <w:r>
+        <w:rPr>
+          <w:rFonts w:ascii="Arial" w:cs="Arial" w:eastAsia="Arial" w:hAnsi="Arial"/>
+          <w:color w:val="334155"/>
+          <w:sz w:val="22"/>
+          <w:szCs w:val="22"/>
+        </w:rPr>
+        <w:t xml:space="preserve">The execution token is the critical innovation. It binds a specific authorization decision to a specific action, with HMAC signature, scope verification, single-use redemption, and time bounds. This is not an API key. This is not a JWT. This is a cryptographic proof that a specific governance process completed for a specific action.</w:t>
+      </w:r>
+    </w:p>
+    <w:p>
+      <w:pPr>
+        <w:spacing w:after="160"/>
+      </w:pPr>
+      <w:r>
+        <w:rPr>
+          <w:rFonts w:ascii="Arial" w:cs="Arial" w:eastAsia="Arial" w:hAnsi="Arial"/>
+          <w:b/>
+          <w:bCs/>
+          <w:color w:val="0F172A"/>
+          <w:sz w:val="22"/>
+          <w:szCs w:val="22"/>
+        </w:rPr>
+        <w:t xml:space="preserve">3. Capability-decision binding. </w:t>
+      </w:r>
+      <w:r>
+        <w:rPr>
+          <w:rFonts w:ascii="Arial" w:cs="Arial" w:eastAsia="Arial" w:hAnsi="Arial"/>
+          <w:color w:val="334155"/>
+          <w:sz w:val="22"/>
+          <w:szCs w:val="22"/>
+        </w:rPr>
+        <w:t xml:space="preserve">Every capability grant in the system is traceable to the decision that authorized it and the token that was redeemed to create it. Revocations are similarly linked. This creates a complete authorization provenance chain that no RBAC system provides.</w:t>
+      </w:r>
+    </w:p>
+    <w:p>
+      <w:pPr>
+        <w:spacing w:after="160"/>
+      </w:pPr>
+      <w:r>
+        <w:rPr>
+          <w:rFonts w:ascii="Arial" w:cs="Arial" w:eastAsia="Arial" w:hAnsi="Arial"/>
+          <w:b/>
+          <w:bCs/>
+          <w:color w:val="0F172A"/>
+          <w:sz w:val="22"/>
+          <w:szCs w:val="22"/>
+        </w:rPr>
+        <w:t xml:space="preserve">4. Intent evaluation. </w:t>
+      </w:r>
+      <w:r>
+        <w:rPr>
+          <w:rFonts w:ascii="Arial" w:cs="Arial" w:eastAsia="Arial" w:hAnsi="Arial"/>
+          <w:color w:val="334155"/>
+          <w:sz w:val="22"/>
+          <w:szCs w:val="22"/>
+        </w:rPr>
+        <w:t xml:space="preserve">The same action by the same actor produces different decisions based on declared purpose and surrounding context. No existing product evaluates intent as a first-class input to execution decisions.</w:t>
+      </w:r>
+    </w:p>
+    <w:p>
+      <w:pPr>
+        <w:spacing w:after="160"/>
+      </w:pPr>
+      <w:r>
+        <w:rPr>
+          <w:rFonts w:ascii="Arial" w:cs="Arial" w:eastAsia="Arial" w:hAnsi="Arial"/>
+          <w:b/>
+          <w:bCs/>
+          <w:color w:val="0F172A"/>
+          <w:sz w:val="22"/>
+          <w:szCs w:val="22"/>
+        </w:rPr>
+        <w:t xml:space="preserve">5. Breakglass with separation of duty. </w:t>
+      </w:r>
+      <w:r>
+        <w:rPr>
+          <w:rFonts w:ascii="Arial" w:cs="Arial" w:eastAsia="Arial" w:hAnsi="Arial"/>
+          <w:color w:val="334155"/>
+          <w:sz w:val="22"/>
+          <w:szCs w:val="22"/>
+        </w:rPr>
+        <w:t xml:space="preserve">Emergency overrides exist in many systems. Breakglass with mandatory justification (32–2048 chars), proposer ≠ initiator enforcement, quorum still required at execute time, and append-only event trail is architecturally non-trivial to replicate.</w:t>
+      </w:r>
+    </w:p>
+    <w:p>
+      <w:pPr>
+        <w:spacing w:after="160"/>
+      </w:pPr>
+      <w:r>
+        <w:rPr>
+          <w:rFonts w:ascii="Arial" w:cs="Arial" w:eastAsia="Arial" w:hAnsi="Arial"/>
+          <w:b/>
+          <w:bCs/>
+          <w:color w:val="0F172A"/>
+          <w:sz w:val="22"/>
+          <w:szCs w:val="22"/>
+        </w:rPr>
+        <w:t xml:space="preserve">6. Rolling approval TTL. </w:t>
+      </w:r>
+      <w:r>
+        <w:rPr>
+          <w:rFonts w:ascii="Arial" w:cs="Arial" w:eastAsia="Arial" w:hAnsi="Arial"/>
+          <w:color w:val="334155"/>
+          <w:sz w:val="22"/>
+          <w:szCs w:val="22"/>
+        </w:rPr>
+        <w:t xml:space="preserve">Approvals expire on a rolling window. Stale quorum drops to zero. New approvals reset the window. This prevents “approve and forget” patterns where authorized actions execute long after the approval context has changed.</w:t>
+      </w:r>
+    </w:p>
+    <w:p>
+      <w:pPr>
+        <w:spacing w:after="160"/>
+      </w:pPr>
+      <w:r>
+        <w:rPr>
+          <w:rFonts w:ascii="Arial" w:cs="Arial" w:eastAsia="Arial" w:hAnsi="Arial"/>
+          <w:b/>
+          <w:bCs/>
+          <w:color w:val="0F172A"/>
+          <w:sz w:val="22"/>
+          <w:szCs w:val="22"/>
+        </w:rPr>
+        <w:t xml:space="preserve">7. One-function embedding. </w:t>
+      </w:r>
+      <w:r>
+        <w:rPr>
+          <w:rFonts w:ascii="Arial" w:cs="Arial" w:eastAsia="Arial" w:hAnsi="Arial"/>
+          <w:color w:val="334155"/>
+          <w:sz w:val="22"/>
+          <w:szCs w:val="22"/>
+        </w:rPr>
+        <w:t xml:space="preserve">The entire governance kernel activates with governedProcedure(capabilityId). One import, one function call per mutation. 84 capabilities governed with 84 one-line changes.</w:t>
       </w:r>
     </w:p>
     <w:p>
@@ -1734,145 +4071,7 @@
           <w:b/>
           <w:bCs/>
         </w:rPr>
-        <w:t xml:space="preserve">Why This Cannot Be Replicated Easily</w:t>
-      </w:r>
-    </w:p>
-    <w:p>
-      <w:pPr>
-        <w:spacing w:after="160"/>
-      </w:pPr>
-      <w:r>
-        <w:rPr>
-          <w:rFonts w:ascii="Arial" w:cs="Arial" w:eastAsia="Arial" w:hAnsi="Arial"/>
-          <w:b/>
-          <w:bCs/>
-          <w:color w:val="0F172A"/>
-          <w:sz w:val="22"/>
-          <w:szCs w:val="22"/>
-        </w:rPr>
-        <w:t xml:space="preserve">1. Structural enforcement, not configuration. </w:t>
-      </w:r>
-      <w:r>
-        <w:rPr>
-          <w:rFonts w:ascii="Arial" w:cs="Arial" w:eastAsia="Arial" w:hAnsi="Arial"/>
-          <w:color w:val="334155"/>
-          <w:sz w:val="22"/>
-          <w:szCs w:val="22"/>
-        </w:rPr>
-        <w:t xml:space="preserve">RBAC systems check permissions. Logging systems record events. Guardrails filter outputs. Strix does something none of them do: it sits inside the execution path as a non-removable middleware and makes a decision before the operation runs. The enforcement is structural—it is a property of how the code is compiled, not how it is configured. You cannot misconfigure it. You cannot forget to add it. If the mutation exists, governance exists.</w:t>
-      </w:r>
-    </w:p>
-    <w:p>
-      <w:pPr>
-        <w:spacing w:after="160"/>
-      </w:pPr>
-      <w:r>
-        <w:rPr>
-          <w:rFonts w:ascii="Arial" w:cs="Arial" w:eastAsia="Arial" w:hAnsi="Arial"/>
-          <w:b/>
-          <w:bCs/>
-          <w:color w:val="0F172A"/>
-          <w:sz w:val="22"/>
-          <w:szCs w:val="22"/>
-        </w:rPr>
-        <w:t xml:space="preserve">2. Evidence is a first-class primitive. </w:t>
-      </w:r>
-      <w:r>
-        <w:rPr>
-          <w:rFonts w:ascii="Arial" w:cs="Arial" w:eastAsia="Arial" w:hAnsi="Arial"/>
-          <w:color w:val="334155"/>
-          <w:sz w:val="22"/>
-          <w:szCs w:val="22"/>
-        </w:rPr>
-        <w:t xml:space="preserve">In traditional systems, logs are a side effect. They are appended after the fact. They can be incomplete if the system crashes. They can be selectively disabled. In Strix, evidence is written as part of the governance evaluation—before the operation executes. The evidence trail is not a reporting feature. It is the system of record. Every allow, every deny, every escalation produces an immutable row in a durable store.</w:t>
-      </w:r>
-    </w:p>
-    <w:p>
-      <w:pPr>
-        <w:spacing w:after="160"/>
-      </w:pPr>
-      <w:r>
-        <w:rPr>
-          <w:rFonts w:ascii="Arial" w:cs="Arial" w:eastAsia="Arial" w:hAnsi="Arial"/>
-          <w:b/>
-          <w:bCs/>
-          <w:color w:val="0F172A"/>
-          <w:sz w:val="22"/>
-          <w:szCs w:val="22"/>
-        </w:rPr>
-        <w:t xml:space="preserve">3. Three-state decision model. </w:t>
-      </w:r>
-      <w:r>
-        <w:rPr>
-          <w:rFonts w:ascii="Arial" w:cs="Arial" w:eastAsia="Arial" w:hAnsi="Arial"/>
-          <w:color w:val="334155"/>
-          <w:sz w:val="22"/>
-          <w:szCs w:val="22"/>
-        </w:rPr>
-        <w:t xml:space="preserve">Existing systems are binary: allow or deny. Strix introduces escalate as a first-class decision. This enables a middle ground that no other system provides—the action can proceed but is flagged for review, with full evidence. This maps to how organizations actually work: most actions are fine, some are blocked, and some need a human to review them after the fact.</w:t>
-      </w:r>
-    </w:p>
-    <w:p>
-      <w:pPr>
-        <w:spacing w:after="160"/>
-      </w:pPr>
-      <w:r>
-        <w:rPr>
-          <w:rFonts w:ascii="Arial" w:cs="Arial" w:eastAsia="Arial" w:hAnsi="Arial"/>
-          <w:b/>
-          <w:bCs/>
-          <w:color w:val="0F172A"/>
-          <w:sz w:val="22"/>
-          <w:szCs w:val="22"/>
-        </w:rPr>
-        <w:t xml:space="preserve">4. Dual-engine architecture. </w:t>
-      </w:r>
-      <w:r>
-        <w:rPr>
-          <w:rFonts w:ascii="Arial" w:cs="Arial" w:eastAsia="Arial" w:hAnsi="Arial"/>
-          <w:color w:val="334155"/>
-          <w:sz w:val="22"/>
-          <w:szCs w:val="22"/>
-        </w:rPr>
-        <w:t xml:space="preserve">Strix runs a local policy engine (deterministic, risk-based, zero-latency) alongside an optional external SDK (cloud policy, dynamic rules, cross-tenant governance). When the external engine is unavailable, the local engine provides baseline enforcement. When it is available, it adds dynamic policy evaluation. No other system provides this dual-mode enforcement.</w:t>
-      </w:r>
-    </w:p>
-    <w:p>
-      <w:pPr>
-        <w:spacing w:after="160"/>
-      </w:pPr>
-      <w:r>
-        <w:rPr>
-          <w:rFonts w:ascii="Arial" w:cs="Arial" w:eastAsia="Arial" w:hAnsi="Arial"/>
-          <w:b/>
-          <w:bCs/>
-          <w:color w:val="0F172A"/>
-          <w:sz w:val="22"/>
-          <w:szCs w:val="22"/>
-        </w:rPr>
-        <w:t xml:space="preserve">5. One-function integration. </w:t>
-      </w:r>
-      <w:r>
-        <w:rPr>
-          <w:rFonts w:ascii="Arial" w:cs="Arial" w:eastAsia="Arial" w:hAnsi="Arial"/>
-          <w:color w:val="334155"/>
-          <w:sz w:val="22"/>
-          <w:szCs w:val="22"/>
-        </w:rPr>
-        <w:t xml:space="preserve">The entire governance system is activated by replacing adminProcedure with governedProcedure(capabilityId). One function call per mutation. No separate middleware stack. No configuration files. No infrastructure. The Academy platform governs 84 capabilities with a single import and 84 one-line changes.</w:t>
-      </w:r>
-    </w:p>
-    <w:p>
-      <w:pPr>
-        <w:pStyle w:val="Heading2"/>
-        <w:spacing w:after="200" w:before="360"/>
-      </w:pPr>
-      <w:r>
-        <w:rPr>
-          <w:b/>
-          <w:bCs/>
-        </w:rPr>
-        <w:t xml:space="preserve">What Existing Systems Cannot Do</w:t>
+        <w:t xml:space="preserve">Competitive Comparison (Updated)</w:t>
       </w:r>
     </w:p>
     <w:tbl>
@@ -1920,7 +4119,7 @@
                 <w:sz w:val="20"/>
                 <w:szCs w:val="20"/>
               </w:rPr>
-              <w:t xml:space="preserve">Approach</w:t>
+              <w:t xml:space="preserve">System</w:t>
             </w:r>
           </w:p>
         </w:tc>
@@ -1982,7 +4181,7 @@
                 <w:sz w:val="20"/>
                 <w:szCs w:val="20"/>
               </w:rPr>
-              <w:t xml:space="preserve">What It Cannot Do</w:t>
+              <w:t xml:space="preserve">What Strix Adds</w:t>
             </w:r>
           </w:p>
         </w:tc>
@@ -2015,7 +4214,7 @@
                 <w:sz w:val="20"/>
                 <w:szCs w:val="20"/>
               </w:rPr>
-              <w:t xml:space="preserve">RBAC (Clerk, Auth0)</w:t>
+              <w:t xml:space="preserve">RBAC</w:t>
             </w:r>
           </w:p>
         </w:tc>
@@ -2046,7 +4245,7 @@
                 <w:sz w:val="20"/>
                 <w:szCs w:val="20"/>
               </w:rPr>
-              <w:t xml:space="preserve">Checks if a user HAS permission</w:t>
+              <w:t xml:space="preserve">Checks identity + permission</w:t>
             </w:r>
           </w:p>
         </w:tc>
@@ -2077,7 +4276,7 @@
                 <w:sz w:val="20"/>
                 <w:szCs w:val="20"/>
               </w:rPr>
-              <w:t xml:space="preserve">Cannot evaluate CONTEXT, RISK, or HISTORY of the action. Cannot escalate. Cannot record evidence.</w:t>
+              <w:t xml:space="preserve">Intent evaluation, risk classification, three-state decisions, evidence sealing, approval workflows</w:t>
             </w:r>
           </w:p>
         </w:tc>
@@ -2110,7 +4309,7 @@
                 <w:sz w:val="20"/>
                 <w:szCs w:val="20"/>
               </w:rPr>
-              <w:t xml:space="preserve">API Gateways (Kong, Apigee)</w:t>
+              <w:t xml:space="preserve">OPA / Cedar</w:t>
             </w:r>
           </w:p>
         </w:tc>
@@ -2141,7 +4340,7 @@
                 <w:sz w:val="20"/>
                 <w:szCs w:val="20"/>
               </w:rPr>
-              <w:t xml:space="preserve">Rate limiting, auth at the edge</w:t>
+              <w:t xml:space="preserve">External policy evaluation</w:t>
             </w:r>
           </w:p>
         </w:tc>
@@ -2172,7 +4371,7 @@
                 <w:sz w:val="20"/>
                 <w:szCs w:val="20"/>
               </w:rPr>
-              <w:t xml:space="preserve">Cannot evaluate business logic. Cannot classify risk. Cannot make deny/escalate decisions based on capability semantics.</w:t>
+              <w:t xml:space="preserve">Structural enforcement (non-bypassable), execution tokens, capability-decision binding, breakglass</w:t>
             </w:r>
           </w:p>
         </w:tc>
@@ -2205,7 +4404,7 @@
                 <w:sz w:val="20"/>
                 <w:szCs w:val="20"/>
               </w:rPr>
-              <w:t xml:space="preserve">AI Guardrails (Guardrails AI, NeMo)</w:t>
+              <w:t xml:space="preserve">AI Guardrails</w:t>
             </w:r>
           </w:p>
         </w:tc>
@@ -2236,7 +4435,7 @@
                 <w:sz w:val="20"/>
                 <w:szCs w:val="20"/>
               </w:rPr>
-              <w:t xml:space="preserve">Filter LLM inputs/outputs</w:t>
+              <w:t xml:space="preserve">Filter LLM I/O</w:t>
             </w:r>
           </w:p>
         </w:tc>
@@ -2267,7 +4466,7 @@
                 <w:sz w:val="20"/>
                 <w:szCs w:val="20"/>
               </w:rPr>
-              <w:t xml:space="preserve">Only governs LLM interactions. Cannot govern database mutations, payment operations, or automation jobs.</w:t>
+              <w:t xml:space="preserve">Governs ALL mutations (DB writes, payments, automation, admin ops), not just LLM</w:t>
             </w:r>
           </w:p>
         </w:tc>
@@ -2300,7 +4499,7 @@
                 <w:sz w:val="20"/>
                 <w:szCs w:val="20"/>
               </w:rPr>
-              <w:t xml:space="preserve">Logging (Datadog, Sentry)</w:t>
+              <w:t xml:space="preserve">Logging / SIEM</w:t>
             </w:r>
           </w:p>
         </w:tc>
@@ -2331,7 +4530,7 @@
                 <w:sz w:val="20"/>
                 <w:szCs w:val="20"/>
               </w:rPr>
-              <w:t xml:space="preserve">Records events after they happen</w:t>
+              <w:t xml:space="preserve">Records events after the fact</w:t>
             </w:r>
           </w:p>
         </w:tc>
@@ -2362,7 +4561,7 @@
                 <w:sz w:val="20"/>
                 <w:szCs w:val="20"/>
               </w:rPr>
-              <w:t xml:space="preserve">Cannot prevent an action. Cannot deny. Cannot escalate. Evidence is a side effect, not a prerequisite.</w:t>
+              <w:t xml:space="preserve">Pre-execution evaluation, deny capability, SHA-256 evidence sealing, real-time decisions</w:t>
             </w:r>
           </w:p>
         </w:tc>
@@ -2395,7 +4594,7 @@
                 <w:sz w:val="20"/>
                 <w:szCs w:val="20"/>
               </w:rPr>
-              <w:t xml:space="preserve">Policy Engines (OPA, Cedar)</w:t>
+              <w:t xml:space="preserve">Blockchain Audit</w:t>
             </w:r>
           </w:p>
         </w:tc>
@@ -2426,7 +4625,7 @@
                 <w:sz w:val="20"/>
                 <w:szCs w:val="20"/>
               </w:rPr>
-              <w:t xml:space="preserve">Evaluates policies</w:t>
+              <w:t xml:space="preserve">Immutable append-only ledger</w:t>
             </w:r>
           </w:p>
         </w:tc>
@@ -2457,32 +4656,108 @@
                 <w:sz w:val="20"/>
                 <w:szCs w:val="20"/>
               </w:rPr>
-              <w:t xml:space="preserve">Requires separate integration per endpoint. No structural enforcement. No evidence-first design. No escalation.</w:t>
+              <w:t xml:space="preserve">Real-time deny/escalate decisions, one-function deployment, no infrastructure overhead</w:t>
+            </w:r>
+          </w:p>
+        </w:tc>
+      </w:tr>
+      <w:tr>
+        <w:tc>
+          <w:tcPr>
+            <w:tcW w:type="dxa" w:w="3120"/>
+            <w:tcBorders>
+              <w:top w:val="single" w:color="CBD5E1" w:sz="1"/>
+              <w:left w:val="single" w:color="CBD5E1" w:sz="1"/>
+              <w:bottom w:val="single" w:color="CBD5E1" w:sz="1"/>
+              <w:right w:val="single" w:color="CBD5E1" w:sz="1"/>
+            </w:tcBorders>
+            <w:shd w:fill="FFFFFF" w:val="clear"/>
+            <w:tcMar>
+              <w:top w:type="dxa" w:w="80"/>
+              <w:left w:type="dxa" w:w="120"/>
+              <w:bottom w:type="dxa" w:w="80"/>
+              <w:right w:type="dxa" w:w="120"/>
+            </w:tcMar>
+          </w:tcPr>
+          <w:p>
+            <w:r>
+              <w:rPr>
+                <w:rFonts w:ascii="Arial" w:cs="Arial" w:eastAsia="Arial" w:hAnsi="Arial"/>
+                <w:b w:val="false"/>
+                <w:bCs w:val="false"/>
+                <w:color w:val="334155"/>
+                <w:sz w:val="20"/>
+                <w:szCs w:val="20"/>
+              </w:rPr>
+              <w:t xml:space="preserve">Temporal / Step Functions</w:t>
+            </w:r>
+          </w:p>
+        </w:tc>
+        <w:tc>
+          <w:tcPr>
+            <w:tcW w:type="dxa" w:w="3120"/>
+            <w:tcBorders>
+              <w:top w:val="single" w:color="CBD5E1" w:sz="1"/>
+              <w:left w:val="single" w:color="CBD5E1" w:sz="1"/>
+              <w:bottom w:val="single" w:color="CBD5E1" w:sz="1"/>
+              <w:right w:val="single" w:color="CBD5E1" w:sz="1"/>
+            </w:tcBorders>
+            <w:shd w:fill="FFFFFF" w:val="clear"/>
+            <w:tcMar>
+              <w:top w:type="dxa" w:w="80"/>
+              <w:left w:type="dxa" w:w="120"/>
+              <w:bottom w:type="dxa" w:w="80"/>
+              <w:right w:type="dxa" w:w="120"/>
+            </w:tcMar>
+          </w:tcPr>
+          <w:p>
+            <w:r>
+              <w:rPr>
+                <w:rFonts w:ascii="Arial" w:cs="Arial" w:eastAsia="Arial" w:hAnsi="Arial"/>
+                <w:b w:val="false"/>
+                <w:bCs w:val="false"/>
+                <w:color w:val="334155"/>
+                <w:sz w:val="20"/>
+                <w:szCs w:val="20"/>
+              </w:rPr>
+              <w:t xml:space="preserve">Workflow orchestration</w:t>
+            </w:r>
+          </w:p>
+        </w:tc>
+        <w:tc>
+          <w:tcPr>
+            <w:tcW w:type="dxa" w:w="3120"/>
+            <w:tcBorders>
+              <w:top w:val="single" w:color="CBD5E1" w:sz="1"/>
+              <w:left w:val="single" w:color="CBD5E1" w:sz="1"/>
+              <w:bottom w:val="single" w:color="CBD5E1" w:sz="1"/>
+              <w:right w:val="single" w:color="CBD5E1" w:sz="1"/>
+            </w:tcBorders>
+            <w:shd w:fill="FFFFFF" w:val="clear"/>
+            <w:tcMar>
+              <w:top w:type="dxa" w:w="80"/>
+              <w:left w:type="dxa" w:w="120"/>
+              <w:bottom w:type="dxa" w:w="80"/>
+              <w:right w:type="dxa" w:w="120"/>
+            </w:tcMar>
+          </w:tcPr>
+          <w:p>
+            <w:r>
+              <w:rPr>
+                <w:rFonts w:ascii="Arial" w:cs="Arial" w:eastAsia="Arial" w:hAnsi="Arial"/>
+                <w:b w:val="false"/>
+                <w:bCs w:val="false"/>
+                <w:color w:val="334155"/>
+                <w:sz w:val="20"/>
+                <w:szCs w:val="20"/>
+              </w:rPr>
+              <w:t xml:space="preserve">Security-first (token-gated, scope-bound), governance-native (not general-purpose workflow)</w:t>
             </w:r>
           </w:p>
         </w:tc>
       </w:tr>
     </w:tbl>
     <w:p>
-      <w:pPr>
-        <w:spacing w:after="80" w:before="80"/>
-      </w:pPr>
-    </w:p>
-    <w:p>
-      <w:pPr>
-        <w:spacing w:after="160"/>
-      </w:pPr>
-      <w:r>
-        <w:rPr>
-          <w:rFonts w:ascii="Arial" w:cs="Arial" w:eastAsia="Arial" w:hAnsi="Arial"/>
-          <w:color w:val="334155"/>
-          <w:sz w:val="22"/>
-          <w:szCs w:val="22"/>
-        </w:rPr>
-        <w:t xml:space="preserve">None of these systems provide what Strix provides: structural enforcement with evidence-first evaluation across every state-changing operation in an application.</w:t>
-      </w:r>
-    </w:p>
-    <w:p>
       <w:r>
         <w:br w:type="page"/>
       </w:r>
@@ -2510,35 +4785,7 @@
           <w:b/>
           <w:bCs/>
         </w:rPr>
-        <w:t xml:space="preserve">The Category: Execution Control</w:t>
-      </w:r>
-    </w:p>
-    <w:p>
-      <w:pPr>
-        <w:spacing w:after="160"/>
-      </w:pPr>
-      <w:r>
-        <w:rPr>
-          <w:rFonts w:ascii="Arial" w:cs="Arial" w:eastAsia="Arial" w:hAnsi="Arial"/>
-          <w:color w:val="334155"/>
-          <w:sz w:val="22"/>
-          <w:szCs w:val="22"/>
-        </w:rPr>
-        <w:t xml:space="preserve">Strix does not belong to IAM. It does not belong to observability. It does not belong to AI safety. It belongs to a category that does not yet have a name because no product has occupied it.</w:t>
-      </w:r>
-    </w:p>
-    <w:p>
-      <w:pPr>
-        <w:spacing w:after="160"/>
-      </w:pPr>
-      <w:r>
-        <w:rPr>
-          <w:rFonts w:ascii="Arial" w:cs="Arial" w:eastAsia="Arial" w:hAnsi="Arial"/>
-          <w:color w:val="334155"/>
-          <w:sz w:val="22"/>
-          <w:szCs w:val="22"/>
-        </w:rPr>
-        <w:t xml:space="preserve">That category is Execution Control.</w:t>
+        <w:t xml:space="preserve">Execution Intelligence</w:t>
       </w:r>
     </w:p>
     <w:p>
@@ -2559,7 +4806,107 @@
           <w:sz w:val="22"/>
           <w:szCs w:val="22"/>
         </w:rPr>
-        <w:t xml:space="preserve">Execution Control: The discipline of intercepting, evaluating, and recording every state-changing operation in a software system before it executes—with the authority to allow, deny, or escalate based on identity, context, risk classification, and policy.</w:t>
+        <w:t xml:space="preserve">Execution Intelligence: The discipline of intercepting, evaluating intent and context of, and cryptographically recording every state-changing operation in a software system before it executes — with the authority to allow, deny, or escalate based on identity, declared purpose, risk classification, approval status, and policy — enforced through token-gated execution and immutable evidence.</w:t>
+      </w:r>
+    </w:p>
+    <w:p>
+      <w:pPr>
+        <w:spacing w:after="160"/>
+      </w:pPr>
+      <w:r>
+        <w:rPr>
+          <w:rFonts w:ascii="Arial" w:cs="Arial" w:eastAsia="Arial" w:hAnsi="Arial"/>
+          <w:b/>
+          <w:bCs/>
+          <w:color w:val="0F172A"/>
+          <w:sz w:val="22"/>
+          <w:szCs w:val="22"/>
+        </w:rPr>
+        <w:t xml:space="preserve">IAM: “Who are you?” </w:t>
+      </w:r>
+      <w:r>
+        <w:rPr>
+          <w:rFonts w:ascii="Arial" w:cs="Arial" w:eastAsia="Arial" w:hAnsi="Arial"/>
+          <w:color w:val="334155"/>
+          <w:sz w:val="22"/>
+          <w:szCs w:val="22"/>
+        </w:rPr>
+        <w:t xml:space="preserve">Does not evaluate intent, risk, context, or approval freshness.</w:t>
+      </w:r>
+    </w:p>
+    <w:p>
+      <w:pPr>
+        <w:spacing w:after="160"/>
+      </w:pPr>
+      <w:r>
+        <w:rPr>
+          <w:rFonts w:ascii="Arial" w:cs="Arial" w:eastAsia="Arial" w:hAnsi="Arial"/>
+          <w:b/>
+          <w:bCs/>
+          <w:color w:val="0F172A"/>
+          <w:sz w:val="22"/>
+          <w:szCs w:val="22"/>
+        </w:rPr>
+        <w:t xml:space="preserve">Observability: “What happened?” </w:t>
+      </w:r>
+      <w:r>
+        <w:rPr>
+          <w:rFonts w:ascii="Arial" w:cs="Arial" w:eastAsia="Arial" w:hAnsi="Arial"/>
+          <w:color w:val="334155"/>
+          <w:sz w:val="22"/>
+          <w:szCs w:val="22"/>
+        </w:rPr>
+        <w:t xml:space="preserve">Cannot prevent it. Cannot prove records are unaltered.</w:t>
+      </w:r>
+    </w:p>
+    <w:p>
+      <w:pPr>
+        <w:spacing w:after="160"/>
+      </w:pPr>
+      <w:r>
+        <w:rPr>
+          <w:rFonts w:ascii="Arial" w:cs="Arial" w:eastAsia="Arial" w:hAnsi="Arial"/>
+          <w:b/>
+          <w:bCs/>
+          <w:color w:val="0F172A"/>
+          <w:sz w:val="22"/>
+          <w:szCs w:val="22"/>
+        </w:rPr>
+        <w:t xml:space="preserve">AI Safety: “Is this LLM output safe?” </w:t>
+      </w:r>
+      <w:r>
+        <w:rPr>
+          <w:rFonts w:ascii="Arial" w:cs="Arial" w:eastAsia="Arial" w:hAnsi="Arial"/>
+          <w:color w:val="334155"/>
+          <w:sz w:val="22"/>
+          <w:szCs w:val="22"/>
+        </w:rPr>
+        <w:t xml:space="preserve">Does not govern the 95% of operations that are not LLM interactions.</w:t>
+      </w:r>
+    </w:p>
+    <w:p>
+      <w:pPr>
+        <w:spacing w:after="160"/>
+      </w:pPr>
+      <w:r>
+        <w:rPr>
+          <w:rFonts w:ascii="Arial" w:cs="Arial" w:eastAsia="Arial" w:hAnsi="Arial"/>
+          <w:b/>
+          <w:bCs/>
+          <w:color w:val="0F172A"/>
+          <w:sz w:val="22"/>
+          <w:szCs w:val="22"/>
+        </w:rPr>
+        <w:t xml:space="preserve">Workflow engines: “What step is next?” </w:t>
+      </w:r>
+      <w:r>
+        <w:rPr>
+          <w:rFonts w:ascii="Arial" w:cs="Arial" w:eastAsia="Arial" w:hAnsi="Arial"/>
+          <w:color w:val="334155"/>
+          <w:sz w:val="22"/>
+          <w:szCs w:val="22"/>
+        </w:rPr>
+        <w:t xml:space="preserve">Not security-first. No token-gated execution. No capability-decision binding. No breakglass.</w:t>
       </w:r>
     </w:p>
     <w:p>
@@ -2572,7 +4919,7 @@
           <w:b/>
           <w:bCs/>
         </w:rPr>
-        <w:t xml:space="preserve">Why Existing Categories Are Insufficient</w:t>
+        <w:t xml:space="preserve">For Investors</w:t>
       </w:r>
     </w:p>
     <w:p>
@@ -2582,167 +4929,11 @@
       <w:r>
         <w:rPr>
           <w:rFonts w:ascii="Arial" w:cs="Arial" w:eastAsia="Arial" w:hAnsi="Arial"/>
-          <w:b/>
-          <w:bCs/>
-          <w:color w:val="0F172A"/>
-          <w:sz w:val="22"/>
-          <w:szCs w:val="22"/>
-        </w:rPr>
-        <w:t xml:space="preserve">IAM answers: “Who are you?” </w:t>
-      </w:r>
-      <w:r>
-        <w:rPr>
-          <w:rFonts w:ascii="Arial" w:cs="Arial" w:eastAsia="Arial" w:hAnsi="Arial"/>
-          <w:color w:val="334155"/>
-          <w:sz w:val="22"/>
-          <w:szCs w:val="22"/>
-        </w:rPr>
-        <w:t xml:space="preserve">It does not answer: “Should this specific action, by this specific person, at this specific time, with this specific risk level, be allowed?”</w:t>
-      </w:r>
-    </w:p>
-    <w:p>
-      <w:pPr>
-        <w:spacing w:after="160"/>
-      </w:pPr>
-      <w:r>
-        <w:rPr>
-          <w:rFonts w:ascii="Arial" w:cs="Arial" w:eastAsia="Arial" w:hAnsi="Arial"/>
-          <w:b/>
-          <w:bCs/>
-          <w:color w:val="0F172A"/>
-          <w:sz w:val="22"/>
-          <w:szCs w:val="22"/>
-        </w:rPr>
-        <w:t xml:space="preserve">Observability answers: “What happened?” </w:t>
-      </w:r>
-      <w:r>
-        <w:rPr>
-          <w:rFonts w:ascii="Arial" w:cs="Arial" w:eastAsia="Arial" w:hAnsi="Arial"/>
-          <w:color w:val="334155"/>
-          <w:sz w:val="22"/>
-          <w:szCs w:val="22"/>
-        </w:rPr>
-        <w:t xml:space="preserve">It does not answer: “Should it have happened?” And it cannot prevent it from happening.</w:t>
-      </w:r>
-    </w:p>
-    <w:p>
-      <w:pPr>
-        <w:spacing w:after="160"/>
-      </w:pPr>
-      <w:r>
-        <w:rPr>
-          <w:rFonts w:ascii="Arial" w:cs="Arial" w:eastAsia="Arial" w:hAnsi="Arial"/>
-          <w:b/>
-          <w:bCs/>
-          <w:color w:val="0F172A"/>
-          <w:sz w:val="22"/>
-          <w:szCs w:val="22"/>
-        </w:rPr>
-        <w:t xml:space="preserve">AI Safety answers: “Is this LLM output safe?” </w:t>
-      </w:r>
-      <w:r>
-        <w:rPr>
-          <w:rFonts w:ascii="Arial" w:cs="Arial" w:eastAsia="Arial" w:hAnsi="Arial"/>
-          <w:color w:val="334155"/>
-          <w:sz w:val="22"/>
-          <w:szCs w:val="22"/>
-        </w:rPr>
-        <w:t xml:space="preserve">It does not govern the 95% of operations that are not LLM interactions: database mutations, payment processing, user management, automated jobs.</w:t>
-      </w:r>
-    </w:p>
-    <w:p>
-      <w:pPr>
-        <w:spacing w:after="160"/>
-      </w:pPr>
-      <w:r>
-        <w:rPr>
-          <w:rFonts w:ascii="Arial" w:cs="Arial" w:eastAsia="Arial" w:hAnsi="Arial"/>
-          <w:b/>
-          <w:bCs/>
-          <w:color w:val="0F172A"/>
-          <w:sz w:val="22"/>
-          <w:szCs w:val="22"/>
-        </w:rPr>
-        <w:t xml:space="preserve">API Security answers: “Is this request authenticated?” </w:t>
-      </w:r>
-      <w:r>
-        <w:rPr>
-          <w:rFonts w:ascii="Arial" w:cs="Arial" w:eastAsia="Arial" w:hAnsi="Arial"/>
-          <w:color w:val="334155"/>
-          <w:sz w:val="22"/>
-          <w:szCs w:val="22"/>
-        </w:rPr>
-        <w:t xml:space="preserve">It does not evaluate whether an authenticated, authorized user should be performing this particular action at this particular moment.</w:t>
-      </w:r>
-    </w:p>
-    <w:p>
-      <w:pPr>
-        <w:spacing w:after="160"/>
-      </w:pPr>
-      <w:r>
-        <w:rPr>
-          <w:rFonts w:ascii="Arial" w:cs="Arial" w:eastAsia="Arial" w:hAnsi="Arial"/>
-          <w:color w:val="334155"/>
-          <w:sz w:val="22"/>
-          <w:szCs w:val="22"/>
-        </w:rPr>
-        <w:t xml:space="preserve">Execution Control is the layer that sits between authorization (“you can”) and operation (“you did”). It is the layer that asks: “Should you, right now, given everything we know?”</w:t>
-      </w:r>
-    </w:p>
-    <w:p>
-      <w:pPr>
-        <w:pStyle w:val="Heading2"/>
-        <w:spacing w:after="200" w:before="360"/>
-      </w:pPr>
-      <w:r>
-        <w:rPr>
-          <w:b/>
-          <w:bCs/>
-        </w:rPr>
-        <w:t xml:space="preserve">Positioning Statement</w:t>
-      </w:r>
-    </w:p>
-    <w:p>
-      <w:pPr>
-        <w:shd w:fill="F1F5F9" w:val="clear"/>
-        <w:spacing w:after="200" w:before="200"/>
-        <w:ind w:left="480" w:right="480"/>
-      </w:pPr>
-      <w:r>
-        <w:rPr>
-          <w:rFonts w:ascii="Arial" w:cs="Arial" w:eastAsia="Arial" w:hAnsi="Arial"/>
-          <w:color w:val="0F172A"/>
-          <w:sz w:val="22"/>
-          <w:szCs w:val="22"/>
-        </w:rPr>
-        <w:t xml:space="preserve">Strix is the execution control layer for software systems. It embeds into your application’s mutation layer, intercepts every state-changing operation, and makes a three-way decision—allow, deny, or escalate—before the operation executes. Every decision is recorded as immutable evidence. Nothing executes until it is evaluated.</w:t>
-      </w:r>
-    </w:p>
-    <w:p>
-      <w:pPr>
-        <w:pStyle w:val="Heading2"/>
-        <w:spacing w:after="200" w:before="360"/>
-      </w:pPr>
-      <w:r>
-        <w:rPr>
-          <w:b/>
-          <w:bCs/>
-        </w:rPr>
-        <w:t xml:space="preserve">For Investors</w:t>
-      </w:r>
-    </w:p>
-    <w:p>
-      <w:pPr>
-        <w:spacing w:after="160"/>
-      </w:pPr>
-      <w:r>
-        <w:rPr>
-          <w:rFonts w:ascii="Arial" w:cs="Arial" w:eastAsia="Arial" w:hAnsi="Arial"/>
-          <w:color w:val="334155"/>
-          <w:sz w:val="22"/>
-          <w:szCs w:val="22"/>
-        </w:rPr>
-        <w:t xml:space="preserve">Every company deploying AI agents, automation, or multi-user admin systems faces the same problem: they cannot prove what their systems did, why they did it, or whether they should have been allowed to do it. Existing tools (RBAC, logging, guardrails) each solve a fragment of this problem. Strix solves the whole problem by embedding a non-bypassable evaluation kernel into the application’s execution path. It is the first product to provide structural enforcement with immutable evidence capture across every state-changing operation—not just LLM calls, not just API requests, but every mutation, every automation, every action. The market for execution control scales with the number of AI-powered systems deployed. That number is growing exponentially.</w:t>
+          <w:color w:val="334155"/>
+          <w:sz w:val="22"/>
+          <w:szCs w:val="22"/>
+        </w:rPr>
+        <w:t xml:space="preserve">Every company deploying AI agents, automation, or multi-user admin systems faces the same problem: they cannot prove what their systems did, why, or whether they should have. Strix solves the whole problem with two layers: a governance control plane (decision state machine, execution tokens, capability grants, approval workflows, breakglass overrides) and an embeddable kernel (one-function middleware interception with SHA-256 evidence sealing). The control plane is built. The first production integration governs 84 capabilities across web, mobile, and automation. The market scales with AI deployment. Every software system needs execution intelligence. That number is growing exponentially.</w:t>
       </w:r>
     </w:p>
     <w:p>
@@ -2760,7 +4951,7 @@
           <w:b/>
           <w:bCs/>
         </w:rPr>
-        <w:t xml:space="preserve">PHASE 5: GAP ANALYSIS</w:t>
+        <w:t xml:space="preserve">PHASE 5: SITE ASSESSMENT</w:t>
       </w:r>
     </w:p>
     <w:p>
@@ -2780,7 +4971,7 @@
           <w:sz w:val="24"/>
           <w:szCs w:val="24"/>
         </w:rPr>
-        <w:t xml:space="preserve">The current velarisgroup.app website describes a product that no longer exists. The Strix platform landing page is closer but still misses the core insight. Both need to be rebuilt around execution control.</w:t>
+        <w:t xml:space="preserve">The velarisgroup.app homepage is strong. The proof page, how-it-works, pricing, about, and request-access pages are all built and on-message. This section identifies what’s excellent and what’s missing.</w:t>
       </w:r>
     </w:p>
     <w:p>
@@ -2793,7 +4984,7 @@
           <w:b/>
           <w:bCs/>
         </w:rPr>
-        <w:t xml:space="preserve">velarisgroup.app — Current State</w:t>
+        <w:t xml:space="preserve">What Is Excellent</w:t>
       </w:r>
     </w:p>
     <w:p>
@@ -2803,11 +4994,22 @@
       <w:r>
         <w:rPr>
           <w:rFonts w:ascii="Arial" w:cs="Arial" w:eastAsia="Arial" w:hAnsi="Arial"/>
-          <w:color w:val="334155"/>
-          <w:sz w:val="22"/>
-          <w:szCs w:val="22"/>
-        </w:rPr>
-        <w:t xml:space="preserve">The live website at velarisgroup.app positions Strix as “The Control Plane for Vertical AI.” The messaging focuses on tenant isolation, module composition, agent orchestration, and telemetry. The four-step lifecycle is “Define → Compose → Orchestrate → Operate.”</w:t>
+          <w:b/>
+          <w:bCs/>
+          <w:color w:val="0F172A"/>
+          <w:sz w:val="22"/>
+          <w:szCs w:val="22"/>
+        </w:rPr>
+        <w:t xml:space="preserve">Hero. </w:t>
+      </w:r>
+      <w:r>
+        <w:rPr>
+          <w:rFonts w:ascii="Arial" w:cs="Arial" w:eastAsia="Arial" w:hAnsi="Arial"/>
+          <w:color w:val="334155"/>
+          <w:sz w:val="22"/>
+          <w:szCs w:val="22"/>
+        </w:rPr>
+        <w:t xml:space="preserve">“Nothing executes until it is evaluated” with live production evidence table. Category-defining.</w:t>
       </w:r>
     </w:p>
     <w:p>
@@ -2823,16 +5025,141 @@
           <w:sz w:val="22"/>
           <w:szCs w:val="22"/>
         </w:rPr>
-        <w:t xml:space="preserve">This is the wrong product. </w:t>
-      </w:r>
-      <w:r>
-        <w:rPr>
-          <w:rFonts w:ascii="Arial" w:cs="Arial" w:eastAsia="Arial" w:hAnsi="Arial"/>
-          <w:color w:val="334155"/>
-          <w:sz w:val="22"/>
-          <w:szCs w:val="22"/>
-        </w:rPr>
-        <w:t xml:space="preserve">The site describes a multi-tenant vertical AI platform—an infrastructure layer for building SaaS products. But the production implementation of Strix is not a platform for building SaaS. It is a governance kernel that embeds into existing applications to control execution. The site is selling plumbing. The product is selling control.</w:t>
+        <w:t xml:space="preserve">Control Moment. </w:t>
+      </w:r>
+      <w:r>
+        <w:rPr>
+          <w:rFonts w:ascii="Arial" w:cs="Arial" w:eastAsia="Arial" w:hAnsi="Arial"/>
+          <w:color w:val="334155"/>
+          <w:sz w:val="22"/>
+          <w:szCs w:val="22"/>
+        </w:rPr>
+        <w:t xml:space="preserve">Without/with Strix comparison using real production denial. The most powerful selling section.</w:t>
+      </w:r>
+    </w:p>
+    <w:p>
+      <w:pPr>
+        <w:spacing w:after="160"/>
+      </w:pPr>
+      <w:r>
+        <w:rPr>
+          <w:rFonts w:ascii="Arial" w:cs="Arial" w:eastAsia="Arial" w:hAnsi="Arial"/>
+          <w:b/>
+          <w:bCs/>
+          <w:color w:val="0F172A"/>
+          <w:sz w:val="22"/>
+          <w:szCs w:val="22"/>
+        </w:rPr>
+        <w:t xml:space="preserve">Intent Binding. </w:t>
+      </w:r>
+      <w:r>
+        <w:rPr>
+          <w:rFonts w:ascii="Arial" w:cs="Arial" w:eastAsia="Arial" w:hAnsi="Arial"/>
+          <w:color w:val="334155"/>
+          <w:sz w:val="22"/>
+          <w:szCs w:val="22"/>
+        </w:rPr>
+        <w:t xml:space="preserve">Four scenarios demonstrating same-action-different-decision. No competitor can tell this story.</w:t>
+      </w:r>
+    </w:p>
+    <w:p>
+      <w:pPr>
+        <w:spacing w:after="160"/>
+      </w:pPr>
+      <w:r>
+        <w:rPr>
+          <w:rFonts w:ascii="Arial" w:cs="Arial" w:eastAsia="Arial" w:hAnsi="Arial"/>
+          <w:b/>
+          <w:bCs/>
+          <w:color w:val="0F172A"/>
+          <w:sz w:val="22"/>
+          <w:szCs w:val="22"/>
+        </w:rPr>
+        <w:t xml:space="preserve">Proof page. </w:t>
+      </w:r>
+      <w:r>
+        <w:rPr>
+          <w:rFonts w:ascii="Arial" w:cs="Arial" w:eastAsia="Arial" w:hAnsi="Arial"/>
+          <w:color w:val="334155"/>
+          <w:sz w:val="22"/>
+          <w:szCs w:val="22"/>
+        </w:rPr>
+        <w:t xml:space="preserve">Live stats, three evidence examples (ALLOW/DENY/ESCALATE), intent comparison cards, engineering transparency section. Honest and credible.</w:t>
+      </w:r>
+    </w:p>
+    <w:p>
+      <w:pPr>
+        <w:spacing w:after="160"/>
+      </w:pPr>
+      <w:r>
+        <w:rPr>
+          <w:rFonts w:ascii="Arial" w:cs="Arial" w:eastAsia="Arial" w:hAnsi="Arial"/>
+          <w:b/>
+          <w:bCs/>
+          <w:color w:val="0F172A"/>
+          <w:sz w:val="22"/>
+          <w:szCs w:val="22"/>
+        </w:rPr>
+        <w:t xml:space="preserve">How-it-works. </w:t>
+      </w:r>
+      <w:r>
+        <w:rPr>
+          <w:rFonts w:ascii="Arial" w:cs="Arial" w:eastAsia="Arial" w:hAnsi="Arial"/>
+          <w:color w:val="334155"/>
+          <w:sz w:val="22"/>
+          <w:szCs w:val="22"/>
+        </w:rPr>
+        <w:t xml:space="preserve">Integration pattern with before/after code, four-stage pipeline, intent evaluation explanation, capability registry example, dual-engine architecture, evidence trail properties.</w:t>
+      </w:r>
+    </w:p>
+    <w:p>
+      <w:pPr>
+        <w:spacing w:after="160"/>
+      </w:pPr>
+      <w:r>
+        <w:rPr>
+          <w:rFonts w:ascii="Arial" w:cs="Arial" w:eastAsia="Arial" w:hAnsi="Arial"/>
+          <w:b/>
+          <w:bCs/>
+          <w:color w:val="0F172A"/>
+          <w:sz w:val="22"/>
+          <w:szCs w:val="22"/>
+        </w:rPr>
+        <w:t xml:space="preserve">About page. </w:t>
+      </w:r>
+      <w:r>
+        <w:rPr>
+          <w:rFonts w:ascii="Arial" w:cs="Arial" w:eastAsia="Arial" w:hAnsi="Arial"/>
+          <w:color w:val="334155"/>
+          <w:sz w:val="22"/>
+          <w:szCs w:val="22"/>
+        </w:rPr>
+        <w:t xml:space="preserve">Category definition (“Execution Control → Execution Intelligence” progression), positioning box, target audience list. The narrative arc is right.</w:t>
+      </w:r>
+    </w:p>
+    <w:p>
+      <w:pPr>
+        <w:spacing w:after="160"/>
+      </w:pPr>
+      <w:r>
+        <w:rPr>
+          <w:rFonts w:ascii="Arial" w:cs="Arial" w:eastAsia="Arial" w:hAnsi="Arial"/>
+          <w:b/>
+          <w:bCs/>
+          <w:color w:val="0F172A"/>
+          <w:sz w:val="22"/>
+          <w:szCs w:val="22"/>
+        </w:rPr>
+        <w:t xml:space="preserve">Pricing. </w:t>
+      </w:r>
+      <w:r>
+        <w:rPr>
+          <w:rFonts w:ascii="Arial" w:cs="Arial" w:eastAsia="Arial" w:hAnsi="Arial"/>
+          <w:color w:val="334155"/>
+          <w:sz w:val="22"/>
+          <w:szCs w:val="22"/>
+        </w:rPr>
+        <w:t xml:space="preserve">Beta Access + Enterprise tiers. FAQ addresses key objections. Clean and appropriate for stage.</w:t>
       </w:r>
     </w:p>
     <w:p>
@@ -2845,7 +5172,7 @@
           <w:b/>
           <w:bCs/>
         </w:rPr>
-        <w:t xml:space="preserve">Specific Gaps</w:t>
+        <w:t xml:space="preserve">What’s Missing</w:t>
       </w:r>
     </w:p>
     <w:tbl>
@@ -2893,7 +5220,7 @@
                 <w:sz w:val="20"/>
                 <w:szCs w:val="20"/>
               </w:rPr>
-              <w:t xml:space="preserve">Current Messaging</w:t>
+              <w:t xml:space="preserve">Gap</w:t>
             </w:r>
           </w:p>
         </w:tc>
@@ -2924,7 +5251,7 @@
                 <w:sz w:val="20"/>
                 <w:szCs w:val="20"/>
               </w:rPr>
-              <w:t xml:space="preserve">Reality</w:t>
+              <w:t xml:space="preserve">Why It Matters</w:t>
             </w:r>
           </w:p>
         </w:tc>
@@ -2955,7 +5282,7 @@
                 <w:sz w:val="20"/>
                 <w:szCs w:val="20"/>
               </w:rPr>
-              <w:t xml:space="preserve">Action</w:t>
+              <w:t xml:space="preserve">Recommendation</w:t>
             </w:r>
           </w:p>
         </w:tc>
@@ -2988,7 +5315,7 @@
                 <w:sz w:val="20"/>
                 <w:szCs w:val="20"/>
               </w:rPr>
-              <w:t xml:space="preserve">“The Control Plane for Vertical AI”</w:t>
+              <w:t xml:space="preserve">No mention of the decision state machine</w:t>
             </w:r>
           </w:p>
         </w:tc>
@@ -3019,7 +5346,7 @@
                 <w:sz w:val="20"/>
                 <w:szCs w:val="20"/>
               </w:rPr>
-              <w:t xml:space="preserve">Strix is an execution control kernel, not a control plane for vertical AI</w:t>
+              <w:t xml:space="preserve">The frozen state machine (DRAFT → PROPOSED → EVALUATED → APPROVED → EXECUTING → EXECUTED) is the core product. The site only shows allow/deny/escalate.</w:t>
             </w:r>
           </w:p>
         </w:tc>
@@ -3050,7 +5377,7 @@
                 <w:sz w:val="20"/>
                 <w:szCs w:val="20"/>
               </w:rPr>
-              <w:t xml:space="preserve">REWRITE. Lead with execution control.</w:t>
+              <w:t xml:space="preserve">Add a “Decision Lifecycle” section to /how-it-works showing the full state machine.</w:t>
             </w:r>
           </w:p>
         </w:tc>
@@ -3083,7 +5410,7 @@
                 <w:sz w:val="20"/>
                 <w:szCs w:val="20"/>
               </w:rPr>
-              <w:t xml:space="preserve">Tenant isolation, modules, composition</w:t>
+              <w:t xml:space="preserve">No mention of execution tokens</w:t>
             </w:r>
           </w:p>
         </w:tc>
@@ -3114,7 +5441,7 @@
                 <w:sz w:val="20"/>
                 <w:szCs w:val="20"/>
               </w:rPr>
-              <w:t xml:space="preserve">These are infrastructure features, not the core value</w:t>
+              <w:t xml:space="preserve">HMAC-signed, single-use, scope-bound tokens are the enforcement gate. This is the technical moat.</w:t>
             </w:r>
           </w:p>
         </w:tc>
@@ -3145,7 +5472,7 @@
                 <w:sz w:val="20"/>
                 <w:szCs w:val="20"/>
               </w:rPr>
-              <w:t xml:space="preserve">REMOVE or demote to secondary.</w:t>
+              <w:t xml:space="preserve">Add to /how-it-works: “Token-Gated Execution” section with stx1 format.</w:t>
             </w:r>
           </w:p>
         </w:tc>
@@ -3178,7 +5505,7 @@
                 <w:sz w:val="20"/>
                 <w:szCs w:val="20"/>
               </w:rPr>
-              <w:t xml:space="preserve">“Define → Compose → Orchestrate → Operate”</w:t>
+              <w:t xml:space="preserve">No mention of capability-decision binding</w:t>
             </w:r>
           </w:p>
         </w:tc>
@@ -3209,7 +5536,7 @@
                 <w:sz w:val="20"/>
                 <w:szCs w:val="20"/>
               </w:rPr>
-              <w:t xml:space="preserve">The actual lifecycle is: Intercept → Evaluate → Decide → Record</w:t>
+              <w:t xml:space="preserve">Every grant traces to its authorizing decision. This is the provenance chain.</w:t>
             </w:r>
           </w:p>
         </w:tc>
@@ -3240,7 +5567,7 @@
                 <w:sz w:val="20"/>
                 <w:szCs w:val="20"/>
               </w:rPr>
-              <w:t xml:space="preserve">REPLACE with governance lifecycle.</w:t>
+              <w:t xml:space="preserve">Add to /proof or /how-it-works as a “Capability Provenance” section.</w:t>
             </w:r>
           </w:p>
         </w:tc>
@@ -3273,7 +5600,7 @@
                 <w:sz w:val="20"/>
                 <w:szCs w:val="20"/>
               </w:rPr>
-              <w:t xml:space="preserve">“Builders / Operators / Teams” audience cards</w:t>
+              <w:t xml:space="preserve">No mention of breakglass</w:t>
             </w:r>
           </w:p>
         </w:tc>
@@ -3304,7 +5631,7 @@
                 <w:sz w:val="20"/>
                 <w:szCs w:val="20"/>
               </w:rPr>
-              <w:t xml:space="preserve">The audience is: CTOs, CISOs, compliance leads, and eng leaders deploying AI-powered systems</w:t>
+              <w:t xml:space="preserve">Emergency override with separation of duty is a enterprise selling point.</w:t>
             </w:r>
           </w:p>
         </w:tc>
@@ -3335,7 +5662,7 @@
                 <w:sz w:val="20"/>
                 <w:szCs w:val="20"/>
               </w:rPr>
-              <w:t xml:space="preserve">REWRITE audience segments.</w:t>
+              <w:t xml:space="preserve">Add to /how-it-works or create /enterprise page.</w:t>
             </w:r>
           </w:p>
         </w:tc>
@@ -3368,7 +5695,7 @@
                 <w:sz w:val="20"/>
                 <w:szCs w:val="20"/>
               </w:rPr>
-              <w:t xml:space="preserve">No mention of deny/escalate/allow</w:t>
+              <w:t xml:space="preserve">No mention of approval TTL</w:t>
             </w:r>
           </w:p>
         </w:tc>
@@ -3399,7 +5726,7 @@
                 <w:sz w:val="20"/>
                 <w:szCs w:val="20"/>
               </w:rPr>
-              <w:t xml:space="preserve">This IS the product. Three-state decisions are the core innovation.</w:t>
+              <w:t xml:space="preserve">Rolling window approval expiry prevents “approve and forget”. Unique feature.</w:t>
             </w:r>
           </w:p>
         </w:tc>
@@ -3430,7 +5757,7 @@
                 <w:sz w:val="20"/>
                 <w:szCs w:val="20"/>
               </w:rPr>
-              <w:t xml:space="preserve">ADD as primary demonstration.</w:t>
+              <w:t xml:space="preserve">Mention in decision lifecycle section.</w:t>
             </w:r>
           </w:p>
         </w:tc>
@@ -3463,7 +5790,7 @@
                 <w:sz w:val="20"/>
                 <w:szCs w:val="20"/>
               </w:rPr>
-              <w:t xml:space="preserve">No mention of evidence</w:t>
+              <w:t xml:space="preserve">SHA-256 evidence hashing invisible</w:t>
             </w:r>
           </w:p>
         </w:tc>
@@ -3494,7 +5821,7 @@
                 <w:sz w:val="20"/>
                 <w:szCs w:val="20"/>
               </w:rPr>
-              <w:t xml:space="preserve">Evidence-first design is the moat</w:t>
+              <w:t xml:space="preserve">The Academy kernel now computes evidence_hash. Not shown on site.</w:t>
             </w:r>
           </w:p>
         </w:tc>
@@ -3525,7 +5852,7 @@
                 <w:sz w:val="20"/>
                 <w:szCs w:val="20"/>
               </w:rPr>
-              <w:t xml:space="preserve">ADD as primary concept.</w:t>
+              <w:t xml:space="preserve">Add evidence_hash column to hero table. Add “Cryptographic Sealing” section.</w:t>
             </w:r>
           </w:p>
         </w:tc>
@@ -3558,7 +5885,7 @@
                 <w:sz w:val="20"/>
                 <w:szCs w:val="20"/>
               </w:rPr>
-              <w:t xml:space="preserve">No mention of the invariant</w:t>
+              <w:t xml:space="preserve">Site says “Execution Control” on about page but meta says “Execution Intelligence”</w:t>
             </w:r>
           </w:p>
         </w:tc>
@@ -3589,7 +5916,7 @@
                 <w:sz w:val="20"/>
                 <w:szCs w:val="20"/>
               </w:rPr>
-              <w:t xml:space="preserve">The invariant is the selling point</w:t>
+              <w:t xml:space="preserve">Category name inconsistency. Both are used.</w:t>
             </w:r>
           </w:p>
         </w:tc>
@@ -3620,7 +5947,7 @@
                 <w:sz w:val="20"/>
                 <w:szCs w:val="20"/>
               </w:rPr>
-              <w:t xml:space="preserve">ADD as hero statement.</w:t>
+              <w:t xml:space="preserve">Standardize on “Execution Intelligence” everywhere. The intent evaluation dimension justifies the upgrade.</w:t>
             </w:r>
           </w:p>
         </w:tc>
@@ -3653,7 +5980,7 @@
                 <w:sz w:val="20"/>
                 <w:szCs w:val="20"/>
               </w:rPr>
-              <w:t xml:space="preserve">“Private beta” with generic CTA</w:t>
+              <w:t xml:space="preserve">Console dashboard not shown</w:t>
             </w:r>
           </w:p>
         </w:tc>
@@ -3684,7 +6011,7 @@
                 <w:sz w:val="20"/>
                 <w:szCs w:val="20"/>
               </w:rPr>
-              <w:t xml:space="preserve">Needs urgency, proof, and specificity</w:t>
+              <w:t xml:space="preserve">The product has a full governance dashboard. Prospects can’t see it.</w:t>
             </w:r>
           </w:p>
         </w:tc>
@@ -3715,13 +6042,31 @@
                 <w:sz w:val="20"/>
                 <w:szCs w:val="20"/>
               </w:rPr>
-              <w:t xml:space="preserve">REWRITE CTA with proof points.</w:t>
+              <w:t xml:space="preserve">Add screenshots or interactive preview to /proof.</w:t>
             </w:r>
           </w:p>
         </w:tc>
       </w:tr>
     </w:tbl>
     <w:p>
+      <w:r>
+        <w:br w:type="page"/>
+      </w:r>
+    </w:p>
+    <w:p>
+      <w:pPr>
+        <w:pStyle w:val="Heading1"/>
+        <w:spacing w:after="200" w:before="360"/>
+      </w:pPr>
+      <w:r>
+        <w:rPr>
+          <w:b/>
+          <w:bCs/>
+        </w:rPr>
+        <w:t xml:space="preserve">PHASE 6: NARRATIVE ALIGNMENT</w:t>
+      </w:r>
+    </w:p>
+    <w:p>
       <w:pPr>
         <w:pStyle w:val="Heading2"/>
         <w:spacing w:after="200" w:before="360"/>
@@ -3731,78 +6076,23 @@
           <w:b/>
           <w:bCs/>
         </w:rPr>
-        <w:t xml:space="preserve">Strix Platform Repo — Landing Page</w:t>
-      </w:r>
-    </w:p>
-    <w:p>
-      <w:pPr>
-        <w:spacing w:after="160"/>
-      </w:pPr>
-      <w:r>
-        <w:rPr>
-          <w:rFonts w:ascii="Arial" w:cs="Arial" w:eastAsia="Arial" w:hAnsi="Arial"/>
-          <w:color w:val="334155"/>
-          <w:sz w:val="22"/>
-          <w:szCs w:val="22"/>
-        </w:rPr>
-        <w:t xml:space="preserve">The Strix platform repo’s landing page (the “Strix in 12 seconds” simulator) is a better foundation but still leads with the wrong concepts. The simulator shows: Define tenants → Compose modules → Orchestrate agents → Operate with telemetry. This is the multi-tenant platform story, not the execution control story.</w:t>
-      </w:r>
-    </w:p>
-    <w:p>
-      <w:pPr>
-        <w:spacing w:after="160"/>
-      </w:pPr>
-      <w:r>
-        <w:rPr>
-          <w:rFonts w:ascii="Arial" w:cs="Arial" w:eastAsia="Arial" w:hAnsi="Arial"/>
-          <w:b/>
-          <w:bCs/>
-          <w:color w:val="0F172A"/>
-          <w:sz w:val="22"/>
-          <w:szCs w:val="22"/>
-        </w:rPr>
-        <w:t xml:space="preserve">The simulator should demonstrate the governance lifecycle: </w:t>
-      </w:r>
-      <w:r>
-        <w:rPr>
-          <w:rFonts w:ascii="Arial" w:cs="Arial" w:eastAsia="Arial" w:hAnsi="Arial"/>
-          <w:color w:val="334155"/>
-          <w:sz w:val="22"/>
-          <w:szCs w:val="22"/>
-        </w:rPr>
-        <w:t xml:space="preserve">an action is attempted, the kernel intercepts it, evaluates it against policy and risk classification, makes a three-state decision, and records immutable evidence. This is a 12-second story that no competitor can tell.</w:t>
-      </w:r>
-    </w:p>
-    <w:p>
-      <w:r>
-        <w:br w:type="page"/>
-      </w:r>
-    </w:p>
-    <w:p>
-      <w:pPr>
-        <w:pStyle w:val="Heading1"/>
-        <w:spacing w:after="200" w:before="360"/>
-      </w:pPr>
-      <w:r>
-        <w:rPr>
-          <w:b/>
-          <w:bCs/>
-        </w:rPr>
-        <w:t xml:space="preserve">PHASE 6: WEBSITE REWRITE</w:t>
-      </w:r>
-    </w:p>
-    <w:p>
-      <w:pPr>
-        <w:spacing w:after="160"/>
-      </w:pPr>
-      <w:r>
-        <w:rPr>
-          <w:rFonts w:ascii="Arial" w:cs="Arial" w:eastAsia="Arial" w:hAnsi="Arial"/>
-          <w:color w:val="334155"/>
-          <w:sz w:val="22"/>
-          <w:szCs w:val="22"/>
-        </w:rPr>
-        <w:t xml:space="preserve">Complete homepage structure for velarisgroup.app, designed to establish category leadership in execution control.</w:t>
+        <w:t xml:space="preserve">The Unified Story</w:t>
+      </w:r>
+    </w:p>
+    <w:p>
+      <w:pPr>
+        <w:shd w:fill="F1F5F9" w:val="clear"/>
+        <w:spacing w:after="200" w:before="200"/>
+        <w:ind w:left="480" w:right="480"/>
+      </w:pPr>
+      <w:r>
+        <w:rPr>
+          <w:rFonts w:ascii="Arial" w:cs="Arial" w:eastAsia="Arial" w:hAnsi="Arial"/>
+          <w:color w:val="0F172A"/>
+          <w:sz w:val="22"/>
+          <w:szCs w:val="22"/>
+        </w:rPr>
+        <w:t xml:space="preserve">Every software system that deploys AI agents, automation, or multi-user admin operations has the same problem: things happen that nobody can prove should have happened. Strix solves this at two layers. The governance control plane implements a frozen decision state machine: every action is proposed, evaluated against policy, approved by qualified actors, and authorized with a cryptographic execution token before it can execute. The embeddable kernel intercepts every mutation at the application boundary, evaluates intent and context, and records SHA-256 sealed evidence. Together they guarantee: nothing executes without evaluation, nothing is granted without a decision, and nothing is decided without proof. This is Execution Intelligence.</w:t>
       </w:r>
     </w:p>
     <w:p>
@@ -3815,221 +6105,7 @@
           <w:b/>
           <w:bCs/>
         </w:rPr>
-        <w:t xml:space="preserve">HERO</w:t>
-      </w:r>
-    </w:p>
-    <w:p>
-      <w:pPr>
-        <w:shd w:fill="F1F5F9" w:val="clear"/>
-        <w:spacing w:after="100" w:before="200"/>
-        <w:ind w:left="480" w:right="480"/>
-      </w:pPr>
-      <w:r>
-        <w:rPr>
-          <w:rFonts w:ascii="Arial" w:cs="Arial" w:eastAsia="Arial" w:hAnsi="Arial"/>
-          <w:b/>
-          <w:bCs/>
-          <w:color w:val="334155"/>
-          <w:sz w:val="20"/>
-          <w:szCs w:val="20"/>
-        </w:rPr>
-        <w:t xml:space="preserve">Badge: </w:t>
-      </w:r>
-      <w:r>
-        <w:rPr>
-          <w:rFonts w:ascii="Arial" w:cs="Arial" w:eastAsia="Arial" w:hAnsi="Arial"/>
-          <w:color w:val="C9A24D"/>
-          <w:sz w:val="20"/>
-          <w:szCs w:val="20"/>
-        </w:rPr>
-        <w:t xml:space="preserve">84 capabilities governed in production</w:t>
-      </w:r>
-    </w:p>
-    <w:p>
-      <w:pPr>
-        <w:shd w:fill="F1F5F9" w:val="clear"/>
-        <w:spacing w:after="100"/>
-        <w:ind w:left="480" w:right="480"/>
-      </w:pPr>
-      <w:r>
-        <w:rPr>
-          <w:rFonts w:ascii="Arial" w:cs="Arial" w:eastAsia="Arial" w:hAnsi="Arial"/>
-          <w:b/>
-          <w:bCs/>
-          <w:color w:val="334155"/>
-          <w:sz w:val="20"/>
-          <w:szCs w:val="20"/>
-        </w:rPr>
-        <w:t xml:space="preserve">Headline: </w:t>
-      </w:r>
-      <w:r>
-        <w:rPr>
-          <w:rFonts w:ascii="Arial" w:cs="Arial" w:eastAsia="Arial" w:hAnsi="Arial"/>
-          <w:b/>
-          <w:bCs/>
-          <w:color w:val="0F172A"/>
-          <w:sz w:val="32"/>
-          <w:szCs w:val="32"/>
-        </w:rPr>
-        <w:t xml:space="preserve">Nothing executes until it is evaluated.</w:t>
-      </w:r>
-    </w:p>
-    <w:p>
-      <w:pPr>
-        <w:shd w:fill="F1F5F9" w:val="clear"/>
-        <w:spacing w:after="100"/>
-        <w:ind w:left="480" w:right="480"/>
-      </w:pPr>
-      <w:r>
-        <w:rPr>
-          <w:rFonts w:ascii="Arial" w:cs="Arial" w:eastAsia="Arial" w:hAnsi="Arial"/>
-          <w:b/>
-          <w:bCs/>
-          <w:color w:val="334155"/>
-          <w:sz w:val="20"/>
-          <w:szCs w:val="20"/>
-        </w:rPr>
-        <w:t xml:space="preserve">Subheadline: </w:t>
-      </w:r>
-      <w:r>
-        <w:rPr>
-          <w:rFonts w:ascii="Arial" w:cs="Arial" w:eastAsia="Arial" w:hAnsi="Arial"/>
-          <w:color w:val="334155"/>
-          <w:sz w:val="22"/>
-          <w:szCs w:val="22"/>
-        </w:rPr>
-        <w:t xml:space="preserve">Strix embeds into your application’s mutation layer. Every state-changing operation is intercepted, evaluated, and recorded—before it runs. Allow. Deny. Escalate. Every time.</w:t>
-      </w:r>
-    </w:p>
-    <w:p>
-      <w:pPr>
-        <w:shd w:fill="F1F5F9" w:val="clear"/>
-        <w:spacing w:after="200"/>
-        <w:ind w:left="480" w:right="480"/>
-      </w:pPr>
-      <w:r>
-        <w:rPr>
-          <w:rFonts w:ascii="Arial" w:cs="Arial" w:eastAsia="Arial" w:hAnsi="Arial"/>
-          <w:b/>
-          <w:bCs/>
-          <w:color w:val="334155"/>
-          <w:sz w:val="20"/>
-          <w:szCs w:val="20"/>
-        </w:rPr>
-        <w:t xml:space="preserve">CTAs: </w:t>
-      </w:r>
-      <w:r>
-        <w:rPr>
-          <w:rFonts w:ascii="Arial" w:cs="Arial" w:eastAsia="Arial" w:hAnsi="Arial"/>
-          <w:color w:val="C9A24D"/>
-          <w:sz w:val="20"/>
-          <w:szCs w:val="20"/>
-        </w:rPr>
-        <w:t xml:space="preserve">[See the Proof]  |  [Request Access]</w:t>
-      </w:r>
-    </w:p>
-    <w:p>
-      <w:pPr>
-        <w:pStyle w:val="Heading2"/>
-        <w:spacing w:after="200" w:before="360"/>
-      </w:pPr>
-      <w:r>
-        <w:rPr>
-          <w:b/>
-          <w:bCs/>
-        </w:rPr>
-        <w:t xml:space="preserve">SECTION 1: The Problem</w:t>
-      </w:r>
-    </w:p>
-    <w:p>
-      <w:pPr>
-        <w:spacing w:after="160"/>
-      </w:pPr>
-      <w:r>
-        <w:rPr>
-          <w:rFonts w:ascii="Arial" w:cs="Arial" w:eastAsia="Arial" w:hAnsi="Arial"/>
-          <w:b/>
-          <w:bCs/>
-          <w:color w:val="0F172A"/>
-          <w:sz w:val="22"/>
-          <w:szCs w:val="22"/>
-        </w:rPr>
-        <w:t xml:space="preserve">Heading: </w:t>
-      </w:r>
-      <w:r>
-        <w:rPr>
-          <w:rFonts w:ascii="Arial" w:cs="Arial" w:eastAsia="Arial" w:hAnsi="Arial"/>
-          <w:color w:val="334155"/>
-          <w:sz w:val="22"/>
-          <w:szCs w:val="22"/>
-        </w:rPr>
-        <w:t xml:space="preserve">“Your AI systems are doing things you can’t prove.”</w:t>
-      </w:r>
-    </w:p>
-    <w:p>
-      <w:pPr>
-        <w:spacing w:after="160"/>
-      </w:pPr>
-      <w:r>
-        <w:rPr>
-          <w:rFonts w:ascii="Arial" w:cs="Arial" w:eastAsia="Arial" w:hAnsi="Arial"/>
-          <w:color w:val="334155"/>
-          <w:sz w:val="22"/>
-          <w:szCs w:val="22"/>
-        </w:rPr>
-        <w:t xml:space="preserve">Body: Every AI agent, every automation, every admin action in your system changes state. Deletes data. Sends emails. Modifies permissions. Processes payments. Right now, you have two options: let it happen and hope nothing goes wrong, or build a custom governance layer from scratch and pray you covered everything. Neither option is acceptable. You need a system where nothing executes until it is evaluated. Where every action produces evidence. Where deny is a first-class outcome, not an afterthought.</w:t>
-      </w:r>
-    </w:p>
-    <w:p>
-      <w:pPr>
-        <w:pStyle w:val="Heading2"/>
-        <w:spacing w:after="200" w:before="360"/>
-      </w:pPr>
-      <w:r>
-        <w:rPr>
-          <w:b/>
-          <w:bCs/>
-        </w:rPr>
-        <w:t xml:space="preserve">SECTION 2: The Three Decisions (Interactive Demo)</w:t>
-      </w:r>
-    </w:p>
-    <w:p>
-      <w:pPr>
-        <w:spacing w:after="160"/>
-      </w:pPr>
-      <w:r>
-        <w:rPr>
-          <w:rFonts w:ascii="Arial" w:cs="Arial" w:eastAsia="Arial" w:hAnsi="Arial"/>
-          <w:b/>
-          <w:bCs/>
-          <w:color w:val="0F172A"/>
-          <w:sz w:val="22"/>
-          <w:szCs w:val="22"/>
-        </w:rPr>
-        <w:t xml:space="preserve">Heading: </w:t>
-      </w:r>
-      <w:r>
-        <w:rPr>
-          <w:rFonts w:ascii="Arial" w:cs="Arial" w:eastAsia="Arial" w:hAnsi="Arial"/>
-          <w:color w:val="334155"/>
-          <w:sz w:val="22"/>
-          <w:szCs w:val="22"/>
-        </w:rPr>
-        <w:t xml:space="preserve">“Allow. Deny. Escalate.”</w:t>
-      </w:r>
-    </w:p>
-    <w:p>
-      <w:pPr>
-        <w:spacing w:after="160"/>
-      </w:pPr>
-      <w:r>
-        <w:rPr>
-          <w:rFonts w:ascii="Arial" w:cs="Arial" w:eastAsia="Arial" w:hAnsi="Arial"/>
-          <w:color w:val="334155"/>
-          <w:sz w:val="22"/>
-          <w:szCs w:val="22"/>
-        </w:rPr>
-        <w:t xml:space="preserve">Three interactive panels showing live governance decisions:</w:t>
+        <w:t xml:space="preserve">Demo Script (Full Product)</w:t>
       </w:r>
     </w:p>
     <w:p>
@@ -4046,20 +6122,20 @@
           <w:rFonts w:ascii="Arial" w:cs="Arial" w:eastAsia="Arial" w:hAnsi="Arial"/>
           <w:b/>
           <w:bCs/>
-          <w:color w:val="16A34A"/>
-          <w:sz w:val="22"/>
-          <w:szCs w:val="22"/>
-        </w:rPr>
-        <w:t xml:space="preserve">ALLOW — </w:t>
-      </w:r>
-      <w:r>
-        <w:rPr>
-          <w:rFonts w:ascii="Arial" w:cs="Arial" w:eastAsia="Arial" w:hAnsi="Arial"/>
-          <w:color w:val="334155"/>
-          <w:sz w:val="22"/>
-          <w:szCs w:val="22"/>
-        </w:rPr>
-        <w:t xml:space="preserve">Admin creates a new schedule. Risk: medium. Approvals required: 0. Decision: ALLOW. Evidence recorded. Action executed.</w:t>
+          <w:color w:val="0F172A"/>
+          <w:sz w:val="22"/>
+          <w:szCs w:val="22"/>
+        </w:rPr>
+        <w:t xml:space="preserve">Open with the evidence. </w:t>
+      </w:r>
+      <w:r>
+        <w:rPr>
+          <w:rFonts w:ascii="Arial" w:cs="Arial" w:eastAsia="Arial" w:hAnsi="Arial"/>
+          <w:color w:val="334155"/>
+          <w:sz w:val="22"/>
+          <w:szCs w:val="22"/>
+        </w:rPr>
+        <w:t xml:space="preserve">Live hero table. “This is production data. Real denials. Real evidence hashes.”</w:t>
       </w:r>
     </w:p>
     <w:p>
@@ -4076,20 +6152,20 @@
           <w:rFonts w:ascii="Arial" w:cs="Arial" w:eastAsia="Arial" w:hAnsi="Arial"/>
           <w:b/>
           <w:bCs/>
-          <w:color w:val="DC2626"/>
-          <w:sz w:val="22"/>
-          <w:szCs w:val="22"/>
-        </w:rPr>
-        <w:t xml:space="preserve">DENY — </w:t>
-      </w:r>
-      <w:r>
-        <w:rPr>
-          <w:rFonts w:ascii="Arial" w:cs="Arial" w:eastAsia="Arial" w:hAnsi="Arial"/>
-          <w:color w:val="334155"/>
-          <w:sz w:val="22"/>
-          <w:szCs w:val="22"/>
-        </w:rPr>
-        <w:t xml:space="preserve">Coach attempts to change a user’s system role. Risk: critical. Approvals required: 2. Actor is not owner. Decision: DENY. Evidence recorded. Action blocked.</w:t>
+          <w:color w:val="0F172A"/>
+          <w:sz w:val="22"/>
+          <w:szCs w:val="22"/>
+        </w:rPr>
+        <w:t xml:space="preserve">Show the control moment. </w:t>
+      </w:r>
+      <w:r>
+        <w:rPr>
+          <w:rFonts w:ascii="Arial" w:cs="Arial" w:eastAsia="Arial" w:hAnsi="Arial"/>
+          <w:color w:val="334155"/>
+          <w:sz w:val="22"/>
+          <w:szCs w:val="22"/>
+        </w:rPr>
+        <w:t xml:space="preserve">Without/with comparison. “Without Strix: uncontrolled privilege escalation. With Strix: blocked, sealed, zero ambiguity.”</w:t>
       </w:r>
     </w:p>
     <w:p>
@@ -4106,374 +6182,20 @@
           <w:rFonts w:ascii="Arial" w:cs="Arial" w:eastAsia="Arial" w:hAnsi="Arial"/>
           <w:b/>
           <w:bCs/>
-          <w:color w:val="C9A24D"/>
-          <w:sz w:val="22"/>
-          <w:szCs w:val="22"/>
-        </w:rPr>
-        <w:t xml:space="preserve">ESCALATE — </w:t>
-      </w:r>
-      <w:r>
-        <w:rPr>
-          <w:rFonts w:ascii="Arial" w:cs="Arial" w:eastAsia="Arial" w:hAnsi="Arial"/>
-          <w:color w:val="334155"/>
-          <w:sz w:val="22"/>
-          <w:szCs w:val="22"/>
-        </w:rPr>
-        <w:t xml:space="preserve">Admin deletes a training program. Risk: high. Approvals required: 1. Decision: ESCALATE. Evidence recorded. Action proceeds with review flag.</w:t>
-      </w:r>
-    </w:p>
-    <w:p>
-      <w:pPr>
-        <w:pStyle w:val="Heading2"/>
-        <w:spacing w:after="200" w:before="360"/>
-      </w:pPr>
-      <w:r>
-        <w:rPr>
-          <w:b/>
-          <w:bCs/>
-        </w:rPr>
-        <w:t xml:space="preserve">SECTION 3: How It Works</w:t>
-      </w:r>
-    </w:p>
-    <w:p>
-      <w:pPr>
-        <w:spacing w:after="160"/>
-      </w:pPr>
-      <w:r>
-        <w:rPr>
-          <w:rFonts w:ascii="Arial" w:cs="Arial" w:eastAsia="Arial" w:hAnsi="Arial"/>
-          <w:b/>
-          <w:bCs/>
-          <w:color w:val="0F172A"/>
-          <w:sz w:val="22"/>
-          <w:szCs w:val="22"/>
-        </w:rPr>
-        <w:t xml:space="preserve">Heading: </w:t>
-      </w:r>
-      <w:r>
-        <w:rPr>
-          <w:rFonts w:ascii="Arial" w:cs="Arial" w:eastAsia="Arial" w:hAnsi="Arial"/>
-          <w:color w:val="334155"/>
-          <w:sz w:val="22"/>
-          <w:szCs w:val="22"/>
-        </w:rPr>
-        <w:t xml:space="preserve">“One function call. Complete governance.”</w:t>
-      </w:r>
-    </w:p>
-    <w:p>
-      <w:pPr>
-        <w:spacing w:after="160"/>
-      </w:pPr>
-      <w:r>
-        <w:rPr>
-          <w:rFonts w:ascii="Arial" w:cs="Arial" w:eastAsia="Arial" w:hAnsi="Arial"/>
-          <w:color w:val="334155"/>
-          <w:sz w:val="22"/>
-          <w:szCs w:val="22"/>
-        </w:rPr>
-        <w:t xml:space="preserve">Show the code transformation:</w:t>
-      </w:r>
-    </w:p>
-    <w:p>
-      <w:pPr>
-        <w:spacing w:after="160"/>
-      </w:pPr>
-      <w:r>
-        <w:rPr>
-          <w:rFonts w:ascii="Arial" w:cs="Arial" w:eastAsia="Arial" w:hAnsi="Arial"/>
-          <w:color w:val="334155"/>
-          <w:sz w:val="22"/>
-          <w:szCs w:val="22"/>
-        </w:rPr>
-        <w:t xml:space="preserve">BEFORE:  adminProcedure.input(z.object({...})).mutation(handler)</w:t>
-      </w:r>
-    </w:p>
-    <w:p>
-      <w:pPr>
-        <w:spacing w:after="160"/>
-      </w:pPr>
-      <w:r>
-        <w:rPr>
-          <w:rFonts w:ascii="Arial" w:cs="Arial" w:eastAsia="Arial" w:hAnsi="Arial"/>
-          <w:color w:val="334155"/>
-          <w:sz w:val="22"/>
-          <w:szCs w:val="22"/>
-        </w:rPr>
-        <w:t xml:space="preserve">AFTER:   governedProcedure(“admin.programs.delete”).input(z.object({...})).mutation(handler)</w:t>
-      </w:r>
-    </w:p>
-    <w:p>
-      <w:pPr>
-        <w:spacing w:after="160"/>
-      </w:pPr>
-      <w:r>
-        <w:rPr>
-          <w:rFonts w:ascii="Arial" w:cs="Arial" w:eastAsia="Arial" w:hAnsi="Arial"/>
-          <w:color w:val="334155"/>
-          <w:sz w:val="22"/>
-          <w:szCs w:val="22"/>
-        </w:rPr>
-        <w:t xml:space="preserve">That’s it. One function call wraps your mutation with: capability lookup, risk classification, policy evaluation, three-state decision, and immutable evidence recording. No configuration files. No separate infrastructure. No SDK initialization ceremony.</w:t>
-      </w:r>
-    </w:p>
-    <w:p>
-      <w:pPr>
-        <w:pStyle w:val="Heading2"/>
-        <w:spacing w:after="200" w:before="360"/>
-      </w:pPr>
-      <w:r>
-        <w:rPr>
-          <w:b/>
-          <w:bCs/>
-        </w:rPr>
-        <w:t xml:space="preserve">SECTION 4: The Evidence Trail</w:t>
-      </w:r>
-    </w:p>
-    <w:p>
-      <w:pPr>
-        <w:spacing w:after="160"/>
-      </w:pPr>
-      <w:r>
-        <w:rPr>
-          <w:rFonts w:ascii="Arial" w:cs="Arial" w:eastAsia="Arial" w:hAnsi="Arial"/>
-          <w:b/>
-          <w:bCs/>
-          <w:color w:val="0F172A"/>
-          <w:sz w:val="22"/>
-          <w:szCs w:val="22"/>
-        </w:rPr>
-        <w:t xml:space="preserve">Heading: </w:t>
-      </w:r>
-      <w:r>
-        <w:rPr>
-          <w:rFonts w:ascii="Arial" w:cs="Arial" w:eastAsia="Arial" w:hAnsi="Arial"/>
-          <w:color w:val="334155"/>
-          <w:sz w:val="22"/>
-          <w:szCs w:val="22"/>
-        </w:rPr>
-        <w:t xml:space="preserve">“Prove everything. Retroactively.”</w:t>
-      </w:r>
-    </w:p>
-    <w:p>
-      <w:pPr>
-        <w:spacing w:after="160"/>
-      </w:pPr>
-      <w:r>
-        <w:rPr>
-          <w:rFonts w:ascii="Arial" w:cs="Arial" w:eastAsia="Arial" w:hAnsi="Arial"/>
-          <w:color w:val="334155"/>
-          <w:sz w:val="22"/>
-          <w:szCs w:val="22"/>
-        </w:rPr>
-        <w:t xml:space="preserve">Show a live evidence trail table: timestamp, capability, actor, decision, reason. Every allow. Every deny. Every escalation. Queryable. Filterable. Immutable. When the auditor asks “who deleted that program and were they authorized?”, the answer is one query away. Not buried in logs. Not reconstructed from access patterns. Recorded as a first-class evidence artifact at the moment of the decision.</w:t>
-      </w:r>
-    </w:p>
-    <w:p>
-      <w:pPr>
-        <w:pStyle w:val="Heading2"/>
-        <w:spacing w:after="200" w:before="360"/>
-      </w:pPr>
-      <w:r>
-        <w:rPr>
-          <w:b/>
-          <w:bCs/>
-        </w:rPr>
-        <w:t xml:space="preserve">SECTION 5: Why Not X?</w:t>
-      </w:r>
-    </w:p>
-    <w:p>
-      <w:pPr>
-        <w:spacing w:after="160"/>
-      </w:pPr>
-      <w:r>
-        <w:rPr>
-          <w:rFonts w:ascii="Arial" w:cs="Arial" w:eastAsia="Arial" w:hAnsi="Arial"/>
-          <w:b/>
-          <w:bCs/>
-          <w:color w:val="0F172A"/>
-          <w:sz w:val="22"/>
-          <w:szCs w:val="22"/>
-        </w:rPr>
-        <w:t xml:space="preserve">Heading: </w:t>
-      </w:r>
-      <w:r>
-        <w:rPr>
-          <w:rFonts w:ascii="Arial" w:cs="Arial" w:eastAsia="Arial" w:hAnsi="Arial"/>
-          <w:color w:val="334155"/>
-          <w:sz w:val="22"/>
-          <w:szCs w:val="22"/>
-        </w:rPr>
-        <w:t xml:space="preserve">“This is not RBAC. This is not logging. This is not guardrails.”</w:t>
-      </w:r>
-    </w:p>
-    <w:p>
-      <w:pPr>
-        <w:spacing w:after="160"/>
-      </w:pPr>
-      <w:r>
-        <w:rPr>
-          <w:rFonts w:ascii="Arial" w:cs="Arial" w:eastAsia="Arial" w:hAnsi="Arial"/>
-          <w:color w:val="334155"/>
-          <w:sz w:val="22"/>
-          <w:szCs w:val="22"/>
-        </w:rPr>
-        <w:t xml:space="preserve">RBAC tells you who CAN act. Strix tells you who SHOULD act—right now, on this specific action, given the risk level, the context, and the policy. Logging tells you what DID happen. Strix decides what WILL happen. Guardrails filter LLM outputs. Strix governs every mutation in your system—database writes, payment operations, user management, automated jobs, AI-generated content approval.</w:t>
-      </w:r>
-    </w:p>
-    <w:p>
-      <w:pPr>
-        <w:pStyle w:val="Heading2"/>
-        <w:spacing w:after="200" w:before="360"/>
-      </w:pPr>
-      <w:r>
-        <w:rPr>
-          <w:b/>
-          <w:bCs/>
-        </w:rPr>
-        <w:t xml:space="preserve">SECTION 6: CTA</w:t>
-      </w:r>
-    </w:p>
-    <w:p>
-      <w:pPr>
-        <w:spacing w:after="160"/>
-      </w:pPr>
-      <w:r>
-        <w:rPr>
-          <w:rFonts w:ascii="Arial" w:cs="Arial" w:eastAsia="Arial" w:hAnsi="Arial"/>
-          <w:b/>
-          <w:bCs/>
-          <w:color w:val="0F172A"/>
-          <w:sz w:val="22"/>
-          <w:szCs w:val="22"/>
-        </w:rPr>
-        <w:t xml:space="preserve">Heading: </w:t>
-      </w:r>
-      <w:r>
-        <w:rPr>
-          <w:rFonts w:ascii="Arial" w:cs="Arial" w:eastAsia="Arial" w:hAnsi="Arial"/>
-          <w:color w:val="334155"/>
-          <w:sz w:val="22"/>
-          <w:szCs w:val="22"/>
-        </w:rPr>
-        <w:t xml:space="preserve">“84 capabilities. Zero bypasses. One evidence trail.”</w:t>
-      </w:r>
-    </w:p>
-    <w:p>
-      <w:pPr>
-        <w:spacing w:after="160"/>
-      </w:pPr>
-      <w:r>
-        <w:rPr>
-          <w:rFonts w:ascii="Arial" w:cs="Arial" w:eastAsia="Arial" w:hAnsi="Arial"/>
-          <w:color w:val="334155"/>
-          <w:sz w:val="22"/>
-          <w:szCs w:val="22"/>
-        </w:rPr>
-        <w:t xml:space="preserve">Subheading: Strix is in production today. Request access to see the governance kernel in action.</w:t>
-      </w:r>
-    </w:p>
-    <w:p>
-      <w:pPr>
-        <w:spacing w:after="160"/>
-      </w:pPr>
-      <w:r>
-        <w:rPr>
-          <w:rFonts w:ascii="Arial" w:cs="Arial" w:eastAsia="Arial" w:hAnsi="Arial"/>
-          <w:color w:val="334155"/>
-          <w:sz w:val="22"/>
-          <w:szCs w:val="22"/>
-        </w:rPr>
-        <w:t xml:space="preserve">CTAs: [See the Live Evidence Trail]  |  [Request Access]  |  [Read the Architecture]</w:t>
-      </w:r>
-    </w:p>
-    <w:p>
-      <w:r>
-        <w:br w:type="page"/>
-      </w:r>
-    </w:p>
-    <w:p>
-      <w:pPr>
-        <w:pStyle w:val="Heading1"/>
-        <w:spacing w:after="200" w:before="360"/>
-      </w:pPr>
-      <w:r>
-        <w:rPr>
-          <w:b/>
-          <w:bCs/>
-        </w:rPr>
-        <w:t xml:space="preserve">PHASE 7: NARRATIVE ALIGNMENT</w:t>
-      </w:r>
-    </w:p>
-    <w:p>
-      <w:pPr>
-        <w:spacing w:after="160"/>
-      </w:pPr>
-      <w:r>
-        <w:rPr>
-          <w:rFonts w:ascii="Arial" w:cs="Arial" w:eastAsia="Arial" w:hAnsi="Arial"/>
-          <w:color w:val="334155"/>
-          <w:sz w:val="22"/>
-          <w:szCs w:val="22"/>
-        </w:rPr>
-        <w:t xml:space="preserve">The website, the demo, and the investor narrative must all tell the same story. Here is that story.</w:t>
-      </w:r>
-    </w:p>
-    <w:p>
-      <w:pPr>
-        <w:pStyle w:val="Heading2"/>
-        <w:spacing w:after="200" w:before="360"/>
-      </w:pPr>
-      <w:r>
-        <w:rPr>
-          <w:b/>
-          <w:bCs/>
-        </w:rPr>
-        <w:t xml:space="preserve">The Unified Narrative</w:t>
-      </w:r>
-    </w:p>
-    <w:p>
-      <w:pPr>
-        <w:shd w:fill="F1F5F9" w:val="clear"/>
-        <w:spacing w:after="200" w:before="200"/>
-        <w:ind w:left="480" w:right="480"/>
-      </w:pPr>
-      <w:r>
-        <w:rPr>
-          <w:rFonts w:ascii="Arial" w:cs="Arial" w:eastAsia="Arial" w:hAnsi="Arial"/>
-          <w:i/>
-          <w:iCs/>
-          <w:color w:val="0F172A"/>
-          <w:sz w:val="22"/>
-          <w:szCs w:val="22"/>
-        </w:rPr>
-        <w:t xml:space="preserve">Every software system that deploys AI agents, automation, or multi-user admin operations has the same problem: things happen that nobody can prove should have happened. Strix solves this by embedding a governance kernel directly into the application’s execution path. Every state-changing operation is intercepted, evaluated against policy and risk, and either allowed, denied, or escalated. Every decision is recorded as immutable evidence. The kernel is non-bypassable—it is structural, not configurable. This is not a new feature for existing categories. This is a new category: execution control.</w:t>
-      </w:r>
-    </w:p>
-    <w:p>
-      <w:pPr>
-        <w:pStyle w:val="Heading2"/>
-        <w:spacing w:after="200" w:before="360"/>
-      </w:pPr>
-      <w:r>
-        <w:rPr>
-          <w:b/>
-          <w:bCs/>
-        </w:rPr>
-        <w:t xml:space="preserve">Demo Script Alignment</w:t>
-      </w:r>
-    </w:p>
-    <w:p>
-      <w:pPr>
-        <w:spacing w:after="160"/>
-      </w:pPr>
-      <w:r>
-        <w:rPr>
-          <w:rFonts w:ascii="Arial" w:cs="Arial" w:eastAsia="Arial" w:hAnsi="Arial"/>
-          <w:color w:val="334155"/>
-          <w:sz w:val="22"/>
-          <w:szCs w:val="22"/>
-        </w:rPr>
-        <w:t xml:space="preserve">The demo must follow the same arc as the website:</w:t>
+          <w:color w:val="0F172A"/>
+          <w:sz w:val="22"/>
+          <w:szCs w:val="22"/>
+        </w:rPr>
+        <w:t xml:space="preserve">Walk the decision lifecycle. </w:t>
+      </w:r>
+      <w:r>
+        <w:rPr>
+          <w:rFonts w:ascii="Arial" w:cs="Arial" w:eastAsia="Arial" w:hAnsi="Arial"/>
+          <w:color w:val="334155"/>
+          <w:sz w:val="22"/>
+          <w:szCs w:val="22"/>
+        </w:rPr>
+        <w:t xml:space="preserve">Create a decision → submit → evaluate (policy snapshot captured) → collect approvals → issue execution token → execute → receipt. “Every step is audited. The state machine is frozen.”</w:t>
       </w:r>
     </w:p>
     <w:p>
@@ -4494,16 +6216,16 @@
           <w:sz w:val="22"/>
           <w:szCs w:val="22"/>
         </w:rPr>
-        <w:t xml:space="preserve">Show the problem. </w:t>
-      </w:r>
-      <w:r>
-        <w:rPr>
-          <w:rFonts w:ascii="Arial" w:cs="Arial" w:eastAsia="Arial" w:hAnsi="Arial"/>
-          <w:color w:val="334155"/>
-          <w:sz w:val="22"/>
-          <w:szCs w:val="22"/>
-        </w:rPr>
-        <w:t xml:space="preserve">“Here is a production application with 84 admin capabilities. Watch what happens when we attempt a critical action.”</w:t>
+        <w:t xml:space="preserve">Demonstrate intent evaluation. </w:t>
+      </w:r>
+      <w:r>
+        <w:rPr>
+          <w:rFonts w:ascii="Arial" w:cs="Arial" w:eastAsia="Arial" w:hAnsi="Arial"/>
+          <w:color w:val="334155"/>
+          <w:sz w:val="22"/>
+          <w:szCs w:val="22"/>
+        </w:rPr>
+        <w:t xml:space="preserve">Same action, different intent, different decision. “This is why it’s intelligence, not just control.”</w:t>
       </w:r>
     </w:p>
     <w:p>
@@ -4524,16 +6246,16 @@
           <w:sz w:val="22"/>
           <w:szCs w:val="22"/>
         </w:rPr>
-        <w:t xml:space="preserve">Show the deny. </w:t>
-      </w:r>
-      <w:r>
-        <w:rPr>
-          <w:rFonts w:ascii="Arial" w:cs="Arial" w:eastAsia="Arial" w:hAnsi="Arial"/>
-          <w:color w:val="334155"/>
-          <w:sz w:val="22"/>
-          <w:szCs w:val="22"/>
-        </w:rPr>
-        <w:t xml:space="preserve">Attempt a role change as a non-owner. Show FORBIDDEN. Show the evidence record. “The action was blocked. The attempt was recorded. The system knows who tried, when, and why it was denied.”</w:t>
+        <w:t xml:space="preserve">Show execution tokens. </w:t>
+      </w:r>
+      <w:r>
+        <w:rPr>
+          <w:rFonts w:ascii="Arial" w:cs="Arial" w:eastAsia="Arial" w:hAnsi="Arial"/>
+          <w:color w:val="334155"/>
+          <w:sz w:val="22"/>
+          <w:szCs w:val="22"/>
+        </w:rPr>
+        <w:t xml:space="preserve">Issue a token. Show the stx1 format. Show the 5-minute TTL. Attempt replay. “409 REPLAY. Single-use. Scope-bound. Cannot be reused.”</w:t>
       </w:r>
     </w:p>
     <w:p>
@@ -4554,16 +6276,16 @@
           <w:sz w:val="22"/>
           <w:szCs w:val="22"/>
         </w:rPr>
-        <w:t xml:space="preserve">Show the allow. </w:t>
-      </w:r>
-      <w:r>
-        <w:rPr>
-          <w:rFonts w:ascii="Arial" w:cs="Arial" w:eastAsia="Arial" w:hAnsi="Arial"/>
-          <w:color w:val="334155"/>
-          <w:sz w:val="22"/>
-          <w:szCs w:val="22"/>
-        </w:rPr>
-        <w:t xml:space="preserve">Create a schedule as an admin. Show the action succeed. Show the evidence record. “The action was allowed. But it was also evaluated and recorded. The evidence trail is complete.”</w:t>
+        <w:t xml:space="preserve">Show breakglass. </w:t>
+      </w:r>
+      <w:r>
+        <w:rPr>
+          <w:rFonts w:ascii="Arial" w:cs="Arial" w:eastAsia="Arial" w:hAnsi="Arial"/>
+          <w:color w:val="334155"/>
+          <w:sz w:val="22"/>
+          <w:szCs w:val="22"/>
+        </w:rPr>
+        <w:t xml:space="preserve">CRITICAL decision. Proposer tries to initiate breakglass. “403 SELF_INITIATION_FORBIDDEN.” Different actor initiates with justification. “Emergency override with full audit trail.”</w:t>
       </w:r>
     </w:p>
     <w:p>
@@ -4584,16 +6306,16 @@
           <w:sz w:val="22"/>
           <w:szCs w:val="22"/>
         </w:rPr>
-        <w:t xml:space="preserve">Show the escalation. </w:t>
-      </w:r>
-      <w:r>
-        <w:rPr>
-          <w:rFonts w:ascii="Arial" w:cs="Arial" w:eastAsia="Arial" w:hAnsi="Arial"/>
-          <w:color w:val="334155"/>
-          <w:sz w:val="22"/>
-          <w:szCs w:val="22"/>
-        </w:rPr>
-        <w:t xml:space="preserve">Delete a program. Show the escalation flag. Show the evidence. “The action proceeded, but it was flagged for review. The system doesn’t just block. It creates accountability.”</w:t>
+        <w:t xml:space="preserve">Show the one-line integration. </w:t>
+      </w:r>
+      <w:r>
+        <w:rPr>
+          <w:rFonts w:ascii="Arial" w:cs="Arial" w:eastAsia="Arial" w:hAnsi="Arial"/>
+          <w:color w:val="334155"/>
+          <w:sz w:val="22"/>
+          <w:szCs w:val="22"/>
+        </w:rPr>
+        <w:t xml:space="preserve">adminProcedure → governedProcedure. “84 capabilities. One function call each. Zero bypasses.”</w:t>
       </w:r>
     </w:p>
     <w:p>
@@ -4614,16 +6336,29 @@
           <w:sz w:val="22"/>
           <w:szCs w:val="22"/>
         </w:rPr>
-        <w:t xml:space="preserve">Show the evidence trail. </w:t>
-      </w:r>
-      <w:r>
-        <w:rPr>
-          <w:rFonts w:ascii="Arial" w:cs="Arial" w:eastAsia="Arial" w:hAnsi="Arial"/>
-          <w:color w:val="334155"/>
-          <w:sz w:val="22"/>
-          <w:szCs w:val="22"/>
-        </w:rPr>
-        <w:t xml:space="preserve">Open the governance dashboard. Filter by denied actions. Filter by critical capabilities. “Every action in this system produces evidence. Prove everything. Retroactively.”</w:t>
+        <w:t xml:space="preserve">Close with numbers. </w:t>
+      </w:r>
+      <w:r>
+        <w:rPr>
+          <w:rFonts w:ascii="Arial" w:cs="Arial" w:eastAsia="Arial" w:hAnsi="Arial"/>
+          <w:color w:val="334155"/>
+          <w:sz w:val="22"/>
+          <w:szCs w:val="22"/>
+        </w:rPr>
+        <w:t xml:space="preserve">84 capabilities. 12 decisions. 1 blocked. Frozen state machine. HMAC tokens. SHA-256 evidence. “In production today.”</w:t>
+      </w:r>
+    </w:p>
+    <w:p>
+      <w:pPr>
+        <w:pStyle w:val="Heading2"/>
+        <w:spacing w:after="200" w:before="360"/>
+      </w:pPr>
+      <w:r>
+        <w:rPr>
+          <w:b/>
+          <w:bCs/>
+        </w:rPr>
+        <w:t xml:space="preserve">Investor Arc (Full Product)</w:t>
       </w:r>
     </w:p>
     <w:p>
@@ -4644,29 +6379,16 @@
           <w:sz w:val="22"/>
           <w:szCs w:val="22"/>
         </w:rPr>
-        <w:t xml:space="preserve">Show the integration. </w:t>
-      </w:r>
-      <w:r>
-        <w:rPr>
-          <w:rFonts w:ascii="Arial" w:cs="Arial" w:eastAsia="Arial" w:hAnsi="Arial"/>
-          <w:color w:val="334155"/>
-          <w:sz w:val="22"/>
-          <w:szCs w:val="22"/>
-        </w:rPr>
-        <w:t xml:space="preserve">Show the one-line code change. “This entire governance system was activated by changing adminProcedure to governedProcedure. One function. 84 capabilities. Zero bypasses.”</w:t>
-      </w:r>
-    </w:p>
-    <w:p>
-      <w:pPr>
-        <w:pStyle w:val="Heading2"/>
-        <w:spacing w:after="200" w:before="360"/>
-      </w:pPr>
-      <w:r>
-        <w:rPr>
-          <w:b/>
-          <w:bCs/>
-        </w:rPr>
-        <w:t xml:space="preserve">Investor Narrative Arc</w:t>
+        <w:t xml:space="preserve"/>
+      </w:r>
+      <w:r>
+        <w:rPr>
+          <w:rFonts w:ascii="Arial" w:cs="Arial" w:eastAsia="Arial" w:hAnsi="Arial"/>
+          <w:color w:val="334155"/>
+          <w:sz w:val="22"/>
+          <w:szCs w:val="22"/>
+        </w:rPr>
+        <w:t xml:space="preserve">AI agents and automation are being deployed at unprecedented scale.</w:t>
       </w:r>
     </w:p>
     <w:p>
@@ -4676,16 +6398,27 @@
           <w:ilvl w:val="0"/>
           <w:numId w:val="2"/>
         </w:numPr>
-        <w:spacing w:after="100"/>
-      </w:pPr>
-      <w:r>
-        <w:rPr>
-          <w:rFonts w:ascii="Arial" w:cs="Arial" w:eastAsia="Arial" w:hAnsi="Arial"/>
-          <w:color w:val="334155"/>
-          <w:sz w:val="22"/>
-          <w:szCs w:val="22"/>
-        </w:rPr>
-        <w:t xml:space="preserve">The world is deploying AI agents and automation at scale.</w:t>
+        <w:spacing w:after="120"/>
+      </w:pPr>
+      <w:r>
+        <w:rPr>
+          <w:rFonts w:ascii="Arial" w:cs="Arial" w:eastAsia="Arial" w:hAnsi="Arial"/>
+          <w:b/>
+          <w:bCs/>
+          <w:color w:val="0F172A"/>
+          <w:sz w:val="22"/>
+          <w:szCs w:val="22"/>
+        </w:rPr>
+        <w:t xml:space="preserve"/>
+      </w:r>
+      <w:r>
+        <w:rPr>
+          <w:rFonts w:ascii="Arial" w:cs="Arial" w:eastAsia="Arial" w:hAnsi="Arial"/>
+          <w:color w:val="334155"/>
+          <w:sz w:val="22"/>
+          <w:szCs w:val="22"/>
+        </w:rPr>
+        <w:t xml:space="preserve">Nobody can prove what those systems did, whether they should have, or that the records are unaltered.</w:t>
       </w:r>
     </w:p>
     <w:p>
@@ -4695,16 +6428,27 @@
           <w:ilvl w:val="0"/>
           <w:numId w:val="2"/>
         </w:numPr>
-        <w:spacing w:after="100"/>
-      </w:pPr>
-      <w:r>
-        <w:rPr>
-          <w:rFonts w:ascii="Arial" w:cs="Arial" w:eastAsia="Arial" w:hAnsi="Arial"/>
-          <w:color w:val="334155"/>
-          <w:sz w:val="22"/>
-          <w:szCs w:val="22"/>
-        </w:rPr>
-        <w:t xml:space="preserve">Nobody can prove what those systems did, or whether they should have been allowed to do it.</w:t>
+        <w:spacing w:after="120"/>
+      </w:pPr>
+      <w:r>
+        <w:rPr>
+          <w:rFonts w:ascii="Arial" w:cs="Arial" w:eastAsia="Arial" w:hAnsi="Arial"/>
+          <w:b/>
+          <w:bCs/>
+          <w:color w:val="0F172A"/>
+          <w:sz w:val="22"/>
+          <w:szCs w:val="22"/>
+        </w:rPr>
+        <w:t xml:space="preserve"/>
+      </w:r>
+      <w:r>
+        <w:rPr>
+          <w:rFonts w:ascii="Arial" w:cs="Arial" w:eastAsia="Arial" w:hAnsi="Arial"/>
+          <w:color w:val="334155"/>
+          <w:sz w:val="22"/>
+          <w:szCs w:val="22"/>
+        </w:rPr>
+        <w:t xml:space="preserve">Existing tools solve fragments. RBAC: identity. Logging: history. Guardrails: LLM outputs. Workflow engines: orchestration. None provide security-first governance with token-gated execution.</w:t>
       </w:r>
     </w:p>
     <w:p>
@@ -4714,16 +6458,27 @@
           <w:ilvl w:val="0"/>
           <w:numId w:val="2"/>
         </w:numPr>
-        <w:spacing w:after="100"/>
-      </w:pPr>
-      <w:r>
-        <w:rPr>
-          <w:rFonts w:ascii="Arial" w:cs="Arial" w:eastAsia="Arial" w:hAnsi="Arial"/>
-          <w:color w:val="334155"/>
-          <w:sz w:val="22"/>
-          <w:szCs w:val="22"/>
-        </w:rPr>
-        <w:t xml:space="preserve">Existing tools solve fragments: RBAC handles identity, logging handles history, guardrails handle LLM outputs.</w:t>
+        <w:spacing w:after="120"/>
+      </w:pPr>
+      <w:r>
+        <w:rPr>
+          <w:rFonts w:ascii="Arial" w:cs="Arial" w:eastAsia="Arial" w:hAnsi="Arial"/>
+          <w:b/>
+          <w:bCs/>
+          <w:color w:val="0F172A"/>
+          <w:sz w:val="22"/>
+          <w:szCs w:val="22"/>
+        </w:rPr>
+        <w:t xml:space="preserve"/>
+      </w:r>
+      <w:r>
+        <w:rPr>
+          <w:rFonts w:ascii="Arial" w:cs="Arial" w:eastAsia="Arial" w:hAnsi="Arial"/>
+          <w:color w:val="334155"/>
+          <w:sz w:val="22"/>
+          <w:szCs w:val="22"/>
+        </w:rPr>
+        <w:t xml:space="preserve">We built Strix. A governance control plane with a frozen decision state machine, HMAC execution tokens, multi-party approvals with TTL, breakglass overrides, and capability-decision binding. Plus an embeddable kernel that activates in one function call.</w:t>
       </w:r>
     </w:p>
     <w:p>
@@ -4733,16 +6488,27 @@
           <w:ilvl w:val="0"/>
           <w:numId w:val="2"/>
         </w:numPr>
-        <w:spacing w:after="100"/>
-      </w:pPr>
-      <w:r>
-        <w:rPr>
-          <w:rFonts w:ascii="Arial" w:cs="Arial" w:eastAsia="Arial" w:hAnsi="Arial"/>
-          <w:color w:val="334155"/>
-          <w:sz w:val="22"/>
-          <w:szCs w:val="22"/>
-        </w:rPr>
-        <w:t xml:space="preserve">Nobody solves the whole problem: intercept, evaluate, decide, and record—for every operation.</w:t>
+        <w:spacing w:after="120"/>
+      </w:pPr>
+      <w:r>
+        <w:rPr>
+          <w:rFonts w:ascii="Arial" w:cs="Arial" w:eastAsia="Arial" w:hAnsi="Arial"/>
+          <w:b/>
+          <w:bCs/>
+          <w:color w:val="0F172A"/>
+          <w:sz w:val="22"/>
+          <w:szCs w:val="22"/>
+        </w:rPr>
+        <w:t xml:space="preserve"/>
+      </w:r>
+      <w:r>
+        <w:rPr>
+          <w:rFonts w:ascii="Arial" w:cs="Arial" w:eastAsia="Arial" w:hAnsi="Arial"/>
+          <w:color w:val="334155"/>
+          <w:sz w:val="22"/>
+          <w:szCs w:val="22"/>
+        </w:rPr>
+        <w:t xml:space="preserve">It is in production. 84 capabilities governed. 12 decisions. 1 critical action blocked. Full evidence trail.</w:t>
       </w:r>
     </w:p>
     <w:p>
@@ -4752,16 +6518,27 @@
           <w:ilvl w:val="0"/>
           <w:numId w:val="2"/>
         </w:numPr>
-        <w:spacing w:after="100"/>
-      </w:pPr>
-      <w:r>
-        <w:rPr>
-          <w:rFonts w:ascii="Arial" w:cs="Arial" w:eastAsia="Arial" w:hAnsi="Arial"/>
-          <w:color w:val="334155"/>
-          <w:sz w:val="22"/>
-          <w:szCs w:val="22"/>
-        </w:rPr>
-        <w:t xml:space="preserve">We built Strix. It is an execution control kernel. It embeds in one function call. It governs every mutation. It produces immutable evidence.</w:t>
+        <w:spacing w:after="120"/>
+      </w:pPr>
+      <w:r>
+        <w:rPr>
+          <w:rFonts w:ascii="Arial" w:cs="Arial" w:eastAsia="Arial" w:hAnsi="Arial"/>
+          <w:b/>
+          <w:bCs/>
+          <w:color w:val="0F172A"/>
+          <w:sz w:val="22"/>
+          <w:szCs w:val="22"/>
+        </w:rPr>
+        <w:t xml:space="preserve"/>
+      </w:r>
+      <w:r>
+        <w:rPr>
+          <w:rFonts w:ascii="Arial" w:cs="Arial" w:eastAsia="Arial" w:hAnsi="Arial"/>
+          <w:color w:val="334155"/>
+          <w:sz w:val="22"/>
+          <w:szCs w:val="22"/>
+        </w:rPr>
+        <w:t xml:space="preserve">This is Execution Intelligence. A new category. We defined it. We’re the first product.</w:t>
       </w:r>
     </w:p>
     <w:p>
@@ -4771,16 +6548,478 @@
           <w:ilvl w:val="0"/>
           <w:numId w:val="2"/>
         </w:numPr>
-        <w:spacing w:after="100"/>
-      </w:pPr>
-      <w:r>
-        <w:rPr>
-          <w:rFonts w:ascii="Arial" w:cs="Arial" w:eastAsia="Arial" w:hAnsi="Arial"/>
-          <w:color w:val="334155"/>
-          <w:sz w:val="22"/>
-          <w:szCs w:val="22"/>
-        </w:rPr>
-        <w:t xml:space="preserve">It is in production today, governing 84 capabilities in a live application with web, mobile, and automation surfaces.</w:t>
+        <w:spacing w:after="120"/>
+      </w:pPr>
+      <w:r>
+        <w:rPr>
+          <w:rFonts w:ascii="Arial" w:cs="Arial" w:eastAsia="Arial" w:hAnsi="Arial"/>
+          <w:b/>
+          <w:bCs/>
+          <w:color w:val="0F172A"/>
+          <w:sz w:val="22"/>
+          <w:szCs w:val="22"/>
+        </w:rPr>
+        <w:t xml:space="preserve"/>
+      </w:r>
+      <w:r>
+        <w:rPr>
+          <w:rFonts w:ascii="Arial" w:cs="Arial" w:eastAsia="Arial" w:hAnsi="Arial"/>
+          <w:color w:val="334155"/>
+          <w:sz w:val="22"/>
+          <w:szCs w:val="22"/>
+        </w:rPr>
+        <w:t xml:space="preserve">The market is every software system deploying AI or automation. That’s every software company.</w:t>
+      </w:r>
+    </w:p>
+    <w:p>
+      <w:r>
+        <w:br w:type="page"/>
+      </w:r>
+    </w:p>
+    <w:p>
+      <w:pPr>
+        <w:pStyle w:val="Heading1"/>
+        <w:spacing w:after="200" w:before="360"/>
+      </w:pPr>
+      <w:r>
+        <w:rPr>
+          <w:b/>
+          <w:bCs/>
+        </w:rPr>
+        <w:t xml:space="preserve">PHASE 7: MARKET ACTIVATION</w:t>
+      </w:r>
+    </w:p>
+    <w:p>
+      <w:pPr>
+        <w:pStyle w:val="Heading2"/>
+        <w:spacing w:after="200" w:before="360"/>
+      </w:pPr>
+      <w:r>
+        <w:rPr>
+          <w:b/>
+          <w:bCs/>
+        </w:rPr>
+        <w:t xml:space="preserve">Week 1: The Problem</w:t>
+      </w:r>
+    </w:p>
+    <w:p>
+      <w:pPr>
+        <w:spacing w:after="160"/>
+      </w:pPr>
+      <w:r>
+        <w:rPr>
+          <w:rFonts w:ascii="Arial" w:cs="Arial" w:eastAsia="Arial" w:hAnsi="Arial"/>
+          <w:b/>
+          <w:bCs/>
+          <w:color w:val="0F172A"/>
+          <w:sz w:val="22"/>
+          <w:szCs w:val="22"/>
+        </w:rPr>
+        <w:t xml:space="preserve">Day 1: </w:t>
+      </w:r>
+      <w:r>
+        <w:rPr>
+          <w:rFonts w:ascii="Arial" w:cs="Arial" w:eastAsia="Arial" w:hAnsi="Arial"/>
+          <w:color w:val="334155"/>
+          <w:sz w:val="22"/>
+          <w:szCs w:val="22"/>
+        </w:rPr>
+        <w:t xml:space="preserve">“Every AI agent you deploy is doing things you can’t prove. Every admin action is a liability you can’t audit. And every log file you rely on could have been modified after the fact.”</w:t>
+      </w:r>
+    </w:p>
+    <w:p>
+      <w:pPr>
+        <w:spacing w:after="160"/>
+      </w:pPr>
+      <w:r>
+        <w:rPr>
+          <w:rFonts w:ascii="Arial" w:cs="Arial" w:eastAsia="Arial" w:hAnsi="Arial"/>
+          <w:b/>
+          <w:bCs/>
+          <w:color w:val="0F172A"/>
+          <w:sz w:val="22"/>
+          <w:szCs w:val="22"/>
+        </w:rPr>
+        <w:t xml:space="preserve">Day 3: </w:t>
+      </w:r>
+      <w:r>
+        <w:rPr>
+          <w:rFonts w:ascii="Arial" w:cs="Arial" w:eastAsia="Arial" w:hAnsi="Arial"/>
+          <w:color w:val="334155"/>
+          <w:sz w:val="22"/>
+          <w:szCs w:val="22"/>
+        </w:rPr>
+        <w:t xml:space="preserve">“RBAC answers ‘who can?’ It cannot answer ‘who should, right now, with this intent?’ A verified admin deleting a schedule at 2 PM to clean up a duplicate? Fine. A service account deleting the same schedule at 3 AM via raw API with no declared purpose? Not fine. Your permission system treats these identically.”</w:t>
+      </w:r>
+    </w:p>
+    <w:p>
+      <w:pPr>
+        <w:spacing w:after="160"/>
+      </w:pPr>
+      <w:r>
+        <w:rPr>
+          <w:rFonts w:ascii="Arial" w:cs="Arial" w:eastAsia="Arial" w:hAnsi="Arial"/>
+          <w:b/>
+          <w:bCs/>
+          <w:color w:val="0F172A"/>
+          <w:sz w:val="22"/>
+          <w:szCs w:val="22"/>
+        </w:rPr>
+        <w:t xml:space="preserve">Day 5: </w:t>
+      </w:r>
+      <w:r>
+        <w:rPr>
+          <w:rFonts w:ascii="Arial" w:cs="Arial" w:eastAsia="Arial" w:hAnsi="Arial"/>
+          <w:color w:val="334155"/>
+          <w:sz w:val="22"/>
+          <w:szCs w:val="22"/>
+        </w:rPr>
+        <w:t xml:space="preserve">“Your logs tell you what happened — after it happened. They cannot prevent it. They cannot deny it. And they cannot prove they haven’t been altered.”</w:t>
+      </w:r>
+    </w:p>
+    <w:p>
+      <w:pPr>
+        <w:spacing w:after="160"/>
+      </w:pPr>
+      <w:r>
+        <w:rPr>
+          <w:rFonts w:ascii="Arial" w:cs="Arial" w:eastAsia="Arial" w:hAnsi="Arial"/>
+          <w:b/>
+          <w:bCs/>
+          <w:color w:val="0F172A"/>
+          <w:sz w:val="22"/>
+          <w:szCs w:val="22"/>
+        </w:rPr>
+        <w:t xml:space="preserve">Day 7: </w:t>
+      </w:r>
+      <w:r>
+        <w:rPr>
+          <w:rFonts w:ascii="Arial" w:cs="Arial" w:eastAsia="Arial" w:hAnsi="Arial"/>
+          <w:color w:val="334155"/>
+          <w:sz w:val="22"/>
+          <w:szCs w:val="22"/>
+        </w:rPr>
+        <w:t xml:space="preserve">“Every operation should produce one of three outcomes: Allow. Deny. Escalate. If your system only supports two, you have a blind spot. And if your decisions aren’t cryptographically sealed, you have opinions, not proof.”</w:t>
+      </w:r>
+    </w:p>
+    <w:p>
+      <w:pPr>
+        <w:pStyle w:val="Heading2"/>
+        <w:spacing w:after="200" w:before="360"/>
+      </w:pPr>
+      <w:r>
+        <w:rPr>
+          <w:b/>
+          <w:bCs/>
+        </w:rPr>
+        <w:t xml:space="preserve">Week 2: The Reveal</w:t>
+      </w:r>
+    </w:p>
+    <w:p>
+      <w:pPr>
+        <w:spacing w:after="160"/>
+      </w:pPr>
+      <w:r>
+        <w:rPr>
+          <w:rFonts w:ascii="Arial" w:cs="Arial" w:eastAsia="Arial" w:hAnsi="Arial"/>
+          <w:b/>
+          <w:bCs/>
+          <w:color w:val="0F172A"/>
+          <w:sz w:val="22"/>
+          <w:szCs w:val="22"/>
+        </w:rPr>
+        <w:t xml:space="preserve">Day 8: </w:t>
+      </w:r>
+      <w:r>
+        <w:rPr>
+          <w:rFonts w:ascii="Arial" w:cs="Arial" w:eastAsia="Arial" w:hAnsi="Arial"/>
+          <w:color w:val="334155"/>
+          <w:sz w:val="22"/>
+          <w:szCs w:val="22"/>
+        </w:rPr>
+        <w:t xml:space="preserve">“What if nothing in your system could execute until a frozen state machine had evaluated it, qualified actors had approved it, and a cryptographic token had been issued specifically for that action? This is not a thought experiment.”</w:t>
+      </w:r>
+    </w:p>
+    <w:p>
+      <w:pPr>
+        <w:spacing w:after="160"/>
+      </w:pPr>
+      <w:r>
+        <w:rPr>
+          <w:rFonts w:ascii="Arial" w:cs="Arial" w:eastAsia="Arial" w:hAnsi="Arial"/>
+          <w:b/>
+          <w:bCs/>
+          <w:color w:val="0F172A"/>
+          <w:sz w:val="22"/>
+          <w:szCs w:val="22"/>
+        </w:rPr>
+        <w:t xml:space="preserve">Day 10: </w:t>
+      </w:r>
+      <w:r>
+        <w:rPr>
+          <w:rFonts w:ascii="Arial" w:cs="Arial" w:eastAsia="Arial" w:hAnsi="Arial"/>
+          <w:color w:val="334155"/>
+          <w:sz w:val="22"/>
+          <w:szCs w:val="22"/>
+        </w:rPr>
+        <w:t xml:space="preserve">“84 capabilities. A frozen decision state machine. HMAC-signed execution tokens. Multi-party approvals with rolling TTL. SHA-256 sealed evidence. Running in production. This is Strix.”</w:t>
+      </w:r>
+    </w:p>
+    <w:p>
+      <w:pPr>
+        <w:spacing w:after="160"/>
+      </w:pPr>
+      <w:r>
+        <w:rPr>
+          <w:rFonts w:ascii="Arial" w:cs="Arial" w:eastAsia="Arial" w:hAnsi="Arial"/>
+          <w:b/>
+          <w:bCs/>
+          <w:color w:val="0F172A"/>
+          <w:sz w:val="22"/>
+          <w:szCs w:val="22"/>
+        </w:rPr>
+        <w:t xml:space="preserve">Day 12: </w:t>
+      </w:r>
+      <w:r>
+        <w:rPr>
+          <w:rFonts w:ascii="Arial" w:cs="Arial" w:eastAsia="Arial" w:hAnsi="Arial"/>
+          <w:color w:val="334155"/>
+          <w:sz w:val="22"/>
+          <w:szCs w:val="22"/>
+        </w:rPr>
+        <w:t xml:space="preserve">Show the code diff. “One function. Complete governance. Structural enforcement. Token-gated execution. Evidence sealing. No configuration. Structural guarantee.”</w:t>
+      </w:r>
+    </w:p>
+    <w:p>
+      <w:pPr>
+        <w:spacing w:after="160"/>
+      </w:pPr>
+      <w:r>
+        <w:rPr>
+          <w:rFonts w:ascii="Arial" w:cs="Arial" w:eastAsia="Arial" w:hAnsi="Arial"/>
+          <w:b/>
+          <w:bCs/>
+          <w:color w:val="0F172A"/>
+          <w:sz w:val="22"/>
+          <w:szCs w:val="22"/>
+        </w:rPr>
+        <w:t xml:space="preserve">Day 14: </w:t>
+      </w:r>
+      <w:r>
+        <w:rPr>
+          <w:rFonts w:ascii="Arial" w:cs="Arial" w:eastAsia="Arial" w:hAnsi="Arial"/>
+          <w:color w:val="334155"/>
+          <w:sz w:val="22"/>
+          <w:szCs w:val="22"/>
+        </w:rPr>
+        <w:t xml:space="preserve">“Execution Intelligence is the layer that asks: ‘Should you, right now, given everything we know about what you’re doing and why?’ — then issues a cryptographic token authorizing exactly that action and nothing else. We built the first product. It’s in production today.”</w:t>
+      </w:r>
+    </w:p>
+    <w:p>
+      <w:r>
+        <w:br w:type="page"/>
+      </w:r>
+    </w:p>
+    <w:p>
+      <w:pPr>
+        <w:pStyle w:val="Heading1"/>
+        <w:spacing w:after="200" w:before="360"/>
+      </w:pPr>
+      <w:r>
+        <w:rPr>
+          <w:b/>
+          <w:bCs/>
+        </w:rPr>
+        <w:t xml:space="preserve">APPENDIX: ARCHITECTURE DECISION POINTS</w:t>
+      </w:r>
+    </w:p>
+    <w:p>
+      <w:pPr>
+        <w:spacing w:after="160"/>
+      </w:pPr>
+      <w:r>
+        <w:rPr>
+          <w:rFonts w:ascii="Arial" w:cs="Arial" w:eastAsia="Arial" w:hAnsi="Arial"/>
+          <w:color w:val="334155"/>
+          <w:sz w:val="22"/>
+          <w:szCs w:val="22"/>
+        </w:rPr>
+        <w:t xml:space="preserve">These are decisions you can make based on the architecture documented above.</w:t>
+      </w:r>
+    </w:p>
+    <w:p>
+      <w:pPr>
+        <w:pStyle w:val="Heading2"/>
+        <w:spacing w:after="200" w:before="360"/>
+      </w:pPr>
+      <w:r>
+        <w:rPr>
+          <w:b/>
+          <w:bCs/>
+        </w:rPr>
+        <w:t xml:space="preserve">Console → Academy Integration</w:t>
+      </w:r>
+    </w:p>
+    <w:p>
+      <w:pPr>
+        <w:spacing w:after="160"/>
+      </w:pPr>
+      <w:r>
+        <w:rPr>
+          <w:rFonts w:ascii="Arial" w:cs="Arial" w:eastAsia="Arial" w:hAnsi="Arial"/>
+          <w:color w:val="334155"/>
+          <w:sz w:val="22"/>
+          <w:szCs w:val="22"/>
+        </w:rPr>
+        <w:t xml:space="preserve">The Academy’s governedProcedure() currently has a local policy engine with optional SDK calls. The Console implements the full decision state machine with tokens, approvals, and breakglass. The integration path is: Academy mutations create Decision objects in the Console → Console evaluates policy and collects approvals → Console issues execution token → Academy redeems token before executing mutation. This replaces the local allow/deny/escalate with the full frozen state machine.</w:t>
+      </w:r>
+    </w:p>
+    <w:p>
+      <w:pPr>
+        <w:pStyle w:val="Heading2"/>
+        <w:spacing w:after="200" w:before="360"/>
+      </w:pPr>
+      <w:r>
+        <w:rPr>
+          <w:b/>
+          <w:bCs/>
+        </w:rPr>
+        <w:t xml:space="preserve">Auth Provider</w:t>
+      </w:r>
+    </w:p>
+    <w:p>
+      <w:pPr>
+        <w:spacing w:after="160"/>
+      </w:pPr>
+      <w:r>
+        <w:rPr>
+          <w:rFonts w:ascii="Arial" w:cs="Arial" w:eastAsia="Arial" w:hAnsi="Arial"/>
+          <w:color w:val="334155"/>
+          <w:sz w:val="22"/>
+          <w:szCs w:val="22"/>
+        </w:rPr>
+        <w:t xml:space="preserve">The Console has session cookie auth + dev bypass. Production requires a real auth provider. Options: Clerk (already in Academy stack), Auth0, or custom. Clerk provides the fastest path since the team already has Clerk expertise and the Academy integration would share auth context.</w:t>
+      </w:r>
+    </w:p>
+    <w:p>
+      <w:pPr>
+        <w:pStyle w:val="Heading2"/>
+        <w:spacing w:after="200" w:before="360"/>
+      </w:pPr>
+      <w:r>
+        <w:rPr>
+          <w:b/>
+          <w:bCs/>
+        </w:rPr>
+        <w:t xml:space="preserve">Evidence Unification</w:t>
+      </w:r>
+    </w:p>
+    <w:p>
+      <w:pPr>
+        <w:spacing w:after="160"/>
+      </w:pPr>
+      <w:r>
+        <w:rPr>
+          <w:rFonts w:ascii="Arial" w:cs="Arial" w:eastAsia="Arial" w:hAnsi="Arial"/>
+          <w:color w:val="334155"/>
+          <w:sz w:val="22"/>
+          <w:szCs w:val="22"/>
+        </w:rPr>
+        <w:t xml:space="preserve">Currently two evidence systems: Academy’s governance_evidence table (SHA-256 per-record hashing) and Console’s DecisionEvidence table (correlation IDs, policy snapshots, artifact hashes, retention classes). Unification means the Academy’s evidence records become entries in the Console’s evidence system with full correlation to the decision that authorized them.</w:t>
+      </w:r>
+    </w:p>
+    <w:p>
+      <w:pPr>
+        <w:pStyle w:val="Heading2"/>
+        <w:spacing w:after="200" w:before="360"/>
+      </w:pPr>
+      <w:r>
+        <w:rPr>
+          <w:b/>
+          <w:bCs/>
+        </w:rPr>
+        <w:t xml:space="preserve">strix-saas-template Embedding</w:t>
+      </w:r>
+    </w:p>
+    <w:p>
+      <w:pPr>
+        <w:spacing w:after="160"/>
+      </w:pPr>
+      <w:r>
+        <w:rPr>
+          <w:rFonts w:ascii="Arial" w:cs="Arial" w:eastAsia="Arial" w:hAnsi="Arial"/>
+          <w:color w:val="334155"/>
+          <w:sz w:val="22"/>
+          <w:szCs w:val="22"/>
+        </w:rPr>
+        <w:t xml:space="preserve">The template (v1.7.6) is a distribution channel. Embedding governedProcedure as the default mutation pattern means every app built on the template ships with execution intelligence by default. This is category-defining distribution.</w:t>
+      </w:r>
+    </w:p>
+    <w:p>
+      <w:pPr>
+        <w:pStyle w:val="Heading2"/>
+        <w:spacing w:after="200" w:before="360"/>
+      </w:pPr>
+      <w:r>
+        <w:rPr>
+          <w:b/>
+          <w:bCs/>
+        </w:rPr>
+        <w:t xml:space="preserve">ReplyHero as Second Proof Point</w:t>
+      </w:r>
+    </w:p>
+    <w:p>
+      <w:pPr>
+        <w:spacing w:after="160"/>
+      </w:pPr>
+      <w:r>
+        <w:rPr>
+          <w:rFonts w:ascii="Arial" w:cs="Arial" w:eastAsia="Arial" w:hAnsi="Arial"/>
+          <w:color w:val="334155"/>
+          <w:sz w:val="22"/>
+          <w:szCs w:val="22"/>
+        </w:rPr>
+        <w:t xml:space="preserve">ReplyHero is an active vertical SaaS (AI-powered review management). Integrating Strix governance gives two production deployments as proof points. Two is categorically more credible than one.</w:t>
+      </w:r>
+    </w:p>
+    <w:p>
+      <w:pPr>
+        <w:pStyle w:val="Heading2"/>
+        <w:spacing w:after="200" w:before="360"/>
+      </w:pPr>
+      <w:r>
+        <w:rPr>
+          <w:b/>
+          <w:bCs/>
+        </w:rPr>
+        <w:t xml:space="preserve">Vercel Deployment Fix</w:t>
+      </w:r>
+    </w:p>
+    <w:p>
+      <w:pPr>
+        <w:spacing w:after="160"/>
+      </w:pPr>
+      <w:r>
+        <w:rPr>
+          <w:rFonts w:ascii="Arial" w:cs="Arial" w:eastAsia="Arial" w:hAnsi="Arial"/>
+          <w:color w:val="334155"/>
+          <w:sz w:val="22"/>
+          <w:szCs w:val="22"/>
+        </w:rPr>
+        <w:t xml:space="preserve">The build failure (No Output Directory named “public”) is a Vercel project configuration issue, not a code issue. Fix: set Root Directory to apps/strix-console in Vercel dashboard settings. The existing vercel.json in that directory has the correct framework, outputDirectory, installCommand, and buildCommand. No code change required.</w:t>
+      </w:r>
+    </w:p>
+    <w:p>
+      <w:pPr>
+        <w:pStyle w:val="Heading2"/>
+        <w:spacing w:after="200" w:before="360"/>
+      </w:pPr>
+      <w:r>
+        <w:rPr>
+          <w:b/>
+          <w:bCs/>
+        </w:rPr>
+        <w:t xml:space="preserve">Immediate Actions (Priority Order)</w:t>
       </w:r>
     </w:p>
     <w:p>
@@ -4790,620 +7029,177 @@
           <w:ilvl w:val="0"/>
           <w:numId w:val="2"/>
         </w:numPr>
-        <w:spacing w:after="100"/>
-      </w:pPr>
-      <w:r>
-        <w:rPr>
-          <w:rFonts w:ascii="Arial" w:cs="Arial" w:eastAsia="Arial" w:hAnsi="Arial"/>
-          <w:color w:val="334155"/>
-          <w:sz w:val="22"/>
-          <w:szCs w:val="22"/>
-        </w:rPr>
-        <w:t xml:space="preserve">The market for execution control scales with the number of AI-powered systems. That number is exponential.</w:t>
-      </w:r>
-    </w:p>
-    <w:p>
-      <w:r>
-        <w:br w:type="page"/>
-      </w:r>
-    </w:p>
-    <w:p>
-      <w:pPr>
-        <w:pStyle w:val="Heading1"/>
-        <w:spacing w:after="200" w:before="360"/>
-      </w:pPr>
-      <w:r>
-        <w:rPr>
-          <w:b/>
-          <w:bCs/>
-        </w:rPr>
-        <w:t xml:space="preserve">PHASE 8: MARKET ACTIVATION STRATEGY</w:t>
-      </w:r>
-    </w:p>
-    <w:p>
-      <w:pPr>
-        <w:spacing w:after="160"/>
-      </w:pPr>
-      <w:r>
-        <w:rPr>
-          <w:rFonts w:ascii="Arial" w:cs="Arial" w:eastAsia="Arial" w:hAnsi="Arial"/>
-          <w:color w:val="334155"/>
-          <w:sz w:val="22"/>
-          <w:szCs w:val="22"/>
-        </w:rPr>
-        <w:t xml:space="preserve">A two-week pre-launch content strategy designed to build curiosity, introduce the problem before the solution, and establish Strix as the category-defining product.</w:t>
-      </w:r>
-    </w:p>
-    <w:p>
-      <w:pPr>
-        <w:pStyle w:val="Heading2"/>
-        <w:spacing w:after="200" w:before="360"/>
-      </w:pPr>
-      <w:r>
-        <w:rPr>
-          <w:b/>
-          <w:bCs/>
-        </w:rPr>
-        <w:t xml:space="preserve">Week 1: The Problem (No Product Mention)</w:t>
-      </w:r>
-    </w:p>
-    <w:p>
-      <w:pPr>
-        <w:spacing w:after="160"/>
-      </w:pPr>
-      <w:r>
-        <w:rPr>
-          <w:rFonts w:ascii="Arial" w:cs="Arial" w:eastAsia="Arial" w:hAnsi="Arial"/>
-          <w:b/>
-          <w:bCs/>
-          <w:color w:val="0F172A"/>
-          <w:sz w:val="22"/>
-          <w:szCs w:val="22"/>
-        </w:rPr>
-        <w:t xml:space="preserve">Day 1 — The Opening Shot</w:t>
-      </w:r>
-    </w:p>
-    <w:p>
-      <w:pPr>
-        <w:spacing w:after="160"/>
-      </w:pPr>
-      <w:r>
-        <w:rPr>
-          <w:rFonts w:ascii="Arial" w:cs="Arial" w:eastAsia="Arial" w:hAnsi="Arial"/>
-          <w:color w:val="334155"/>
-          <w:sz w:val="22"/>
-          <w:szCs w:val="22"/>
-        </w:rPr>
-        <w:t xml:space="preserve">Post: “Every AI agent you deploy is doing things you can’t prove. Every admin action in your SaaS is a liability you can’t audit. Every automation that runs overnight is a decision nobody reviewed. This is the reality of software in 2026. And nobody is talking about it.”</w:t>
-      </w:r>
-    </w:p>
-    <w:p>
-      <w:pPr>
-        <w:spacing w:after="160"/>
-      </w:pPr>
-      <w:r>
-        <w:rPr>
-          <w:rFonts w:ascii="Arial" w:cs="Arial" w:eastAsia="Arial" w:hAnsi="Arial"/>
-          <w:color w:val="334155"/>
-          <w:sz w:val="22"/>
-          <w:szCs w:val="22"/>
-        </w:rPr>
-        <w:t xml:space="preserve">Theme: Establish the problem. No solution yet.</w:t>
-      </w:r>
-    </w:p>
-    <w:p>
-      <w:pPr>
-        <w:spacing w:after="160"/>
-      </w:pPr>
-      <w:r>
-        <w:rPr>
-          <w:rFonts w:ascii="Arial" w:cs="Arial" w:eastAsia="Arial" w:hAnsi="Arial"/>
-          <w:b/>
-          <w:bCs/>
-          <w:color w:val="0F172A"/>
-          <w:sz w:val="22"/>
-          <w:szCs w:val="22"/>
-        </w:rPr>
-        <w:t xml:space="preserve">Day 3 — The RBAC Lie</w:t>
-      </w:r>
-    </w:p>
-    <w:p>
-      <w:pPr>
-        <w:spacing w:after="160"/>
-      </w:pPr>
-      <w:r>
-        <w:rPr>
-          <w:rFonts w:ascii="Arial" w:cs="Arial" w:eastAsia="Arial" w:hAnsi="Arial"/>
-          <w:color w:val="334155"/>
-          <w:sz w:val="22"/>
-          <w:szCs w:val="22"/>
-        </w:rPr>
-        <w:t xml:space="preserve">Post: “RBAC answers: ‘Who can?’ It does not answer: ‘Who should, right now, on this specific action, given the risk?’ Your permissions system is not a governance system. It’s a phone book.”</w:t>
-      </w:r>
-    </w:p>
-    <w:p>
-      <w:pPr>
-        <w:spacing w:after="160"/>
-      </w:pPr>
-      <w:r>
-        <w:rPr>
-          <w:rFonts w:ascii="Arial" w:cs="Arial" w:eastAsia="Arial" w:hAnsi="Arial"/>
-          <w:color w:val="334155"/>
-          <w:sz w:val="22"/>
-          <w:szCs w:val="22"/>
-        </w:rPr>
-        <w:t xml:space="preserve">Theme: Disqualify existing solutions.</w:t>
-      </w:r>
-    </w:p>
-    <w:p>
-      <w:pPr>
-        <w:spacing w:after="160"/>
-      </w:pPr>
-      <w:r>
-        <w:rPr>
-          <w:rFonts w:ascii="Arial" w:cs="Arial" w:eastAsia="Arial" w:hAnsi="Arial"/>
-          <w:b/>
-          <w:bCs/>
-          <w:color w:val="0F172A"/>
-          <w:sz w:val="22"/>
-          <w:szCs w:val="22"/>
-        </w:rPr>
-        <w:t xml:space="preserve">Day 5 — The Logging Trap</w:t>
-      </w:r>
-    </w:p>
-    <w:p>
-      <w:pPr>
-        <w:spacing w:after="160"/>
-      </w:pPr>
-      <w:r>
-        <w:rPr>
-          <w:rFonts w:ascii="Arial" w:cs="Arial" w:eastAsia="Arial" w:hAnsi="Arial"/>
-          <w:color w:val="334155"/>
-          <w:sz w:val="22"/>
-          <w:szCs w:val="22"/>
-        </w:rPr>
-        <w:t xml:space="preserve">Post: “Your logs tell you what happened. They cannot tell you whether it should have happened. They cannot prevent it from happening. Logging is forensics. You need governance.”</w:t>
-      </w:r>
-    </w:p>
-    <w:p>
-      <w:pPr>
-        <w:spacing w:after="160"/>
-      </w:pPr>
-      <w:r>
-        <w:rPr>
-          <w:rFonts w:ascii="Arial" w:cs="Arial" w:eastAsia="Arial" w:hAnsi="Arial"/>
-          <w:color w:val="334155"/>
-          <w:sz w:val="22"/>
-          <w:szCs w:val="22"/>
-        </w:rPr>
-        <w:t xml:space="preserve">Theme: Continue disqualifying.</w:t>
-      </w:r>
-    </w:p>
-    <w:p>
-      <w:pPr>
-        <w:spacing w:after="160"/>
-      </w:pPr>
-      <w:r>
-        <w:rPr>
-          <w:rFonts w:ascii="Arial" w:cs="Arial" w:eastAsia="Arial" w:hAnsi="Arial"/>
-          <w:b/>
-          <w:bCs/>
-          <w:color w:val="0F172A"/>
-          <w:sz w:val="22"/>
-          <w:szCs w:val="22"/>
-        </w:rPr>
-        <w:t xml:space="preserve">Day 7 — The Three Decisions</w:t>
-      </w:r>
-    </w:p>
-    <w:p>
-      <w:pPr>
-        <w:spacing w:after="160"/>
-      </w:pPr>
-      <w:r>
-        <w:rPr>
-          <w:rFonts w:ascii="Arial" w:cs="Arial" w:eastAsia="Arial" w:hAnsi="Arial"/>
-          <w:color w:val="334155"/>
-          <w:sz w:val="22"/>
-          <w:szCs w:val="22"/>
-        </w:rPr>
-        <w:t xml:space="preserve">Post: “Every operation in your system should produce one of three outcomes: Allow. Deny. Escalate. If your system only supports two of these, you have a blind spot the size of your entire operations layer.”</w:t>
-      </w:r>
-    </w:p>
-    <w:p>
-      <w:pPr>
-        <w:spacing w:after="160"/>
-      </w:pPr>
-      <w:r>
-        <w:rPr>
-          <w:rFonts w:ascii="Arial" w:cs="Arial" w:eastAsia="Arial" w:hAnsi="Arial"/>
-          <w:color w:val="334155"/>
-          <w:sz w:val="22"/>
-          <w:szCs w:val="22"/>
-        </w:rPr>
-        <w:t xml:space="preserve">Theme: Introduce the framework without naming the product.</w:t>
-      </w:r>
-    </w:p>
-    <w:p>
-      <w:pPr>
-        <w:pStyle w:val="Heading2"/>
-        <w:spacing w:after="200" w:before="360"/>
-      </w:pPr>
-      <w:r>
-        <w:rPr>
-          <w:b/>
-          <w:bCs/>
-        </w:rPr>
-        <w:t xml:space="preserve">Week 2: The Reveal</w:t>
-      </w:r>
-    </w:p>
-    <w:p>
-      <w:pPr>
-        <w:spacing w:after="160"/>
-      </w:pPr>
-      <w:r>
-        <w:rPr>
-          <w:rFonts w:ascii="Arial" w:cs="Arial" w:eastAsia="Arial" w:hAnsi="Arial"/>
-          <w:b/>
-          <w:bCs/>
-          <w:color w:val="0F172A"/>
-          <w:sz w:val="22"/>
-          <w:szCs w:val="22"/>
-        </w:rPr>
-        <w:t xml:space="preserve">Day 8 — The Invariant</w:t>
-      </w:r>
-    </w:p>
-    <w:p>
-      <w:pPr>
-        <w:spacing w:after="160"/>
-      </w:pPr>
-      <w:r>
-        <w:rPr>
-          <w:rFonts w:ascii="Arial" w:cs="Arial" w:eastAsia="Arial" w:hAnsi="Arial"/>
-          <w:color w:val="334155"/>
-          <w:sz w:val="22"/>
-          <w:szCs w:val="22"/>
-        </w:rPr>
-        <w:t xml:space="preserve">Post: “What if nothing in your system could execute until it was evaluated? What if every mutation, every automation, every admin action produced immutable evidence—before it ran? This is not a thought experiment. This is production code. ”</w:t>
-      </w:r>
-    </w:p>
-    <w:p>
-      <w:pPr>
-        <w:spacing w:after="160"/>
-      </w:pPr>
-      <w:r>
-        <w:rPr>
-          <w:rFonts w:ascii="Arial" w:cs="Arial" w:eastAsia="Arial" w:hAnsi="Arial"/>
-          <w:color w:val="334155"/>
-          <w:sz w:val="22"/>
-          <w:szCs w:val="22"/>
-        </w:rPr>
-        <w:t xml:space="preserve">Theme: Reveal the invariant. Tease the product.</w:t>
-      </w:r>
-    </w:p>
-    <w:p>
-      <w:pPr>
-        <w:spacing w:after="160"/>
-      </w:pPr>
-      <w:r>
-        <w:rPr>
-          <w:rFonts w:ascii="Arial" w:cs="Arial" w:eastAsia="Arial" w:hAnsi="Arial"/>
-          <w:b/>
-          <w:bCs/>
-          <w:color w:val="0F172A"/>
-          <w:sz w:val="22"/>
-          <w:szCs w:val="22"/>
-        </w:rPr>
-        <w:t xml:space="preserve">Day 10 — The Proof</w:t>
-      </w:r>
-    </w:p>
-    <w:p>
-      <w:pPr>
-        <w:spacing w:after="160"/>
-      </w:pPr>
-      <w:r>
-        <w:rPr>
-          <w:rFonts w:ascii="Arial" w:cs="Arial" w:eastAsia="Arial" w:hAnsi="Arial"/>
-          <w:color w:val="334155"/>
-          <w:sz w:val="22"/>
-          <w:szCs w:val="22"/>
-        </w:rPr>
-        <w:t xml:space="preserve">Post: “84 capabilities. 75 admin mutations. 9 automated jobs. Zero bypasses. One evidence trail. Running in production since Q1 2026. This is execution control. This is Strix.”</w:t>
-      </w:r>
-    </w:p>
-    <w:p>
-      <w:pPr>
-        <w:spacing w:after="160"/>
-      </w:pPr>
-      <w:r>
-        <w:rPr>
-          <w:rFonts w:ascii="Arial" w:cs="Arial" w:eastAsia="Arial" w:hAnsi="Arial"/>
-          <w:color w:val="334155"/>
-          <w:sz w:val="22"/>
-          <w:szCs w:val="22"/>
-        </w:rPr>
-        <w:t xml:space="preserve">Theme: First product mention. Lead with proof, not promise.</w:t>
-      </w:r>
-    </w:p>
-    <w:p>
-      <w:pPr>
-        <w:spacing w:after="160"/>
-      </w:pPr>
-      <w:r>
-        <w:rPr>
-          <w:rFonts w:ascii="Arial" w:cs="Arial" w:eastAsia="Arial" w:hAnsi="Arial"/>
-          <w:b/>
-          <w:bCs/>
-          <w:color w:val="0F172A"/>
-          <w:sz w:val="22"/>
-          <w:szCs w:val="22"/>
-        </w:rPr>
-        <w:t xml:space="preserve">Day 12 — The Architecture</w:t>
-      </w:r>
-    </w:p>
-    <w:p>
-      <w:pPr>
-        <w:spacing w:after="160"/>
-      </w:pPr>
-      <w:r>
-        <w:rPr>
-          <w:rFonts w:ascii="Arial" w:cs="Arial" w:eastAsia="Arial" w:hAnsi="Arial"/>
-          <w:color w:val="334155"/>
-          <w:sz w:val="22"/>
-          <w:szCs w:val="22"/>
-        </w:rPr>
-        <w:t xml:space="preserve">Post: Show the code diff. adminProcedure → governedProcedure. “One function call. Complete governance. Non-bypassable evaluation with immutable evidence capture. This is not a configuration change. This is a structural guarantee.”</w:t>
-      </w:r>
-    </w:p>
-    <w:p>
-      <w:pPr>
-        <w:spacing w:after="160"/>
-      </w:pPr>
-      <w:r>
-        <w:rPr>
-          <w:rFonts w:ascii="Arial" w:cs="Arial" w:eastAsia="Arial" w:hAnsi="Arial"/>
-          <w:color w:val="334155"/>
-          <w:sz w:val="22"/>
-          <w:szCs w:val="22"/>
-        </w:rPr>
-        <w:t xml:space="preserve">Theme: Technical credibility.</w:t>
-      </w:r>
-    </w:p>
-    <w:p>
-      <w:pPr>
-        <w:spacing w:after="160"/>
-      </w:pPr>
-      <w:r>
-        <w:rPr>
-          <w:rFonts w:ascii="Arial" w:cs="Arial" w:eastAsia="Arial" w:hAnsi="Arial"/>
-          <w:b/>
-          <w:bCs/>
-          <w:color w:val="0F172A"/>
-          <w:sz w:val="22"/>
-          <w:szCs w:val="22"/>
-        </w:rPr>
-        <w:t xml:space="preserve">Day 14 — The Category</w:t>
-      </w:r>
-    </w:p>
-    <w:p>
-      <w:pPr>
-        <w:spacing w:after="160"/>
-      </w:pPr>
-      <w:r>
-        <w:rPr>
-          <w:rFonts w:ascii="Arial" w:cs="Arial" w:eastAsia="Arial" w:hAnsi="Arial"/>
-          <w:color w:val="334155"/>
-          <w:sz w:val="22"/>
-          <w:szCs w:val="22"/>
-        </w:rPr>
-        <w:t xml:space="preserve">Post: “Execution Control is not IAM. It’s not observability. It’s not AI safety. It’s the layer between authorization and operation—the layer that asks: ‘Should you, right now, given everything we know?’ We built the first product in this category. And it’s in production today.”</w:t>
-      </w:r>
-    </w:p>
-    <w:p>
-      <w:pPr>
-        <w:spacing w:after="160"/>
-      </w:pPr>
-      <w:r>
-        <w:rPr>
-          <w:rFonts w:ascii="Arial" w:cs="Arial" w:eastAsia="Arial" w:hAnsi="Arial"/>
-          <w:color w:val="334155"/>
-          <w:sz w:val="22"/>
-          <w:szCs w:val="22"/>
-        </w:rPr>
-        <w:t xml:space="preserve">Theme: Define the category. Claim it. Launch.</w:t>
-      </w:r>
-    </w:p>
-    <w:p>
-      <w:r>
-        <w:br w:type="page"/>
-      </w:r>
-    </w:p>
-    <w:p>
-      <w:pPr>
-        <w:pStyle w:val="Heading1"/>
-        <w:spacing w:after="200" w:before="360"/>
-      </w:pPr>
-      <w:r>
-        <w:rPr>
-          <w:b/>
-          <w:bCs/>
-        </w:rPr>
-        <w:t xml:space="preserve">APPENDIX: PORTFOLIO ASSESSMENT</w:t>
-      </w:r>
-    </w:p>
-    <w:p>
-      <w:pPr>
-        <w:spacing w:after="160"/>
-      </w:pPr>
-      <w:r>
-        <w:rPr>
-          <w:rFonts w:ascii="Arial" w:cs="Arial" w:eastAsia="Arial" w:hAnsi="Arial"/>
-          <w:color w:val="334155"/>
-          <w:sz w:val="22"/>
-          <w:szCs w:val="22"/>
-        </w:rPr>
-        <w:t xml:space="preserve">Additional repositories reviewed at your request.</w:t>
-      </w:r>
-    </w:p>
-    <w:p>
-      <w:pPr>
-        <w:pStyle w:val="Heading2"/>
-        <w:spacing w:after="200" w:before="360"/>
-      </w:pPr>
-      <w:r>
-        <w:rPr>
-          <w:b/>
-          <w:bCs/>
-        </w:rPr>
-        <w:t xml:space="preserve">jason-core</w:t>
-      </w:r>
-    </w:p>
-    <w:p>
-      <w:pPr>
-        <w:spacing w:after="160"/>
-      </w:pPr>
-      <w:r>
-        <w:rPr>
-          <w:rFonts w:ascii="Arial" w:cs="Arial" w:eastAsia="Arial" w:hAnsi="Arial"/>
-          <w:color w:val="334155"/>
-          <w:sz w:val="22"/>
-          <w:szCs w:val="22"/>
-        </w:rPr>
-        <w:t xml:space="preserve">Status: Legacy/placeholder. Single initial commit (Nov 2025). Empty directory structure with config/, modules/, docs/, supabase/, workflows/ folders but no code. Appears to have been a starter template or reference architecture concept that was never developed. Recommendation: Archive or delete. If the name “Jason” refers to an AI agent concept (the strix-platform repo references “Jason” as an agent role), consider whether this concept migrates into the Strix agent orchestration layer rather than living as a separate repo.</w:t>
-      </w:r>
-    </w:p>
-    <w:p>
-      <w:pPr>
-        <w:pStyle w:val="Heading2"/>
-        <w:spacing w:after="200" w:before="360"/>
-      </w:pPr>
-      <w:r>
-        <w:rPr>
-          <w:b/>
-          <w:bCs/>
-        </w:rPr>
-        <w:t xml:space="preserve">ReplyHero</w:t>
-      </w:r>
-    </w:p>
-    <w:p>
-      <w:pPr>
-        <w:spacing w:after="160"/>
-      </w:pPr>
-      <w:r>
-        <w:rPr>
-          <w:rFonts w:ascii="Arial" w:cs="Arial" w:eastAsia="Arial" w:hAnsi="Arial"/>
-          <w:color w:val="334155"/>
-          <w:sz w:val="22"/>
-          <w:szCs w:val="22"/>
-        </w:rPr>
-        <w:t xml:space="preserve">Status: Active (last commit Dec 2025). AI-powered Google Business review management platform. Next.js 14, Prisma, OpenAI for draft response generation, Stripe billing. Deployed at replyhero1.vercel.app. This is a vertical SaaS product—exactly the type of application that would benefit from Strix governance. Recommendation: Use as a second production reference implementation for Strix. If ReplyHero’s admin mutations are governed by Strix, that’s two production deployments as proof points.</w:t>
-      </w:r>
-    </w:p>
-    <w:p>
-      <w:pPr>
-        <w:pStyle w:val="Heading2"/>
-        <w:spacing w:after="200" w:before="360"/>
-      </w:pPr>
-      <w:r>
-        <w:rPr>
-          <w:b/>
-          <w:bCs/>
-        </w:rPr>
-        <w:t xml:space="preserve">replyhero-mobile</w:t>
-      </w:r>
-    </w:p>
-    <w:p>
-      <w:pPr>
-        <w:spacing w:after="160"/>
-      </w:pPr>
-      <w:r>
-        <w:rPr>
-          <w:rFonts w:ascii="Arial" w:cs="Arial" w:eastAsia="Arial" w:hAnsi="Arial"/>
-          <w:color w:val="334155"/>
-          <w:sz w:val="22"/>
-          <w:szCs w:val="22"/>
-        </w:rPr>
-        <w:t xml:space="preserve">Status: Active (last commit Dec 2025). Expo 54 React Native mobile app for ReplyHero. Standard mobile client pattern. Not directly relevant to the Strix narrative unless mobile mutation governance is demonstrated.</w:t>
-      </w:r>
-    </w:p>
-    <w:p>
-      <w:pPr>
-        <w:pStyle w:val="Heading2"/>
-        <w:spacing w:after="200" w:before="360"/>
-      </w:pPr>
-      <w:r>
-        <w:rPr>
-          <w:b/>
-          <w:bCs/>
-        </w:rPr>
-        <w:t xml:space="preserve">strix-saas-template</w:t>
-      </w:r>
-    </w:p>
-    <w:p>
-      <w:pPr>
-        <w:spacing w:after="160"/>
-      </w:pPr>
-      <w:r>
-        <w:rPr>
-          <w:rFonts w:ascii="Arial" w:cs="Arial" w:eastAsia="Arial" w:hAnsi="Arial"/>
-          <w:color w:val="334155"/>
-          <w:sz w:val="22"/>
-          <w:szCs w:val="22"/>
-        </w:rPr>
-        <w:t xml:space="preserve">Status: Functional template (v1.7.6). Next.js 14 SaaS boilerplate with Clerk, Drizzle, Tailwind, multi-tenancy, RBAC, Stripe. This is a distribution channel for Strix—if governance is baked into the template, every app built on it starts with execution control. Recommendation: High strategic value. Embed governedProcedure into the template as the default mutation pattern.</w:t>
-      </w:r>
-    </w:p>
-    <w:p>
-      <w:pPr>
-        <w:pStyle w:val="Heading2"/>
-        <w:spacing w:after="200" w:before="360"/>
-      </w:pPr>
-      <w:r>
-        <w:rPr>
-          <w:b/>
-          <w:bCs/>
-        </w:rPr>
-        <w:t xml:space="preserve">strix-engine</w:t>
-      </w:r>
-    </w:p>
-    <w:p>
-      <w:pPr>
-        <w:spacing w:after="160"/>
-      </w:pPr>
-      <w:r>
-        <w:rPr>
-          <w:rFonts w:ascii="Arial" w:cs="Arial" w:eastAsia="Arial" w:hAnsi="Arial"/>
-          <w:color w:val="334155"/>
-          <w:sz w:val="22"/>
-          <w:szCs w:val="22"/>
-        </w:rPr>
-        <w:t xml:space="preserve">Status: Infrastructure tool. n8n workflow automation running in Docker. Not the core Strix governance product. Potentially useful for automating governance workflows (e.g., approval routing, escalation notifications) but not a product asset itself.</w:t>
-      </w:r>
-    </w:p>
-    <w:p>
-      <w:pPr>
-        <w:pStyle w:val="Heading2"/>
-        <w:spacing w:after="200" w:before="360"/>
-      </w:pPr>
-      <w:r>
-        <w:rPr>
-          <w:b/>
-          <w:bCs/>
-        </w:rPr>
-        <w:t xml:space="preserve">replyhero-backup</w:t>
-      </w:r>
-    </w:p>
-    <w:p>
-      <w:pPr>
-        <w:spacing w:after="160"/>
-      </w:pPr>
-      <w:r>
-        <w:rPr>
-          <w:rFonts w:ascii="Arial" w:cs="Arial" w:eastAsia="Arial" w:hAnsi="Arial"/>
-          <w:color w:val="334155"/>
-          <w:sz w:val="22"/>
-          <w:szCs w:val="22"/>
-        </w:rPr>
-        <w:t xml:space="preserve">Status: Legacy archive. 6 files, no git history, contains exposed credentials in .env.local. Recommendation: Delete immediately. Credentials should be rotated.</w:t>
+        <w:spacing w:after="120"/>
+      </w:pPr>
+      <w:r>
+        <w:rPr>
+          <w:rFonts w:ascii="Arial" w:cs="Arial" w:eastAsia="Arial" w:hAnsi="Arial"/>
+          <w:b/>
+          <w:bCs/>
+          <w:color w:val="0F172A"/>
+          <w:sz w:val="22"/>
+          <w:szCs w:val="22"/>
+        </w:rPr>
+        <w:t xml:space="preserve">Fix Vercel deployment. </w:t>
+      </w:r>
+      <w:r>
+        <w:rPr>
+          <w:rFonts w:ascii="Arial" w:cs="Arial" w:eastAsia="Arial" w:hAnsi="Arial"/>
+          <w:color w:val="334155"/>
+          <w:sz w:val="22"/>
+          <w:szCs w:val="22"/>
+        </w:rPr>
+        <w:t xml:space="preserve">Set root directory to apps/strix-console. Unblocks all site updates.</w:t>
+      </w:r>
+    </w:p>
+    <w:p>
+      <w:pPr>
+        <w:pStyle w:val="ListParagraph"/>
+        <w:numPr>
+          <w:ilvl w:val="0"/>
+          <w:numId w:val="2"/>
+        </w:numPr>
+        <w:spacing w:after="120"/>
+      </w:pPr>
+      <w:r>
+        <w:rPr>
+          <w:rFonts w:ascii="Arial" w:cs="Arial" w:eastAsia="Arial" w:hAnsi="Arial"/>
+          <w:b/>
+          <w:bCs/>
+          <w:color w:val="0F172A"/>
+          <w:sz w:val="22"/>
+          <w:szCs w:val="22"/>
+        </w:rPr>
+        <w:t xml:space="preserve">Add decision lifecycle to site. </w:t>
+      </w:r>
+      <w:r>
+        <w:rPr>
+          <w:rFonts w:ascii="Arial" w:cs="Arial" w:eastAsia="Arial" w:hAnsi="Arial"/>
+          <w:color w:val="334155"/>
+          <w:sz w:val="22"/>
+          <w:szCs w:val="22"/>
+        </w:rPr>
+        <w:t xml:space="preserve">The state machine is the core product. It’s invisible on the current site.</w:t>
+      </w:r>
+    </w:p>
+    <w:p>
+      <w:pPr>
+        <w:pStyle w:val="ListParagraph"/>
+        <w:numPr>
+          <w:ilvl w:val="0"/>
+          <w:numId w:val="2"/>
+        </w:numPr>
+        <w:spacing w:after="120"/>
+      </w:pPr>
+      <w:r>
+        <w:rPr>
+          <w:rFonts w:ascii="Arial" w:cs="Arial" w:eastAsia="Arial" w:hAnsi="Arial"/>
+          <w:b/>
+          <w:bCs/>
+          <w:color w:val="0F172A"/>
+          <w:sz w:val="22"/>
+          <w:szCs w:val="22"/>
+        </w:rPr>
+        <w:t xml:space="preserve">Add execution token section. </w:t>
+      </w:r>
+      <w:r>
+        <w:rPr>
+          <w:rFonts w:ascii="Arial" w:cs="Arial" w:eastAsia="Arial" w:hAnsi="Arial"/>
+          <w:color w:val="334155"/>
+          <w:sz w:val="22"/>
+          <w:szCs w:val="22"/>
+        </w:rPr>
+        <w:t xml:space="preserve">HMAC-signed, single-use, scope-bound tokens are the technical moat. Show them.</w:t>
+      </w:r>
+    </w:p>
+    <w:p>
+      <w:pPr>
+        <w:pStyle w:val="ListParagraph"/>
+        <w:numPr>
+          <w:ilvl w:val="0"/>
+          <w:numId w:val="2"/>
+        </w:numPr>
+        <w:spacing w:after="120"/>
+      </w:pPr>
+      <w:r>
+        <w:rPr>
+          <w:rFonts w:ascii="Arial" w:cs="Arial" w:eastAsia="Arial" w:hAnsi="Arial"/>
+          <w:b/>
+          <w:bCs/>
+          <w:color w:val="0F172A"/>
+          <w:sz w:val="22"/>
+          <w:szCs w:val="22"/>
+        </w:rPr>
+        <w:t xml:space="preserve">Standardize category name. </w:t>
+      </w:r>
+      <w:r>
+        <w:rPr>
+          <w:rFonts w:ascii="Arial" w:cs="Arial" w:eastAsia="Arial" w:hAnsi="Arial"/>
+          <w:color w:val="334155"/>
+          <w:sz w:val="22"/>
+          <w:szCs w:val="22"/>
+        </w:rPr>
+        <w:t xml:space="preserve">“Execution Intelligence” everywhere. Drop “Execution Control” from the about page.</w:t>
+      </w:r>
+    </w:p>
+    <w:p>
+      <w:pPr>
+        <w:pStyle w:val="ListParagraph"/>
+        <w:numPr>
+          <w:ilvl w:val="0"/>
+          <w:numId w:val="2"/>
+        </w:numPr>
+        <w:spacing w:after="120"/>
+      </w:pPr>
+      <w:r>
+        <w:rPr>
+          <w:rFonts w:ascii="Arial" w:cs="Arial" w:eastAsia="Arial" w:hAnsi="Arial"/>
+          <w:b/>
+          <w:bCs/>
+          <w:color w:val="0F172A"/>
+          <w:sz w:val="22"/>
+          <w:szCs w:val="22"/>
+        </w:rPr>
+        <w:t xml:space="preserve">Add SHA-256 evidence hashes to hero table. </w:t>
+      </w:r>
+      <w:r>
+        <w:rPr>
+          <w:rFonts w:ascii="Arial" w:cs="Arial" w:eastAsia="Arial" w:hAnsi="Arial"/>
+          <w:color w:val="334155"/>
+          <w:sz w:val="22"/>
+          <w:szCs w:val="22"/>
+        </w:rPr>
+        <w:t xml:space="preserve">Transform the evidence table from audit log to cryptographic proof.</w:t>
+      </w:r>
+    </w:p>
+    <w:p>
+      <w:pPr>
+        <w:pStyle w:val="ListParagraph"/>
+        <w:numPr>
+          <w:ilvl w:val="0"/>
+          <w:numId w:val="2"/>
+        </w:numPr>
+        <w:spacing w:after="120"/>
+      </w:pPr>
+      <w:r>
+        <w:rPr>
+          <w:rFonts w:ascii="Arial" w:cs="Arial" w:eastAsia="Arial" w:hAnsi="Arial"/>
+          <w:b/>
+          <w:bCs/>
+          <w:color w:val="0F172A"/>
+          <w:sz w:val="22"/>
+          <w:szCs w:val="22"/>
+        </w:rPr>
+        <w:t xml:space="preserve">Delete replyhero-backup. </w:t>
+      </w:r>
+      <w:r>
+        <w:rPr>
+          <w:rFonts w:ascii="Arial" w:cs="Arial" w:eastAsia="Arial" w:hAnsi="Arial"/>
+          <w:color w:val="334155"/>
+          <w:sz w:val="22"/>
+          <w:szCs w:val="22"/>
+        </w:rPr>
+        <w:t xml:space="preserve">Contains exposed credentials. Rotate all credentials found in the file.</w:t>
       </w:r>
     </w:p>
     <w:sectPr>
@@ -5553,7 +7349,7 @@
         <w:sz w:val="16"/>
         <w:szCs w:val="16"/>
       </w:rPr>
-      <w:t xml:space="preserve">|  Execution Control for the AI Era</w:t>
+      <w:t xml:space="preserve">|  Complete Architecture &amp; Strategic Analysis</w:t>
     </w:r>
   </w:p>
 </w:hdr>
